--- a/lib/template/Standard.docx
+++ b/lib/template/Standard.docx
@@ -1,10 +1,10 @@
 
 <file path=word/document.xml><?xml version="1.0" encoding="utf-8"?>
-<w:document xmlns:wpc="http://schemas.microsoft.com/office/word/2010/wordprocessingCanvas" xmlns:cx="http://schemas.microsoft.com/office/drawing/2014/chartex" xmlns:cx1="http://schemas.microsoft.com/office/drawing/2015/9/8/chartex" xmlns:cx2="http://schemas.microsoft.com/office/drawing/2015/10/21/chartex" xmlns:cx3="http://schemas.microsoft.com/office/drawing/2016/5/9/chartex" xmlns:cx4="http://schemas.microsoft.com/office/drawing/2016/5/10/chartex" xmlns:cx5="http://schemas.microsoft.com/office/drawing/2016/5/11/chartex" xmlns:cx6="http://schemas.microsoft.com/office/drawing/2016/5/12/chartex" xmlns:cx7="http://schemas.microsoft.com/office/drawing/2016/5/13/chartex" xmlns:cx8="http://schemas.microsoft.com/office/drawing/2016/5/14/chartex" xmlns:mc="http://schemas.openxmlformats.org/markup-compatibility/2006" xmlns:aink="http://schemas.microsoft.com/office/drawing/2016/ink" xmlns:am3d="http://schemas.microsoft.com/office/drawing/2017/model3d" xmlns:o="urn:schemas-microsoft-com:office:office" xmlns:oel="http://schemas.microsoft.com/office/2019/extlst" xmlns:r="http://schemas.openxmlformats.org/officeDocument/2006/relationships" xmlns:m="http://schemas.openxmlformats.org/officeDocument/2006/math" xmlns:v="urn:schemas-microsoft-com:vml" xmlns:wp14="http://schemas.microsoft.com/office/word/2010/wordprocessingDrawing" xmlns:wp="http://schemas.openxmlformats.org/drawingml/2006/wordprocessingDrawing" xmlns:w10="urn:schemas-microsoft-com:office:word" xmlns:w="http://schemas.openxmlformats.org/wordprocessingml/2006/main" xmlns:w14="http://schemas.microsoft.com/office/word/2010/wordml" xmlns:w15="http://schemas.microsoft.com/office/word/2012/wordml" xmlns:w16cex="http://schemas.microsoft.com/office/word/2018/wordml/cex" xmlns:w16cid="http://schemas.microsoft.com/office/word/2016/wordml/cid" xmlns:w16="http://schemas.microsoft.com/office/word/2018/wordml" xmlns:w16du="http://schemas.microsoft.com/office/word/2023/wordml/word16du" xmlns:w16sdtdh="http://schemas.microsoft.com/office/word/2020/wordml/sdtdatahash" xmlns:w16se="http://schemas.microsoft.com/office/word/2015/wordml/symex" xmlns:wpg="http://schemas.microsoft.com/office/word/2010/wordprocessingGroup" xmlns:wpi="http://schemas.microsoft.com/office/word/2010/wordprocessingInk" xmlns:wne="http://schemas.microsoft.com/office/word/2006/wordml" xmlns:wps="http://schemas.microsoft.com/office/word/2010/wordprocessingShape" mc:Ignorable="w14 w15 w16se w16cid w16 w16cex w16sdtdh w16du wp14">
+<w:document xmlns:wpc="http://schemas.microsoft.com/office/word/2010/wordprocessingCanvas" xmlns:cx="http://schemas.microsoft.com/office/drawing/2014/chartex" xmlns:cx1="http://schemas.microsoft.com/office/drawing/2015/9/8/chartex" xmlns:cx2="http://schemas.microsoft.com/office/drawing/2015/10/21/chartex" xmlns:cx3="http://schemas.microsoft.com/office/drawing/2016/5/9/chartex" xmlns:cx4="http://schemas.microsoft.com/office/drawing/2016/5/10/chartex" xmlns:cx5="http://schemas.microsoft.com/office/drawing/2016/5/11/chartex" xmlns:cx6="http://schemas.microsoft.com/office/drawing/2016/5/12/chartex" xmlns:cx7="http://schemas.microsoft.com/office/drawing/2016/5/13/chartex" xmlns:cx8="http://schemas.microsoft.com/office/drawing/2016/5/14/chartex" xmlns:mc="http://schemas.openxmlformats.org/markup-compatibility/2006" xmlns:aink="http://schemas.microsoft.com/office/drawing/2016/ink" xmlns:am3d="http://schemas.microsoft.com/office/drawing/2017/model3d" xmlns:o="urn:schemas-microsoft-com:office:office" xmlns:oel="http://schemas.microsoft.com/office/2019/extlst" xmlns:r="http://schemas.openxmlformats.org/officeDocument/2006/relationships" xmlns:m="http://schemas.openxmlformats.org/officeDocument/2006/math" xmlns:v="urn:schemas-microsoft-com:vml" xmlns:wp14="http://schemas.microsoft.com/office/word/2010/wordprocessingDrawing" xmlns:wp="http://schemas.openxmlformats.org/drawingml/2006/wordprocessingDrawing" xmlns:w10="urn:schemas-microsoft-com:office:word" xmlns:w="http://schemas.openxmlformats.org/wordprocessingml/2006/main" xmlns:w14="http://schemas.microsoft.com/office/word/2010/wordml" xmlns:w15="http://schemas.microsoft.com/office/word/2012/wordml" xmlns:w16cex="http://schemas.microsoft.com/office/word/2018/wordml/cex" xmlns:w16cid="http://schemas.microsoft.com/office/word/2016/wordml/cid" xmlns:w16="http://schemas.microsoft.com/office/word/2018/wordml" xmlns:w16du="http://schemas.microsoft.com/office/word/2023/wordml/word16du" xmlns:w16sdtdh="http://schemas.microsoft.com/office/word/2020/wordml/sdtdatahash" xmlns:w16sdtfl="http://schemas.microsoft.com/office/word/2024/wordml/sdtformatlock" xmlns:w16se="http://schemas.microsoft.com/office/word/2015/wordml/symex" xmlns:wpg="http://schemas.microsoft.com/office/word/2010/wordprocessingGroup" xmlns:wpi="http://schemas.microsoft.com/office/word/2010/wordprocessingInk" xmlns:wne="http://schemas.microsoft.com/office/word/2006/wordml" xmlns:wps="http://schemas.microsoft.com/office/word/2010/wordprocessingShape" mc:Ignorable="w14 w15 w16se w16cid w16 w16cex w16sdtdh w16sdtfl w16du wp14">
   <w:body>
     <w:p>
       <w:pPr>
-        <w:pStyle w:val="KeinLeerraum"/>
+        <w:pStyle w:val="NoSpacing"/>
       </w:pPr>
       <w:fldSimple w:instr=" MERGEFIELD  =s.mass_unit \* MERGEFORMAT ">
         <w:r>
@@ -202,7 +202,7 @@
               </wp:anchor>
             </w:drawing>
           </mc:Choice>
-          <mc:Fallback xmlns:mo="http://schemas.microsoft.com/office/mac/office/2008/main" xmlns:mv="urn:schemas-microsoft-com:mac:vml">
+          <mc:Fallback xmlns:mv="urn:schemas-microsoft-com:mac:vml" xmlns:mo="http://schemas.microsoft.com/office/mac/office/2008/main">
             <w:pict>
               <v:line w14:anchorId="5337C452" id="Straight Connector 1" o:spid="_x0000_s1026" style="position:absolute;z-index:251659264;visibility:visible;mso-wrap-style:square;mso-width-percent:0;mso-height-percent:0;mso-wrap-distance-left:9pt;mso-wrap-distance-top:0;mso-wrap-distance-right:9pt;mso-wrap-distance-bottom:0;mso-position-horizontal:absolute;mso-position-horizontal-relative:text;mso-position-vertical:absolute;mso-position-vertical-relative:text;mso-width-percent:0;mso-height-percent:0;mso-width-relative:margin;mso-height-relative:margin" from="-5.15pt,15.6pt" to="444.7pt,15.9pt" o:gfxdata="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" strokecolor="#5b9bd5 [3204]" strokeweight=".5pt">
                 <v:stroke joinstyle="miter"/>
@@ -620,7 +620,7 @@
           <v:shape id="_x0000_i1025" type="#_x0000_t75" alt="" style="width:453.5pt;height:129pt;mso-width-percent:0;mso-height-percent:0;mso-width-percent:0;mso-height-percent:0" o:ole="">
             <v:imagedata r:id="rId9" o:title=""/>
           </v:shape>
-          <o:OLEObject Type="Embed" ProgID="ChemDraw.Document.6.0" ShapeID="_x0000_i1025" DrawAspect="Content" ObjectID="_1779608507" r:id="rId10"/>
+          <o:OLEObject Type="Embed" ProgID="ChemDraw.Document.6.0" ShapeID="_x0000_i1025" DrawAspect="Content" ObjectID="_1832216509" r:id="rId10"/>
         </w:object>
       </w:r>
       <w:r>
@@ -787,7 +787,7 @@
           <v:shape id="_x0000_i1026" type="#_x0000_t75" alt="" style="width:453.5pt;height:129pt;mso-width-percent:0;mso-height-percent:0;mso-width-percent:0;mso-height-percent:0" o:ole="">
             <v:imagedata r:id="rId9" o:title=""/>
           </v:shape>
-          <o:OLEObject Type="Embed" ProgID="ChemDraw.Document.6.0" ShapeID="_x0000_i1026" DrawAspect="Content" ObjectID="_1779608508" r:id="rId11"/>
+          <o:OLEObject Type="Embed" ProgID="ChemDraw.Document.6.0" ShapeID="_x0000_i1026" DrawAspect="Content" ObjectID="_1832216510" r:id="rId11"/>
         </w:object>
       </w:r>
       <w:r>
@@ -960,8 +960,8 @@
     </w:p>
     <w:tbl>
       <w:tblPr>
-        <w:tblStyle w:val="Tabellenraster"/>
-        <w:tblW w:w="0" w:type="auto"/>
+        <w:tblStyle w:val="TableGrid"/>
+        <w:tblW w:w="11283" w:type="dxa"/>
         <w:tblBorders>
           <w:top w:val="none" w:sz="0" w:space="0" w:color="auto"/>
           <w:left w:val="none" w:sz="0" w:space="0" w:color="auto"/>
@@ -982,6 +982,8 @@
         <w:gridCol w:w="1418"/>
         <w:gridCol w:w="1077"/>
         <w:gridCol w:w="1134"/>
+        <w:gridCol w:w="1134"/>
+        <w:gridCol w:w="1134"/>
       </w:tblGrid>
       <w:tr>
         <w:trPr>
@@ -1135,6 +1137,246 @@
             </w:pPr>
             <w:r>
               <w:rPr>
+                <w:rFonts w:ascii="Arial" w:hAnsi="Arial" w:cs="Arial"/>
+                <w:noProof/>
+                <w:sz w:val="18"/>
+                <w:szCs w:val="18"/>
+              </w:rPr>
+              <w:t>Density</w:t>
+            </w:r>
+            <w:r>
+              <w:rPr>
+                <w:rFonts w:ascii="Arial" w:hAnsi="Arial" w:cs="Arial"/>
+                <w:noProof/>
+                <w:sz w:val="18"/>
+                <w:szCs w:val="18"/>
+              </w:rPr>
+              <w:t xml:space="preserve"> </w:t>
+            </w:r>
+            <w:r>
+              <w:rPr>
+                <w:rFonts w:ascii="Arial" w:hAnsi="Arial" w:cs="Arial"/>
+                <w:noProof/>
+                <w:sz w:val="18"/>
+                <w:szCs w:val="18"/>
+              </w:rPr>
+              <w:t>[g/mL]</w:t>
+            </w:r>
+          </w:p>
+        </w:tc>
+        <w:tc>
+          <w:tcPr>
+            <w:tcW w:w="1077" w:type="dxa"/>
+          </w:tcPr>
+          <w:p>
+            <w:pPr>
+              <w:jc w:val="center"/>
+              <w:rPr>
+                <w:rFonts w:ascii="Arial" w:hAnsi="Arial" w:cs="Arial"/>
+                <w:noProof/>
+                <w:sz w:val="18"/>
+                <w:szCs w:val="18"/>
+              </w:rPr>
+            </w:pPr>
+            <w:r>
+              <w:rPr>
+                <w:rFonts w:ascii="Arial" w:hAnsi="Arial" w:cs="Arial"/>
+                <w:noProof/>
+                <w:sz w:val="18"/>
+                <w:szCs w:val="18"/>
+              </w:rPr>
+              <w:t>Amount of Substance</w:t>
+            </w:r>
+          </w:p>
+        </w:tc>
+        <w:tc>
+          <w:tcPr>
+            <w:tcW w:w="1134" w:type="dxa"/>
+          </w:tcPr>
+          <w:p>
+            <w:pPr>
+              <w:jc w:val="center"/>
+              <w:rPr>
+                <w:rFonts w:ascii="Arial" w:hAnsi="Arial" w:cs="Arial"/>
+                <w:noProof/>
+                <w:sz w:val="18"/>
+                <w:szCs w:val="18"/>
+              </w:rPr>
+            </w:pPr>
+            <w:r>
+              <w:rPr>
+                <w:rFonts w:ascii="Arial" w:hAnsi="Arial" w:cs="Arial"/>
+                <w:noProof/>
+                <w:sz w:val="18"/>
+                <w:szCs w:val="18"/>
+              </w:rPr>
+              <w:t>Equiv/</w:t>
+            </w:r>
+            <w:r>
+              <w:rPr>
+                <w:rFonts w:ascii="Arial" w:hAnsi="Arial" w:cs="Arial"/>
+                <w:noProof/>
+                <w:color w:val="FF0000"/>
+                <w:sz w:val="18"/>
+                <w:szCs w:val="18"/>
+              </w:rPr>
+              <w:t>yield</w:t>
+            </w:r>
+          </w:p>
+        </w:tc>
+        <w:tc>
+          <w:tcPr>
+            <w:tcW w:w="1134" w:type="dxa"/>
+          </w:tcPr>
+          <w:p>
+            <w:pPr>
+              <w:jc w:val="center"/>
+              <w:rPr>
+                <w:rFonts w:ascii="Arial" w:hAnsi="Arial" w:cs="Arial"/>
+                <w:noProof/>
+                <w:sz w:val="18"/>
+                <w:szCs w:val="18"/>
+              </w:rPr>
+            </w:pPr>
+            <w:r>
+              <w:rPr>
+                <w:rFonts w:ascii="Arial" w:hAnsi="Arial" w:cs="Arial"/>
+                <w:noProof/>
+                <w:sz w:val="18"/>
+                <w:szCs w:val="18"/>
+              </w:rPr>
+              <w:fldChar w:fldCharType="begin"/>
+            </w:r>
+            <w:r>
+              <w:rPr>
+                <w:rFonts w:ascii="Arial" w:hAnsi="Arial" w:cs="Arial"/>
+                <w:noProof/>
+                <w:sz w:val="18"/>
+                <w:szCs w:val="18"/>
+              </w:rPr>
+              <w:instrText xml:space="preserve"> MERGEFIELD  obj.show_weight_percentage:if  \* MERGEFORMAT </w:instrText>
+            </w:r>
+            <w:r>
+              <w:rPr>
+                <w:rFonts w:ascii="Arial" w:hAnsi="Arial" w:cs="Arial"/>
+                <w:noProof/>
+                <w:sz w:val="18"/>
+                <w:szCs w:val="18"/>
+              </w:rPr>
+              <w:fldChar w:fldCharType="separate"/>
+            </w:r>
+            <w:r>
+              <w:rPr>
+                <w:rFonts w:ascii="Arial" w:hAnsi="Arial" w:cs="Arial"/>
+                <w:noProof/>
+                <w:sz w:val="18"/>
+                <w:szCs w:val="18"/>
+              </w:rPr>
+              <w:t>«obj.show_weight_percentage:if»</w:t>
+            </w:r>
+            <w:r>
+              <w:rPr>
+                <w:rFonts w:ascii="Arial" w:hAnsi="Arial" w:cs="Arial"/>
+                <w:noProof/>
+                <w:sz w:val="18"/>
+                <w:szCs w:val="18"/>
+              </w:rPr>
+              <w:fldChar w:fldCharType="end"/>
+            </w:r>
+            <w:r>
+              <w:rPr>
+                <w:rFonts w:ascii="Arial" w:hAnsi="Arial" w:cs="Arial"/>
+                <w:noProof/>
+                <w:sz w:val="18"/>
+                <w:szCs w:val="18"/>
+              </w:rPr>
+              <w:t>Weight percentage</w:t>
+            </w:r>
+            <w:r>
+              <w:rPr>
+                <w:rFonts w:ascii="Arial" w:hAnsi="Arial" w:cs="Arial"/>
+                <w:noProof/>
+                <w:sz w:val="18"/>
+                <w:szCs w:val="18"/>
+              </w:rPr>
+              <w:fldChar w:fldCharType="begin"/>
+            </w:r>
+            <w:r>
+              <w:rPr>
+                <w:rFonts w:ascii="Arial" w:hAnsi="Arial" w:cs="Arial"/>
+                <w:noProof/>
+                <w:sz w:val="18"/>
+                <w:szCs w:val="18"/>
+              </w:rPr>
+              <w:instrText xml:space="preserve"> MERGEFIELD  obj.show_weight_percentage:endIf  \* MERGEFORMAT </w:instrText>
+            </w:r>
+            <w:r>
+              <w:rPr>
+                <w:rFonts w:ascii="Arial" w:hAnsi="Arial" w:cs="Arial"/>
+                <w:noProof/>
+                <w:sz w:val="18"/>
+                <w:szCs w:val="18"/>
+              </w:rPr>
+              <w:fldChar w:fldCharType="separate"/>
+            </w:r>
+            <w:r>
+              <w:rPr>
+                <w:rFonts w:ascii="Arial" w:hAnsi="Arial" w:cs="Arial"/>
+                <w:noProof/>
+                <w:sz w:val="18"/>
+                <w:szCs w:val="18"/>
+              </w:rPr>
+              <w:t>«obj.show_weight_percentage:endIf»</w:t>
+            </w:r>
+            <w:r>
+              <w:rPr>
+                <w:rFonts w:ascii="Arial" w:hAnsi="Arial" w:cs="Arial"/>
+                <w:noProof/>
+                <w:sz w:val="18"/>
+                <w:szCs w:val="18"/>
+              </w:rPr>
+              <w:fldChar w:fldCharType="end"/>
+            </w:r>
+          </w:p>
+        </w:tc>
+        <w:tc>
+          <w:tcPr>
+            <w:tcW w:w="1134" w:type="dxa"/>
+          </w:tcPr>
+          <w:p>
+            <w:pPr>
+              <w:jc w:val="center"/>
+              <w:rPr>
+                <w:rFonts w:ascii="Arial" w:hAnsi="Arial" w:cs="Arial"/>
+                <w:noProof/>
+                <w:sz w:val="18"/>
+                <w:szCs w:val="18"/>
+              </w:rPr>
+            </w:pPr>
+          </w:p>
+        </w:tc>
+      </w:tr>
+      <w:tr>
+        <w:trPr>
+          <w:trHeight w:val="152"/>
+        </w:trPr>
+        <w:tc>
+          <w:tcPr>
+            <w:tcW w:w="10149" w:type="dxa"/>
+            <w:gridSpan w:val="9"/>
+          </w:tcPr>
+          <w:p>
+            <w:pPr>
+              <w:jc w:val="center"/>
+              <w:rPr>
+                <w:rFonts w:ascii="Arial" w:hAnsi="Arial" w:cs="Arial"/>
+                <w:noProof/>
+                <w:sz w:val="18"/>
+                <w:szCs w:val="18"/>
+              </w:rPr>
+            </w:pPr>
+            <w:r>
+              <w:rPr>
                 <w:rFonts w:ascii="Arial" w:hAnsi="Arial" w:cs="Arial" w:hint="eastAsia"/>
                 <w:noProof/>
                 <w:lang w:eastAsia="en-US"/>
@@ -1142,18 +1384,18 @@
               <mc:AlternateContent>
                 <mc:Choice Requires="wps">
                   <w:drawing>
-                    <wp:anchor distT="0" distB="0" distL="114300" distR="114300" simplePos="0" relativeHeight="251663360" behindDoc="0" locked="0" layoutInCell="1" allowOverlap="1" wp14:anchorId="5894D0A3" wp14:editId="12BAC840">
+                    <wp:anchor distT="0" distB="0" distL="114300" distR="114300" simplePos="0" relativeHeight="251667456" behindDoc="0" locked="0" layoutInCell="1" allowOverlap="1" wp14:anchorId="423CBCD3" wp14:editId="2F24C4CB">
                       <wp:simplePos x="0" y="0"/>
-                      <wp:positionH relativeFrom="column">
-                        <wp:posOffset>-3458210</wp:posOffset>
+                      <wp:positionH relativeFrom="margin">
+                        <wp:posOffset>-6350</wp:posOffset>
                       </wp:positionH>
                       <wp:positionV relativeFrom="paragraph">
-                        <wp:posOffset>290195</wp:posOffset>
+                        <wp:posOffset>9525</wp:posOffset>
                       </wp:positionV>
-                      <wp:extent cx="5760000" cy="0"/>
-                      <wp:effectExtent l="0" t="0" r="31750" b="25400"/>
+                      <wp:extent cx="5695950" cy="9525"/>
+                      <wp:effectExtent l="0" t="0" r="19050" b="28575"/>
                       <wp:wrapNone/>
-                      <wp:docPr id="5" name="Straight Connector 5"/>
+                      <wp:docPr id="759747651" name="Straight Connector 759747651"/>
                       <wp:cNvGraphicFramePr/>
                       <a:graphic xmlns:a="http://schemas.openxmlformats.org/drawingml/2006/main">
                         <a:graphicData uri="http://schemas.microsoft.com/office/word/2010/wordprocessingShape">
@@ -1162,12 +1404,12 @@
                             <wps:spPr>
                               <a:xfrm>
                                 <a:off x="0" y="0"/>
-                                <a:ext cx="5760000" cy="0"/>
+                                <a:ext cx="5695950" cy="9525"/>
                               </a:xfrm>
                               <a:prstGeom prst="line">
                                 <a:avLst/>
                               </a:prstGeom>
-                              <a:ln w="12700"/>
+                              <a:ln w="9525"/>
                             </wps:spPr>
                             <wps:style>
                               <a:lnRef idx="1">
@@ -1190,69 +1432,21 @@
                       <wp14:sizeRelH relativeFrom="margin">
                         <wp14:pctWidth>0</wp14:pctWidth>
                       </wp14:sizeRelH>
+                      <wp14:sizeRelV relativeFrom="margin">
+                        <wp14:pctHeight>0</wp14:pctHeight>
+                      </wp14:sizeRelV>
                     </wp:anchor>
                   </w:drawing>
                 </mc:Choice>
                 <mc:Fallback>
                   <w:pict>
-                    <v:line w14:anchorId="4095E87C" id="Straight Connector 5" o:spid="_x0000_s1026" style="position:absolute;z-index:251663360;visibility:visible;mso-wrap-style:square;mso-width-percent:0;mso-wrap-distance-left:9pt;mso-wrap-distance-top:0;mso-wrap-distance-right:9pt;mso-wrap-distance-bottom:0;mso-position-horizontal:absolute;mso-position-horizontal-relative:text;mso-position-vertical:absolute;mso-position-vertical-relative:text;mso-width-percent:0;mso-width-relative:margin" from="-272.3pt,22.85pt" to="181.25pt,22.85pt" o:gfxdata="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" strokecolor="#5b9bd5 [3204]" strokeweight="1pt">
+                    <v:line w14:anchorId="211C4843" id="Straight Connector 759747651" o:spid="_x0000_s1026" style="position:absolute;z-index:251667456;visibility:visible;mso-wrap-style:square;mso-width-percent:0;mso-height-percent:0;mso-wrap-distance-left:9pt;mso-wrap-distance-top:0;mso-wrap-distance-right:9pt;mso-wrap-distance-bottom:0;mso-position-horizontal:absolute;mso-position-horizontal-relative:margin;mso-position-vertical:absolute;mso-position-vertical-relative:text;mso-width-percent:0;mso-height-percent:0;mso-width-relative:margin;mso-height-relative:margin" from="-.5pt,.75pt" to="448pt,1.5pt" o:gfxdata="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" strokecolor="#5b9bd5 [3204]">
                       <v:stroke joinstyle="miter"/>
+                      <w10:wrap anchorx="margin"/>
                     </v:line>
                   </w:pict>
                 </mc:Fallback>
               </mc:AlternateContent>
-            </w:r>
-            <w:r>
-              <w:rPr>
-                <w:rFonts w:ascii="Arial" w:hAnsi="Arial" w:cs="Arial"/>
-                <w:noProof/>
-                <w:sz w:val="18"/>
-                <w:szCs w:val="18"/>
-              </w:rPr>
-              <w:t>Density</w:t>
-            </w:r>
-            <w:r>
-              <w:rPr>
-                <w:rFonts w:ascii="Arial" w:hAnsi="Arial" w:cs="Arial"/>
-                <w:noProof/>
-                <w:sz w:val="18"/>
-                <w:szCs w:val="18"/>
-              </w:rPr>
-              <w:t xml:space="preserve"> </w:t>
-            </w:r>
-            <w:r>
-              <w:rPr>
-                <w:rFonts w:ascii="Arial" w:hAnsi="Arial" w:cs="Arial"/>
-                <w:noProof/>
-                <w:sz w:val="18"/>
-                <w:szCs w:val="18"/>
-              </w:rPr>
-              <w:t>[g/mL]</w:t>
-            </w:r>
-          </w:p>
-        </w:tc>
-        <w:tc>
-          <w:tcPr>
-            <w:tcW w:w="1077" w:type="dxa"/>
-          </w:tcPr>
-          <w:p>
-            <w:pPr>
-              <w:jc w:val="center"/>
-              <w:rPr>
-                <w:rFonts w:ascii="Arial" w:hAnsi="Arial" w:cs="Arial"/>
-                <w:noProof/>
-                <w:sz w:val="18"/>
-                <w:szCs w:val="18"/>
-              </w:rPr>
-            </w:pPr>
-            <w:r>
-              <w:rPr>
-                <w:rFonts w:ascii="Arial" w:hAnsi="Arial" w:cs="Arial"/>
-                <w:noProof/>
-                <w:sz w:val="18"/>
-                <w:szCs w:val="18"/>
-              </w:rPr>
-              <w:t>Amount of Substance</w:t>
             </w:r>
           </w:p>
         </w:tc>
@@ -1270,25 +1464,6 @@
                 <w:szCs w:val="18"/>
               </w:rPr>
             </w:pPr>
-            <w:r>
-              <w:rPr>
-                <w:rFonts w:ascii="Arial" w:hAnsi="Arial" w:cs="Arial"/>
-                <w:noProof/>
-                <w:sz w:val="18"/>
-                <w:szCs w:val="18"/>
-              </w:rPr>
-              <w:t>Equiv/</w:t>
-            </w:r>
-            <w:r>
-              <w:rPr>
-                <w:rFonts w:ascii="Arial" w:hAnsi="Arial" w:cs="Arial"/>
-                <w:noProof/>
-                <w:color w:val="FF0000"/>
-                <w:sz w:val="18"/>
-                <w:szCs w:val="18"/>
-              </w:rPr>
-              <w:t>yield</w:t>
-            </w:r>
           </w:p>
         </w:tc>
       </w:tr>
@@ -1308,6 +1483,14 @@
           <w:sz w:val="18"/>
           <w:szCs w:val="18"/>
         </w:rPr>
+        <w:br/>
+      </w:r>
+      <w:r>
+        <w:rPr>
+          <w:rFonts w:ascii="Arial" w:hAnsi="Arial" w:cs="Arial"/>
+          <w:sz w:val="18"/>
+          <w:szCs w:val="18"/>
+        </w:rPr>
         <w:fldChar w:fldCharType="begin"/>
       </w:r>
       <w:r>
@@ -1522,8 +1705,8 @@
     </w:p>
     <w:tbl>
       <w:tblPr>
-        <w:tblStyle w:val="Tabellenraster"/>
-        <w:tblW w:w="0" w:type="auto"/>
+        <w:tblStyle w:val="TableGrid"/>
+        <w:tblW w:w="10171" w:type="dxa"/>
         <w:tblBorders>
           <w:top w:val="none" w:sz="0" w:space="0" w:color="auto"/>
           <w:left w:val="none" w:sz="0" w:space="0" w:color="auto"/>
@@ -1544,6 +1727,7 @@
         <w:gridCol w:w="1361"/>
         <w:gridCol w:w="1134"/>
         <w:gridCol w:w="1134"/>
+        <w:gridCol w:w="1134"/>
       </w:tblGrid>
       <w:tr>
         <w:trPr>
@@ -2239,6 +2423,1069 @@
             </w:r>
           </w:p>
         </w:tc>
+        <w:tc>
+          <w:tcPr>
+            <w:tcW w:w="1134" w:type="dxa"/>
+          </w:tcPr>
+          <w:p>
+            <w:pPr>
+              <w:jc w:val="center"/>
+              <w:rPr>
+                <w:rFonts w:ascii="Arial" w:hAnsi="Arial" w:cs="Arial"/>
+                <w:noProof/>
+                <w:sz w:val="18"/>
+                <w:szCs w:val="18"/>
+              </w:rPr>
+            </w:pPr>
+            <w:r>
+              <w:rPr>
+                <w:rFonts w:ascii="Arial" w:hAnsi="Arial" w:cs="Arial"/>
+                <w:noProof/>
+                <w:sz w:val="18"/>
+                <w:szCs w:val="18"/>
+              </w:rPr>
+              <w:fldChar w:fldCharType="begin"/>
+            </w:r>
+            <w:r>
+              <w:rPr>
+                <w:rFonts w:ascii="Arial" w:hAnsi="Arial" w:cs="Arial"/>
+                <w:noProof/>
+                <w:sz w:val="18"/>
+                <w:szCs w:val="18"/>
+              </w:rPr>
+              <w:instrText xml:space="preserve"> MERGEFIELD  =s.weight_percentage  \* MERGEFORMAT </w:instrText>
+            </w:r>
+            <w:r>
+              <w:rPr>
+                <w:rFonts w:ascii="Arial" w:hAnsi="Arial" w:cs="Arial"/>
+                <w:noProof/>
+                <w:sz w:val="18"/>
+                <w:szCs w:val="18"/>
+              </w:rPr>
+              <w:fldChar w:fldCharType="separate"/>
+            </w:r>
+            <w:r>
+              <w:rPr>
+                <w:rFonts w:ascii="Arial" w:hAnsi="Arial" w:cs="Arial"/>
+                <w:noProof/>
+                <w:sz w:val="18"/>
+                <w:szCs w:val="18"/>
+              </w:rPr>
+              <w:t>«=s.weight_percentage»</w:t>
+            </w:r>
+            <w:r>
+              <w:rPr>
+                <w:rFonts w:ascii="Arial" w:hAnsi="Arial" w:cs="Arial"/>
+                <w:noProof/>
+                <w:sz w:val="18"/>
+                <w:szCs w:val="18"/>
+              </w:rPr>
+              <w:fldChar w:fldCharType="end"/>
+            </w:r>
+          </w:p>
+        </w:tc>
+      </w:tr>
+      <w:tr>
+        <w:trPr>
+          <w:trHeight w:val="255"/>
+        </w:trPr>
+        <w:tc>
+          <w:tcPr>
+            <w:tcW w:w="9037" w:type="dxa"/>
+            <w:gridSpan w:val="8"/>
+          </w:tcPr>
+          <w:p>
+            <w:pPr>
+              <w:rPr>
+                <w:rFonts w:ascii="Arial" w:hAnsi="Arial" w:cs="Arial"/>
+                <w:noProof/>
+                <w:sz w:val="18"/>
+                <w:szCs w:val="18"/>
+              </w:rPr>
+            </w:pPr>
+            <w:r>
+              <w:rPr>
+                <w:rFonts w:ascii="Arial" w:hAnsi="Arial" w:cs="Arial"/>
+                <w:noProof/>
+                <w:sz w:val="18"/>
+                <w:szCs w:val="18"/>
+              </w:rPr>
+              <w:fldChar w:fldCharType="begin"/>
+            </w:r>
+            <w:r>
+              <w:rPr>
+                <w:rFonts w:ascii="Arial" w:hAnsi="Arial" w:cs="Arial"/>
+                <w:noProof/>
+                <w:sz w:val="18"/>
+                <w:szCs w:val="18"/>
+              </w:rPr>
+              <w:instrText xml:space="preserve"> MERGEFIELD  s.components:if  \* MERGEFORMAT </w:instrText>
+            </w:r>
+            <w:r>
+              <w:rPr>
+                <w:rFonts w:ascii="Arial" w:hAnsi="Arial" w:cs="Arial"/>
+                <w:noProof/>
+                <w:sz w:val="18"/>
+                <w:szCs w:val="18"/>
+              </w:rPr>
+              <w:fldChar w:fldCharType="separate"/>
+            </w:r>
+            <w:r>
+              <w:rPr>
+                <w:rFonts w:ascii="Arial" w:hAnsi="Arial" w:cs="Arial"/>
+                <w:noProof/>
+                <w:sz w:val="18"/>
+                <w:szCs w:val="18"/>
+              </w:rPr>
+              <w:t>«s.components:if»</w:t>
+            </w:r>
+            <w:r>
+              <w:rPr>
+                <w:rFonts w:ascii="Arial" w:hAnsi="Arial" w:cs="Arial"/>
+                <w:noProof/>
+                <w:sz w:val="18"/>
+                <w:szCs w:val="18"/>
+              </w:rPr>
+              <w:fldChar w:fldCharType="end"/>
+            </w:r>
+          </w:p>
+        </w:tc>
+        <w:tc>
+          <w:tcPr>
+            <w:tcW w:w="1134" w:type="dxa"/>
+          </w:tcPr>
+          <w:p>
+            <w:pPr>
+              <w:rPr>
+                <w:rFonts w:ascii="Arial" w:hAnsi="Arial" w:cs="Arial"/>
+                <w:noProof/>
+                <w:sz w:val="18"/>
+                <w:szCs w:val="18"/>
+              </w:rPr>
+            </w:pPr>
+          </w:p>
+        </w:tc>
+      </w:tr>
+      <w:tr>
+        <w:trPr>
+          <w:trHeight w:val="255"/>
+        </w:trPr>
+        <w:tc>
+          <w:tcPr>
+            <w:tcW w:w="9037" w:type="dxa"/>
+            <w:gridSpan w:val="8"/>
+          </w:tcPr>
+          <w:tbl>
+            <w:tblPr>
+              <w:tblStyle w:val="TableGrid"/>
+              <w:tblW w:w="8811" w:type="dxa"/>
+              <w:tblInd w:w="432" w:type="dxa"/>
+              <w:tblLook w:val="04A0" w:firstRow="1" w:lastRow="0" w:firstColumn="1" w:lastColumn="0" w:noHBand="0" w:noVBand="1"/>
+            </w:tblPr>
+            <w:tblGrid>
+              <w:gridCol w:w="358"/>
+              <w:gridCol w:w="1404"/>
+              <w:gridCol w:w="1762"/>
+              <w:gridCol w:w="1762"/>
+              <w:gridCol w:w="1762"/>
+              <w:gridCol w:w="1763"/>
+            </w:tblGrid>
+            <w:tr>
+              <w:tc>
+                <w:tcPr>
+                  <w:tcW w:w="1762" w:type="dxa"/>
+                  <w:gridSpan w:val="2"/>
+                  <w:tcBorders>
+                    <w:top w:val="single" w:sz="4" w:space="0" w:color="auto"/>
+                    <w:left w:val="nil"/>
+                    <w:bottom w:val="single" w:sz="4" w:space="0" w:color="auto"/>
+                    <w:right w:val="nil"/>
+                  </w:tcBorders>
+                </w:tcPr>
+                <w:p>
+                  <w:pPr>
+                    <w:jc w:val="center"/>
+                    <w:rPr>
+                      <w:rFonts w:ascii="Arial" w:hAnsi="Arial" w:cs="Arial"/>
+                      <w:noProof/>
+                      <w:sz w:val="14"/>
+                      <w:szCs w:val="14"/>
+                    </w:rPr>
+                  </w:pPr>
+                  <w:r>
+                    <w:rPr>
+                      <w:rFonts w:ascii="Arial" w:hAnsi="Arial" w:cs="Arial"/>
+                      <w:noProof/>
+                      <w:sz w:val="14"/>
+                      <w:szCs w:val="14"/>
+                    </w:rPr>
+                    <w:t>Component</w:t>
+                  </w:r>
+                </w:p>
+              </w:tc>
+              <w:tc>
+                <w:tcPr>
+                  <w:tcW w:w="1762" w:type="dxa"/>
+                  <w:tcBorders>
+                    <w:top w:val="single" w:sz="4" w:space="0" w:color="auto"/>
+                    <w:left w:val="nil"/>
+                    <w:bottom w:val="single" w:sz="4" w:space="0" w:color="auto"/>
+                    <w:right w:val="nil"/>
+                  </w:tcBorders>
+                </w:tcPr>
+                <w:p>
+                  <w:pPr>
+                    <w:jc w:val="center"/>
+                    <w:rPr>
+                      <w:rFonts w:ascii="Arial" w:hAnsi="Arial" w:cs="Arial"/>
+                      <w:noProof/>
+                      <w:sz w:val="14"/>
+                      <w:szCs w:val="14"/>
+                    </w:rPr>
+                  </w:pPr>
+                  <w:r>
+                    <w:rPr>
+                      <w:rFonts w:ascii="Arial" w:hAnsi="Arial" w:cs="Arial"/>
+                      <w:noProof/>
+                      <w:sz w:val="14"/>
+                      <w:szCs w:val="14"/>
+                    </w:rPr>
+                    <w:t>Amount</w:t>
+                  </w:r>
+                </w:p>
+              </w:tc>
+              <w:tc>
+                <w:tcPr>
+                  <w:tcW w:w="1762" w:type="dxa"/>
+                  <w:tcBorders>
+                    <w:top w:val="single" w:sz="4" w:space="0" w:color="auto"/>
+                    <w:left w:val="nil"/>
+                    <w:bottom w:val="single" w:sz="4" w:space="0" w:color="auto"/>
+                    <w:right w:val="nil"/>
+                  </w:tcBorders>
+                </w:tcPr>
+                <w:p>
+                  <w:pPr>
+                    <w:jc w:val="center"/>
+                    <w:rPr>
+                      <w:rFonts w:ascii="Arial" w:hAnsi="Arial" w:cs="Arial"/>
+                      <w:sz w:val="14"/>
+                      <w:szCs w:val="14"/>
+                    </w:rPr>
+                  </w:pPr>
+                  <w:r>
+                    <w:rPr>
+                      <w:rFonts w:ascii="Arial" w:hAnsi="Arial" w:cs="Arial"/>
+                      <w:sz w:val="14"/>
+                      <w:szCs w:val="14"/>
+                    </w:rPr>
+                    <w:t>Rel. MW</w:t>
+                  </w:r>
+                </w:p>
+              </w:tc>
+              <w:tc>
+                <w:tcPr>
+                  <w:tcW w:w="1762" w:type="dxa"/>
+                  <w:tcBorders>
+                    <w:top w:val="single" w:sz="4" w:space="0" w:color="auto"/>
+                    <w:left w:val="nil"/>
+                    <w:bottom w:val="single" w:sz="4" w:space="0" w:color="auto"/>
+                    <w:right w:val="nil"/>
+                  </w:tcBorders>
+                </w:tcPr>
+                <w:p>
+                  <w:pPr>
+                    <w:jc w:val="center"/>
+                    <w:rPr>
+                      <w:rFonts w:ascii="Arial" w:hAnsi="Arial" w:cs="Arial"/>
+                      <w:noProof/>
+                      <w:sz w:val="14"/>
+                      <w:szCs w:val="14"/>
+                    </w:rPr>
+                  </w:pPr>
+                  <w:r>
+                    <w:rPr>
+                      <w:rFonts w:ascii="Arial" w:hAnsi="Arial" w:cs="Arial"/>
+                      <w:noProof/>
+                      <w:sz w:val="14"/>
+                      <w:szCs w:val="14"/>
+                    </w:rPr>
+                    <w:t>Conc</w:t>
+                  </w:r>
+                </w:p>
+              </w:tc>
+              <w:tc>
+                <w:tcPr>
+                  <w:tcW w:w="1763" w:type="dxa"/>
+                  <w:tcBorders>
+                    <w:top w:val="single" w:sz="4" w:space="0" w:color="auto"/>
+                    <w:left w:val="nil"/>
+                    <w:bottom w:val="single" w:sz="4" w:space="0" w:color="auto"/>
+                    <w:right w:val="nil"/>
+                  </w:tcBorders>
+                </w:tcPr>
+                <w:p>
+                  <w:pPr>
+                    <w:jc w:val="center"/>
+                    <w:rPr>
+                      <w:rFonts w:ascii="Arial" w:hAnsi="Arial" w:cs="Arial"/>
+                      <w:noProof/>
+                      <w:sz w:val="14"/>
+                      <w:szCs w:val="14"/>
+                    </w:rPr>
+                  </w:pPr>
+                  <w:r>
+                    <w:rPr>
+                      <w:rFonts w:ascii="Arial" w:hAnsi="Arial" w:cs="Arial"/>
+                      <w:noProof/>
+                      <w:sz w:val="14"/>
+                      <w:szCs w:val="14"/>
+                    </w:rPr>
+                    <w:t>Ratio</w:t>
+                  </w:r>
+                </w:p>
+              </w:tc>
+            </w:tr>
+            <w:tr>
+              <w:tc>
+                <w:tcPr>
+                  <w:tcW w:w="8811" w:type="dxa"/>
+                  <w:gridSpan w:val="6"/>
+                  <w:tcBorders>
+                    <w:top w:val="single" w:sz="4" w:space="0" w:color="auto"/>
+                    <w:left w:val="nil"/>
+                    <w:bottom w:val="nil"/>
+                    <w:right w:val="nil"/>
+                  </w:tcBorders>
+                </w:tcPr>
+                <w:p>
+                  <w:pPr>
+                    <w:rPr>
+                      <w:rFonts w:ascii="Arial" w:hAnsi="Arial" w:cs="Arial"/>
+                      <w:noProof/>
+                      <w:sz w:val="14"/>
+                      <w:szCs w:val="14"/>
+                    </w:rPr>
+                  </w:pPr>
+                  <w:r>
+                    <w:rPr>
+                      <w:rFonts w:ascii="Arial" w:hAnsi="Arial" w:cs="Arial"/>
+                      <w:noProof/>
+                      <w:sz w:val="14"/>
+                      <w:szCs w:val="14"/>
+                    </w:rPr>
+                    <w:fldChar w:fldCharType="begin"/>
+                  </w:r>
+                  <w:r>
+                    <w:rPr>
+                      <w:rFonts w:ascii="Arial" w:hAnsi="Arial" w:cs="Arial"/>
+                      <w:noProof/>
+                      <w:sz w:val="14"/>
+                      <w:szCs w:val="14"/>
+                    </w:rPr>
+                    <w:instrText xml:space="preserve"> MERGEFIELD  s.components:each(comp)  \* MERGEFORMAT </w:instrText>
+                  </w:r>
+                  <w:r>
+                    <w:rPr>
+                      <w:rFonts w:ascii="Arial" w:hAnsi="Arial" w:cs="Arial"/>
+                      <w:noProof/>
+                      <w:sz w:val="14"/>
+                      <w:szCs w:val="14"/>
+                    </w:rPr>
+                    <w:fldChar w:fldCharType="separate"/>
+                  </w:r>
+                  <w:r>
+                    <w:rPr>
+                      <w:rFonts w:ascii="Arial" w:hAnsi="Arial" w:cs="Arial"/>
+                      <w:noProof/>
+                      <w:sz w:val="14"/>
+                      <w:szCs w:val="14"/>
+                    </w:rPr>
+                    <w:t>«s.components:each(comp)»</w:t>
+                  </w:r>
+                  <w:r>
+                    <w:rPr>
+                      <w:rFonts w:ascii="Arial" w:hAnsi="Arial" w:cs="Arial"/>
+                      <w:noProof/>
+                      <w:sz w:val="14"/>
+                      <w:szCs w:val="14"/>
+                    </w:rPr>
+                    <w:fldChar w:fldCharType="end"/>
+                  </w:r>
+                </w:p>
+              </w:tc>
+            </w:tr>
+            <w:tr>
+              <w:tc>
+                <w:tcPr>
+                  <w:tcW w:w="358" w:type="dxa"/>
+                  <w:tcBorders>
+                    <w:top w:val="nil"/>
+                    <w:left w:val="nil"/>
+                    <w:bottom w:val="nil"/>
+                    <w:right w:val="nil"/>
+                  </w:tcBorders>
+                </w:tcPr>
+                <w:p>
+                  <w:pPr>
+                    <w:jc w:val="center"/>
+                    <w:rPr>
+                      <w:rFonts w:ascii="Arial" w:hAnsi="Arial" w:cs="Arial"/>
+                      <w:noProof/>
+                      <w:sz w:val="14"/>
+                      <w:szCs w:val="14"/>
+                    </w:rPr>
+                  </w:pPr>
+                  <w:r>
+                    <w:rPr>
+                      <w:rFonts w:ascii="Arial" w:hAnsi="Arial" w:cs="Arial"/>
+                      <w:noProof/>
+                      <w:color w:val="833C0B" w:themeColor="accent2" w:themeShade="80"/>
+                      <w:sz w:val="14"/>
+                      <w:szCs w:val="14"/>
+                    </w:rPr>
+                    <w:lastRenderedPageBreak/>
+                    <w:t>C</w:t>
+                  </w:r>
+                </w:p>
+              </w:tc>
+              <w:tc>
+                <w:tcPr>
+                  <w:tcW w:w="1404" w:type="dxa"/>
+                  <w:tcBorders>
+                    <w:top w:val="nil"/>
+                    <w:left w:val="nil"/>
+                    <w:bottom w:val="nil"/>
+                    <w:right w:val="nil"/>
+                  </w:tcBorders>
+                </w:tcPr>
+                <w:p>
+                  <w:pPr>
+                    <w:jc w:val="center"/>
+                    <w:rPr>
+                      <w:rFonts w:ascii="Arial" w:hAnsi="Arial" w:cs="Arial"/>
+                      <w:noProof/>
+                      <w:sz w:val="14"/>
+                      <w:szCs w:val="14"/>
+                    </w:rPr>
+                  </w:pPr>
+                  <w:r>
+                    <w:rPr>
+                      <w:rFonts w:ascii="Arial" w:hAnsi="Arial" w:cs="Arial"/>
+                      <w:noProof/>
+                      <w:color w:val="833C0B" w:themeColor="accent2" w:themeShade="80"/>
+                      <w:sz w:val="14"/>
+                      <w:szCs w:val="14"/>
+                    </w:rPr>
+                    <w:fldChar w:fldCharType="begin"/>
+                  </w:r>
+                  <w:r>
+                    <w:rPr>
+                      <w:rFonts w:ascii="Arial" w:hAnsi="Arial" w:cs="Arial"/>
+                      <w:noProof/>
+                      <w:color w:val="833C0B" w:themeColor="accent2" w:themeShade="80"/>
+                      <w:sz w:val="14"/>
+                      <w:szCs w:val="14"/>
+                    </w:rPr>
+                    <w:instrText xml:space="preserve"> MERGEFIELD  =comp.name  \* MERGEFORMAT </w:instrText>
+                  </w:r>
+                  <w:r>
+                    <w:rPr>
+                      <w:rFonts w:ascii="Arial" w:hAnsi="Arial" w:cs="Arial"/>
+                      <w:noProof/>
+                      <w:color w:val="833C0B" w:themeColor="accent2" w:themeShade="80"/>
+                      <w:sz w:val="14"/>
+                      <w:szCs w:val="14"/>
+                    </w:rPr>
+                    <w:fldChar w:fldCharType="separate"/>
+                  </w:r>
+                  <w:r>
+                    <w:rPr>
+                      <w:rFonts w:ascii="Arial" w:hAnsi="Arial" w:cs="Arial"/>
+                      <w:noProof/>
+                      <w:color w:val="833C0B" w:themeColor="accent2" w:themeShade="80"/>
+                      <w:sz w:val="14"/>
+                      <w:szCs w:val="14"/>
+                    </w:rPr>
+                    <w:t>«=comp.name»</w:t>
+                  </w:r>
+                  <w:r>
+                    <w:rPr>
+                      <w:rFonts w:ascii="Arial" w:hAnsi="Arial" w:cs="Arial"/>
+                      <w:noProof/>
+                      <w:color w:val="833C0B" w:themeColor="accent2" w:themeShade="80"/>
+                      <w:sz w:val="14"/>
+                      <w:szCs w:val="14"/>
+                    </w:rPr>
+                    <w:fldChar w:fldCharType="end"/>
+                  </w:r>
+                </w:p>
+              </w:tc>
+              <w:tc>
+                <w:tcPr>
+                  <w:tcW w:w="1762" w:type="dxa"/>
+                  <w:tcBorders>
+                    <w:top w:val="nil"/>
+                    <w:left w:val="nil"/>
+                    <w:bottom w:val="nil"/>
+                    <w:right w:val="nil"/>
+                  </w:tcBorders>
+                </w:tcPr>
+                <w:p>
+                  <w:pPr>
+                    <w:jc w:val="center"/>
+                    <w:rPr>
+                      <w:rFonts w:ascii="Arial" w:hAnsi="Arial" w:cs="Arial"/>
+                      <w:noProof/>
+                      <w:sz w:val="14"/>
+                      <w:szCs w:val="14"/>
+                    </w:rPr>
+                  </w:pPr>
+                  <w:r>
+                    <w:rPr>
+                      <w:rFonts w:ascii="Arial" w:hAnsi="Arial" w:cs="Arial"/>
+                      <w:noProof/>
+                      <w:sz w:val="14"/>
+                      <w:szCs w:val="14"/>
+                    </w:rPr>
+                    <w:fldChar w:fldCharType="begin"/>
+                  </w:r>
+                  <w:r>
+                    <w:rPr>
+                      <w:rFonts w:ascii="Arial" w:hAnsi="Arial" w:cs="Arial"/>
+                      <w:noProof/>
+                      <w:sz w:val="14"/>
+                      <w:szCs w:val="14"/>
+                    </w:rPr>
+                    <w:instrText xml:space="preserve"> MERGEFIELD  =comp.amount_mol  \* MERGEFORMAT </w:instrText>
+                  </w:r>
+                  <w:r>
+                    <w:rPr>
+                      <w:rFonts w:ascii="Arial" w:hAnsi="Arial" w:cs="Arial"/>
+                      <w:noProof/>
+                      <w:sz w:val="14"/>
+                      <w:szCs w:val="14"/>
+                    </w:rPr>
+                    <w:fldChar w:fldCharType="separate"/>
+                  </w:r>
+                  <w:r>
+                    <w:rPr>
+                      <w:rFonts w:ascii="Arial" w:hAnsi="Arial" w:cs="Arial"/>
+                      <w:noProof/>
+                      <w:sz w:val="14"/>
+                      <w:szCs w:val="14"/>
+                    </w:rPr>
+                    <w:t>«=comp.amount_mol»</w:t>
+                  </w:r>
+                  <w:r>
+                    <w:rPr>
+                      <w:rFonts w:ascii="Arial" w:hAnsi="Arial" w:cs="Arial"/>
+                      <w:noProof/>
+                      <w:sz w:val="14"/>
+                      <w:szCs w:val="14"/>
+                    </w:rPr>
+                    <w:fldChar w:fldCharType="end"/>
+                  </w:r>
+                  <w:r>
+                    <w:rPr>
+                      <w:rFonts w:ascii="Arial" w:hAnsi="Arial" w:cs="Arial"/>
+                      <w:noProof/>
+                      <w:sz w:val="14"/>
+                      <w:szCs w:val="14"/>
+                    </w:rPr>
+                    <w:t xml:space="preserve"> </w:t>
+                  </w:r>
+                  <w:r>
+                    <w:rPr>
+                      <w:rFonts w:ascii="Arial" w:hAnsi="Arial" w:cs="Arial"/>
+                      <w:noProof/>
+                      <w:sz w:val="14"/>
+                      <w:szCs w:val="14"/>
+                    </w:rPr>
+                    <w:fldChar w:fldCharType="begin"/>
+                  </w:r>
+                  <w:r>
+                    <w:rPr>
+                      <w:rFonts w:ascii="Arial" w:hAnsi="Arial" w:cs="Arial"/>
+                      <w:noProof/>
+                      <w:sz w:val="14"/>
+                      <w:szCs w:val="14"/>
+                    </w:rPr>
+                    <w:instrText xml:space="preserve"> MERGEFIELD  =comp.amount_mol_unit  \* MERGEFORMAT </w:instrText>
+                  </w:r>
+                  <w:r>
+                    <w:rPr>
+                      <w:rFonts w:ascii="Arial" w:hAnsi="Arial" w:cs="Arial"/>
+                      <w:noProof/>
+                      <w:sz w:val="14"/>
+                      <w:szCs w:val="14"/>
+                    </w:rPr>
+                    <w:fldChar w:fldCharType="separate"/>
+                  </w:r>
+                  <w:r>
+                    <w:rPr>
+                      <w:rFonts w:ascii="Arial" w:hAnsi="Arial" w:cs="Arial"/>
+                      <w:noProof/>
+                      <w:sz w:val="14"/>
+                      <w:szCs w:val="14"/>
+                    </w:rPr>
+                    <w:t>«=comp.amount_mol_unit»</w:t>
+                  </w:r>
+                  <w:r>
+                    <w:rPr>
+                      <w:rFonts w:ascii="Arial" w:hAnsi="Arial" w:cs="Arial"/>
+                      <w:noProof/>
+                      <w:sz w:val="14"/>
+                      <w:szCs w:val="14"/>
+                    </w:rPr>
+                    <w:fldChar w:fldCharType="end"/>
+                  </w:r>
+                </w:p>
+              </w:tc>
+              <w:tc>
+                <w:tcPr>
+                  <w:tcW w:w="1762" w:type="dxa"/>
+                  <w:tcBorders>
+                    <w:top w:val="nil"/>
+                    <w:left w:val="nil"/>
+                    <w:bottom w:val="nil"/>
+                    <w:right w:val="nil"/>
+                  </w:tcBorders>
+                </w:tcPr>
+                <w:p>
+                  <w:pPr>
+                    <w:jc w:val="center"/>
+                    <w:rPr>
+                      <w:rFonts w:ascii="Arial" w:hAnsi="Arial" w:cs="Arial"/>
+                      <w:noProof/>
+                      <w:sz w:val="14"/>
+                      <w:szCs w:val="14"/>
+                    </w:rPr>
+                  </w:pPr>
+                  <w:r>
+                    <w:rPr>
+                      <w:rFonts w:ascii="Arial" w:hAnsi="Arial" w:cs="Arial"/>
+                      <w:noProof/>
+                      <w:sz w:val="14"/>
+                      <w:szCs w:val="14"/>
+                    </w:rPr>
+                    <w:fldChar w:fldCharType="begin"/>
+                  </w:r>
+                  <w:r>
+                    <w:rPr>
+                      <w:rFonts w:ascii="Arial" w:hAnsi="Arial" w:cs="Arial"/>
+                      <w:noProof/>
+                      <w:sz w:val="14"/>
+                      <w:szCs w:val="14"/>
+                    </w:rPr>
+                    <w:instrText xml:space="preserve"> MERGEFIELD  =comp.relative_molecular_weight  \* MERGEFORMAT </w:instrText>
+                  </w:r>
+                  <w:r>
+                    <w:rPr>
+                      <w:rFonts w:ascii="Arial" w:hAnsi="Arial" w:cs="Arial"/>
+                      <w:noProof/>
+                      <w:sz w:val="14"/>
+                      <w:szCs w:val="14"/>
+                    </w:rPr>
+                    <w:fldChar w:fldCharType="separate"/>
+                  </w:r>
+                  <w:r>
+                    <w:rPr>
+                      <w:rFonts w:ascii="Arial" w:hAnsi="Arial" w:cs="Arial"/>
+                      <w:noProof/>
+                      <w:sz w:val="14"/>
+                      <w:szCs w:val="14"/>
+                    </w:rPr>
+                    <w:t>«=comp.relative_molecular_weight»</w:t>
+                  </w:r>
+                  <w:r>
+                    <w:rPr>
+                      <w:rFonts w:ascii="Arial" w:hAnsi="Arial" w:cs="Arial"/>
+                      <w:noProof/>
+                      <w:sz w:val="14"/>
+                      <w:szCs w:val="14"/>
+                    </w:rPr>
+                    <w:fldChar w:fldCharType="end"/>
+                  </w:r>
+                  <w:r>
+                    <w:rPr>
+                      <w:rFonts w:ascii="Arial" w:hAnsi="Arial" w:cs="Arial"/>
+                      <w:noProof/>
+                      <w:sz w:val="14"/>
+                      <w:szCs w:val="14"/>
+                    </w:rPr>
+                    <w:t xml:space="preserve"> g/mol</w:t>
+                  </w:r>
+                </w:p>
+              </w:tc>
+              <w:tc>
+                <w:tcPr>
+                  <w:tcW w:w="1762" w:type="dxa"/>
+                  <w:tcBorders>
+                    <w:top w:val="nil"/>
+                    <w:left w:val="nil"/>
+                    <w:bottom w:val="nil"/>
+                    <w:right w:val="nil"/>
+                  </w:tcBorders>
+                </w:tcPr>
+                <w:p>
+                  <w:pPr>
+                    <w:jc w:val="center"/>
+                    <w:rPr>
+                      <w:rFonts w:ascii="Arial" w:hAnsi="Arial" w:cs="Arial"/>
+                      <w:noProof/>
+                      <w:sz w:val="14"/>
+                      <w:szCs w:val="14"/>
+                    </w:rPr>
+                  </w:pPr>
+                  <w:r>
+                    <w:rPr>
+                      <w:rFonts w:ascii="Arial" w:hAnsi="Arial" w:cs="Arial"/>
+                      <w:noProof/>
+                      <w:sz w:val="14"/>
+                      <w:szCs w:val="14"/>
+                    </w:rPr>
+                    <w:fldChar w:fldCharType="begin"/>
+                  </w:r>
+                  <w:r>
+                    <w:rPr>
+                      <w:rFonts w:ascii="Arial" w:hAnsi="Arial" w:cs="Arial"/>
+                      <w:noProof/>
+                      <w:sz w:val="14"/>
+                      <w:szCs w:val="14"/>
+                    </w:rPr>
+                    <w:instrText xml:space="preserve"> MERGEFIELD  =comp.concn  \* MERGEFORMAT </w:instrText>
+                  </w:r>
+                  <w:r>
+                    <w:rPr>
+                      <w:rFonts w:ascii="Arial" w:hAnsi="Arial" w:cs="Arial"/>
+                      <w:noProof/>
+                      <w:sz w:val="14"/>
+                      <w:szCs w:val="14"/>
+                    </w:rPr>
+                    <w:fldChar w:fldCharType="separate"/>
+                  </w:r>
+                  <w:r>
+                    <w:rPr>
+                      <w:rFonts w:ascii="Arial" w:hAnsi="Arial" w:cs="Arial"/>
+                      <w:noProof/>
+                      <w:sz w:val="14"/>
+                      <w:szCs w:val="14"/>
+                    </w:rPr>
+                    <w:t>«=comp.concn»</w:t>
+                  </w:r>
+                  <w:r>
+                    <w:rPr>
+                      <w:rFonts w:ascii="Arial" w:hAnsi="Arial" w:cs="Arial"/>
+                      <w:noProof/>
+                      <w:sz w:val="14"/>
+                      <w:szCs w:val="14"/>
+                    </w:rPr>
+                    <w:fldChar w:fldCharType="end"/>
+                  </w:r>
+                  <w:r>
+                    <w:rPr>
+                      <w:rFonts w:ascii="Arial" w:hAnsi="Arial" w:cs="Arial"/>
+                      <w:noProof/>
+                      <w:sz w:val="14"/>
+                      <w:szCs w:val="14"/>
+                    </w:rPr>
+                    <w:t xml:space="preserve"> </w:t>
+                  </w:r>
+                  <w:r>
+                    <w:rPr>
+                      <w:rFonts w:ascii="Arial" w:hAnsi="Arial" w:cs="Arial"/>
+                      <w:noProof/>
+                      <w:sz w:val="14"/>
+                      <w:szCs w:val="14"/>
+                    </w:rPr>
+                    <w:fldChar w:fldCharType="begin"/>
+                  </w:r>
+                  <w:r>
+                    <w:rPr>
+                      <w:rFonts w:ascii="Arial" w:hAnsi="Arial" w:cs="Arial"/>
+                      <w:noProof/>
+                      <w:sz w:val="14"/>
+                      <w:szCs w:val="14"/>
+                    </w:rPr>
+                    <w:instrText xml:space="preserve"> MERGEFIELD  =comp.concn_unit  \* MERGEFORMAT </w:instrText>
+                  </w:r>
+                  <w:r>
+                    <w:rPr>
+                      <w:rFonts w:ascii="Arial" w:hAnsi="Arial" w:cs="Arial"/>
+                      <w:noProof/>
+                      <w:sz w:val="14"/>
+                      <w:szCs w:val="14"/>
+                    </w:rPr>
+                    <w:fldChar w:fldCharType="separate"/>
+                  </w:r>
+                  <w:r>
+                    <w:rPr>
+                      <w:rFonts w:ascii="Arial" w:hAnsi="Arial" w:cs="Arial"/>
+                      <w:noProof/>
+                      <w:sz w:val="14"/>
+                      <w:szCs w:val="14"/>
+                    </w:rPr>
+                    <w:t>«=comp.concn_unit»</w:t>
+                  </w:r>
+                  <w:r>
+                    <w:rPr>
+                      <w:rFonts w:ascii="Arial" w:hAnsi="Arial" w:cs="Arial"/>
+                      <w:noProof/>
+                      <w:sz w:val="14"/>
+                      <w:szCs w:val="14"/>
+                    </w:rPr>
+                    <w:fldChar w:fldCharType="end"/>
+                  </w:r>
+                </w:p>
+              </w:tc>
+              <w:tc>
+                <w:tcPr>
+                  <w:tcW w:w="1763" w:type="dxa"/>
+                  <w:tcBorders>
+                    <w:top w:val="nil"/>
+                    <w:left w:val="nil"/>
+                    <w:bottom w:val="nil"/>
+                    <w:right w:val="nil"/>
+                  </w:tcBorders>
+                </w:tcPr>
+                <w:p>
+                  <w:pPr>
+                    <w:jc w:val="center"/>
+                    <w:rPr>
+                      <w:rFonts w:ascii="Arial" w:hAnsi="Arial" w:cs="Arial"/>
+                      <w:noProof/>
+                      <w:sz w:val="14"/>
+                      <w:szCs w:val="14"/>
+                    </w:rPr>
+                  </w:pPr>
+                  <w:r>
+                    <w:rPr>
+                      <w:rFonts w:ascii="Arial" w:hAnsi="Arial" w:cs="Arial"/>
+                      <w:noProof/>
+                      <w:sz w:val="14"/>
+                      <w:szCs w:val="14"/>
+                    </w:rPr>
+                    <w:fldChar w:fldCharType="begin"/>
+                  </w:r>
+                  <w:r>
+                    <w:rPr>
+                      <w:rFonts w:ascii="Arial" w:hAnsi="Arial" w:cs="Arial"/>
+                      <w:noProof/>
+                      <w:sz w:val="14"/>
+                      <w:szCs w:val="14"/>
+                    </w:rPr>
+                    <w:instrText xml:space="preserve"> MERGEFIELD  =comp.equivalent  \* MERGEFORMAT </w:instrText>
+                  </w:r>
+                  <w:r>
+                    <w:rPr>
+                      <w:rFonts w:ascii="Arial" w:hAnsi="Arial" w:cs="Arial"/>
+                      <w:noProof/>
+                      <w:sz w:val="14"/>
+                      <w:szCs w:val="14"/>
+                    </w:rPr>
+                    <w:fldChar w:fldCharType="separate"/>
+                  </w:r>
+                  <w:r>
+                    <w:rPr>
+                      <w:rFonts w:ascii="Arial" w:hAnsi="Arial" w:cs="Arial"/>
+                      <w:noProof/>
+                      <w:sz w:val="14"/>
+                      <w:szCs w:val="14"/>
+                    </w:rPr>
+                    <w:t>«=comp.equivalent»</w:t>
+                  </w:r>
+                  <w:r>
+                    <w:rPr>
+                      <w:rFonts w:ascii="Arial" w:hAnsi="Arial" w:cs="Arial"/>
+                      <w:noProof/>
+                      <w:sz w:val="14"/>
+                      <w:szCs w:val="14"/>
+                    </w:rPr>
+                    <w:fldChar w:fldCharType="end"/>
+                  </w:r>
+                </w:p>
+              </w:tc>
+            </w:tr>
+          </w:tbl>
+          <w:p>
+            <w:pPr>
+              <w:rPr>
+                <w:rFonts w:ascii="Arial" w:hAnsi="Arial" w:cs="Arial"/>
+                <w:noProof/>
+                <w:sz w:val="14"/>
+                <w:szCs w:val="14"/>
+              </w:rPr>
+            </w:pPr>
+          </w:p>
+        </w:tc>
+        <w:tc>
+          <w:tcPr>
+            <w:tcW w:w="1134" w:type="dxa"/>
+          </w:tcPr>
+          <w:p>
+            <w:pPr>
+              <w:jc w:val="center"/>
+              <w:rPr>
+                <w:rFonts w:ascii="Arial" w:hAnsi="Arial" w:cs="Arial"/>
+                <w:noProof/>
+                <w:sz w:val="14"/>
+                <w:szCs w:val="14"/>
+              </w:rPr>
+            </w:pPr>
+          </w:p>
+        </w:tc>
+      </w:tr>
+      <w:tr>
+        <w:trPr>
+          <w:trHeight w:val="255"/>
+        </w:trPr>
+        <w:tc>
+          <w:tcPr>
+            <w:tcW w:w="9037" w:type="dxa"/>
+            <w:gridSpan w:val="8"/>
+          </w:tcPr>
+          <w:p>
+            <w:pPr>
+              <w:rPr>
+                <w:rFonts w:ascii="Arial" w:hAnsi="Arial" w:cs="Arial"/>
+                <w:noProof/>
+                <w:sz w:val="18"/>
+                <w:szCs w:val="18"/>
+              </w:rPr>
+            </w:pPr>
+            <w:r>
+              <w:rPr>
+                <w:rFonts w:ascii="Arial" w:hAnsi="Arial" w:cs="Arial"/>
+                <w:sz w:val="18"/>
+                <w:szCs w:val="18"/>
+              </w:rPr>
+              <w:fldChar w:fldCharType="begin"/>
+            </w:r>
+            <w:r>
+              <w:rPr>
+                <w:rFonts w:ascii="Arial" w:hAnsi="Arial" w:cs="Arial"/>
+                <w:sz w:val="18"/>
+                <w:szCs w:val="18"/>
+              </w:rPr>
+              <w:instrText xml:space="preserve"> MERGEFIELD  s.components:endEach  \* MERGEFORMAT </w:instrText>
+            </w:r>
+            <w:r>
+              <w:rPr>
+                <w:rFonts w:ascii="Arial" w:hAnsi="Arial" w:cs="Arial"/>
+                <w:sz w:val="18"/>
+                <w:szCs w:val="18"/>
+              </w:rPr>
+              <w:fldChar w:fldCharType="separate"/>
+            </w:r>
+            <w:r>
+              <w:rPr>
+                <w:rFonts w:ascii="Arial" w:hAnsi="Arial" w:cs="Arial"/>
+                <w:noProof/>
+                <w:sz w:val="18"/>
+                <w:szCs w:val="18"/>
+              </w:rPr>
+              <w:t>«s.components:endEach»</w:t>
+            </w:r>
+            <w:r>
+              <w:rPr>
+                <w:rFonts w:ascii="Arial" w:hAnsi="Arial" w:cs="Arial"/>
+                <w:sz w:val="18"/>
+                <w:szCs w:val="18"/>
+              </w:rPr>
+              <w:fldChar w:fldCharType="end"/>
+            </w:r>
+          </w:p>
+        </w:tc>
+        <w:tc>
+          <w:tcPr>
+            <w:tcW w:w="1134" w:type="dxa"/>
+          </w:tcPr>
+          <w:p>
+            <w:pPr>
+              <w:rPr>
+                <w:rFonts w:ascii="Arial" w:hAnsi="Arial" w:cs="Arial"/>
+                <w:sz w:val="18"/>
+                <w:szCs w:val="18"/>
+              </w:rPr>
+            </w:pPr>
+          </w:p>
+        </w:tc>
+      </w:tr>
+      <w:tr>
+        <w:trPr>
+          <w:trHeight w:val="255"/>
+        </w:trPr>
+        <w:tc>
+          <w:tcPr>
+            <w:tcW w:w="9037" w:type="dxa"/>
+            <w:gridSpan w:val="8"/>
+          </w:tcPr>
+          <w:p>
+            <w:pPr>
+              <w:rPr>
+                <w:rFonts w:ascii="Arial" w:hAnsi="Arial" w:cs="Arial"/>
+                <w:sz w:val="18"/>
+                <w:szCs w:val="18"/>
+              </w:rPr>
+            </w:pPr>
+            <w:r>
+              <w:rPr>
+                <w:rFonts w:ascii="Arial" w:hAnsi="Arial" w:cs="Arial"/>
+                <w:sz w:val="18"/>
+                <w:szCs w:val="18"/>
+              </w:rPr>
+              <w:fldChar w:fldCharType="begin"/>
+            </w:r>
+            <w:r>
+              <w:rPr>
+                <w:rFonts w:ascii="Arial" w:hAnsi="Arial" w:cs="Arial"/>
+                <w:sz w:val="18"/>
+                <w:szCs w:val="18"/>
+              </w:rPr>
+              <w:instrText xml:space="preserve"> MERGEFIELD  s.components:endIf  \* MERGEFORMAT </w:instrText>
+            </w:r>
+            <w:r>
+              <w:rPr>
+                <w:rFonts w:ascii="Arial" w:hAnsi="Arial" w:cs="Arial"/>
+                <w:sz w:val="18"/>
+                <w:szCs w:val="18"/>
+              </w:rPr>
+              <w:fldChar w:fldCharType="separate"/>
+            </w:r>
+            <w:r>
+              <w:rPr>
+                <w:rFonts w:ascii="Arial" w:hAnsi="Arial" w:cs="Arial"/>
+                <w:noProof/>
+                <w:sz w:val="18"/>
+                <w:szCs w:val="18"/>
+              </w:rPr>
+              <w:t>«s.components:endIf»</w:t>
+            </w:r>
+            <w:r>
+              <w:rPr>
+                <w:rFonts w:ascii="Arial" w:hAnsi="Arial" w:cs="Arial"/>
+                <w:sz w:val="18"/>
+                <w:szCs w:val="18"/>
+              </w:rPr>
+              <w:fldChar w:fldCharType="end"/>
+            </w:r>
+          </w:p>
+        </w:tc>
+        <w:tc>
+          <w:tcPr>
+            <w:tcW w:w="1134" w:type="dxa"/>
+          </w:tcPr>
+          <w:p>
+            <w:pPr>
+              <w:rPr>
+                <w:rFonts w:ascii="Arial" w:hAnsi="Arial" w:cs="Arial"/>
+                <w:sz w:val="18"/>
+                <w:szCs w:val="18"/>
+              </w:rPr>
+            </w:pPr>
+          </w:p>
+        </w:tc>
       </w:tr>
     </w:tbl>
     <w:p>
@@ -2540,8 +3787,8 @@
     </w:p>
     <w:tbl>
       <w:tblPr>
-        <w:tblStyle w:val="Tabellenraster"/>
-        <w:tblW w:w="0" w:type="auto"/>
+        <w:tblStyle w:val="TableGrid"/>
+        <w:tblW w:w="10174" w:type="dxa"/>
         <w:tblBorders>
           <w:top w:val="none" w:sz="0" w:space="0" w:color="auto"/>
           <w:left w:val="none" w:sz="0" w:space="0" w:color="auto"/>
@@ -2562,6 +3809,7 @@
         <w:gridCol w:w="1361"/>
         <w:gridCol w:w="1134"/>
         <w:gridCol w:w="1134"/>
+        <w:gridCol w:w="1134"/>
       </w:tblGrid>
       <w:tr>
         <w:trPr>
@@ -3275,6 +4523,1067 @@
             </w:r>
           </w:p>
         </w:tc>
+        <w:tc>
+          <w:tcPr>
+            <w:tcW w:w="1134" w:type="dxa"/>
+          </w:tcPr>
+          <w:p>
+            <w:pPr>
+              <w:jc w:val="center"/>
+              <w:rPr>
+                <w:rFonts w:ascii="Arial" w:hAnsi="Arial" w:cs="Arial"/>
+                <w:noProof/>
+                <w:sz w:val="18"/>
+                <w:szCs w:val="18"/>
+              </w:rPr>
+            </w:pPr>
+            <w:r>
+              <w:rPr>
+                <w:rFonts w:ascii="Arial" w:hAnsi="Arial" w:cs="Arial"/>
+                <w:noProof/>
+                <w:sz w:val="18"/>
+                <w:szCs w:val="18"/>
+              </w:rPr>
+              <w:fldChar w:fldCharType="begin"/>
+            </w:r>
+            <w:r>
+              <w:rPr>
+                <w:rFonts w:ascii="Arial" w:hAnsi="Arial" w:cs="Arial"/>
+                <w:noProof/>
+                <w:sz w:val="18"/>
+                <w:szCs w:val="18"/>
+              </w:rPr>
+              <w:instrText xml:space="preserve"> MERGEFIELD  =r.weight_percentage  \* MERGEFORMAT </w:instrText>
+            </w:r>
+            <w:r>
+              <w:rPr>
+                <w:rFonts w:ascii="Arial" w:hAnsi="Arial" w:cs="Arial"/>
+                <w:noProof/>
+                <w:sz w:val="18"/>
+                <w:szCs w:val="18"/>
+              </w:rPr>
+              <w:fldChar w:fldCharType="separate"/>
+            </w:r>
+            <w:r>
+              <w:rPr>
+                <w:rFonts w:ascii="Arial" w:hAnsi="Arial" w:cs="Arial"/>
+                <w:noProof/>
+                <w:sz w:val="18"/>
+                <w:szCs w:val="18"/>
+              </w:rPr>
+              <w:t>«=r.weight_percentage»</w:t>
+            </w:r>
+            <w:r>
+              <w:rPr>
+                <w:rFonts w:ascii="Arial" w:hAnsi="Arial" w:cs="Arial"/>
+                <w:noProof/>
+                <w:sz w:val="18"/>
+                <w:szCs w:val="18"/>
+              </w:rPr>
+              <w:fldChar w:fldCharType="end"/>
+            </w:r>
+          </w:p>
+        </w:tc>
+      </w:tr>
+      <w:tr>
+        <w:trPr>
+          <w:trHeight w:val="255"/>
+        </w:trPr>
+        <w:tc>
+          <w:tcPr>
+            <w:tcW w:w="9040" w:type="dxa"/>
+            <w:gridSpan w:val="8"/>
+          </w:tcPr>
+          <w:p>
+            <w:pPr>
+              <w:rPr>
+                <w:rFonts w:ascii="Arial" w:hAnsi="Arial" w:cs="Arial"/>
+                <w:noProof/>
+                <w:sz w:val="18"/>
+                <w:szCs w:val="18"/>
+              </w:rPr>
+            </w:pPr>
+            <w:r>
+              <w:rPr>
+                <w:rFonts w:ascii="Arial" w:hAnsi="Arial" w:cs="Arial"/>
+                <w:sz w:val="18"/>
+                <w:szCs w:val="18"/>
+              </w:rPr>
+              <w:fldChar w:fldCharType="begin"/>
+            </w:r>
+            <w:r>
+              <w:rPr>
+                <w:rFonts w:ascii="Arial" w:hAnsi="Arial" w:cs="Arial"/>
+                <w:sz w:val="18"/>
+                <w:szCs w:val="18"/>
+              </w:rPr>
+              <w:instrText xml:space="preserve"> MERGEFIELD  r.components:if  \* MERGEFORMAT </w:instrText>
+            </w:r>
+            <w:r>
+              <w:rPr>
+                <w:rFonts w:ascii="Arial" w:hAnsi="Arial" w:cs="Arial"/>
+                <w:sz w:val="18"/>
+                <w:szCs w:val="18"/>
+              </w:rPr>
+              <w:fldChar w:fldCharType="separate"/>
+            </w:r>
+            <w:r>
+              <w:rPr>
+                <w:rFonts w:ascii="Arial" w:hAnsi="Arial" w:cs="Arial"/>
+                <w:noProof/>
+                <w:sz w:val="18"/>
+                <w:szCs w:val="18"/>
+              </w:rPr>
+              <w:t>«r.components:if»</w:t>
+            </w:r>
+            <w:r>
+              <w:rPr>
+                <w:rFonts w:ascii="Arial" w:hAnsi="Arial" w:cs="Arial"/>
+                <w:sz w:val="18"/>
+                <w:szCs w:val="18"/>
+              </w:rPr>
+              <w:fldChar w:fldCharType="end"/>
+            </w:r>
+          </w:p>
+        </w:tc>
+        <w:tc>
+          <w:tcPr>
+            <w:tcW w:w="1134" w:type="dxa"/>
+          </w:tcPr>
+          <w:p>
+            <w:pPr>
+              <w:rPr>
+                <w:rFonts w:ascii="Arial" w:hAnsi="Arial" w:cs="Arial"/>
+                <w:sz w:val="18"/>
+                <w:szCs w:val="18"/>
+              </w:rPr>
+            </w:pPr>
+          </w:p>
+        </w:tc>
+      </w:tr>
+      <w:tr>
+        <w:trPr>
+          <w:trHeight w:val="255"/>
+        </w:trPr>
+        <w:tc>
+          <w:tcPr>
+            <w:tcW w:w="9040" w:type="dxa"/>
+            <w:gridSpan w:val="8"/>
+          </w:tcPr>
+          <w:tbl>
+            <w:tblPr>
+              <w:tblStyle w:val="TableGrid"/>
+              <w:tblW w:w="8814" w:type="dxa"/>
+              <w:tblInd w:w="432" w:type="dxa"/>
+              <w:tblBorders>
+                <w:top w:val="none" w:sz="0" w:space="0" w:color="auto"/>
+                <w:left w:val="none" w:sz="0" w:space="0" w:color="auto"/>
+                <w:bottom w:val="none" w:sz="0" w:space="0" w:color="auto"/>
+                <w:right w:val="none" w:sz="0" w:space="0" w:color="auto"/>
+                <w:insideH w:val="none" w:sz="0" w:space="0" w:color="auto"/>
+                <w:insideV w:val="none" w:sz="0" w:space="0" w:color="auto"/>
+              </w:tblBorders>
+              <w:tblLook w:val="04A0" w:firstRow="1" w:lastRow="0" w:firstColumn="1" w:lastColumn="0" w:noHBand="0" w:noVBand="1"/>
+            </w:tblPr>
+            <w:tblGrid>
+              <w:gridCol w:w="359"/>
+              <w:gridCol w:w="1403"/>
+              <w:gridCol w:w="1763"/>
+              <w:gridCol w:w="1763"/>
+              <w:gridCol w:w="1763"/>
+              <w:gridCol w:w="1763"/>
+            </w:tblGrid>
+            <w:tr>
+              <w:tc>
+                <w:tcPr>
+                  <w:tcW w:w="1762" w:type="dxa"/>
+                  <w:gridSpan w:val="2"/>
+                  <w:tcBorders>
+                    <w:top w:val="single" w:sz="4" w:space="0" w:color="auto"/>
+                    <w:bottom w:val="single" w:sz="4" w:space="0" w:color="auto"/>
+                  </w:tcBorders>
+                </w:tcPr>
+                <w:p>
+                  <w:pPr>
+                    <w:jc w:val="center"/>
+                    <w:rPr>
+                      <w:rFonts w:ascii="Arial" w:hAnsi="Arial" w:cs="Arial"/>
+                      <w:noProof/>
+                      <w:sz w:val="18"/>
+                      <w:szCs w:val="18"/>
+                    </w:rPr>
+                  </w:pPr>
+                  <w:r>
+                    <w:rPr>
+                      <w:rFonts w:ascii="Arial" w:hAnsi="Arial" w:cs="Arial"/>
+                      <w:noProof/>
+                      <w:sz w:val="14"/>
+                      <w:szCs w:val="14"/>
+                    </w:rPr>
+                    <w:t>Component</w:t>
+                  </w:r>
+                </w:p>
+              </w:tc>
+              <w:tc>
+                <w:tcPr>
+                  <w:tcW w:w="1763" w:type="dxa"/>
+                  <w:tcBorders>
+                    <w:top w:val="single" w:sz="4" w:space="0" w:color="auto"/>
+                    <w:bottom w:val="single" w:sz="4" w:space="0" w:color="auto"/>
+                  </w:tcBorders>
+                </w:tcPr>
+                <w:p>
+                  <w:pPr>
+                    <w:jc w:val="center"/>
+                    <w:rPr>
+                      <w:rFonts w:ascii="Arial" w:hAnsi="Arial" w:cs="Arial"/>
+                      <w:noProof/>
+                      <w:sz w:val="18"/>
+                      <w:szCs w:val="18"/>
+                    </w:rPr>
+                  </w:pPr>
+                  <w:r>
+                    <w:rPr>
+                      <w:rFonts w:ascii="Arial" w:hAnsi="Arial" w:cs="Arial"/>
+                      <w:noProof/>
+                      <w:sz w:val="14"/>
+                      <w:szCs w:val="14"/>
+                    </w:rPr>
+                    <w:t>Amount</w:t>
+                  </w:r>
+                </w:p>
+              </w:tc>
+              <w:tc>
+                <w:tcPr>
+                  <w:tcW w:w="1763" w:type="dxa"/>
+                  <w:tcBorders>
+                    <w:top w:val="single" w:sz="4" w:space="0" w:color="auto"/>
+                    <w:bottom w:val="single" w:sz="4" w:space="0" w:color="auto"/>
+                  </w:tcBorders>
+                </w:tcPr>
+                <w:p>
+                  <w:pPr>
+                    <w:jc w:val="center"/>
+                    <w:rPr>
+                      <w:rFonts w:ascii="Arial" w:hAnsi="Arial" w:cs="Arial"/>
+                      <w:noProof/>
+                      <w:sz w:val="18"/>
+                      <w:szCs w:val="18"/>
+                    </w:rPr>
+                  </w:pPr>
+                  <w:r>
+                    <w:rPr>
+                      <w:rFonts w:ascii="Arial" w:hAnsi="Arial" w:cs="Arial"/>
+                      <w:sz w:val="14"/>
+                      <w:szCs w:val="14"/>
+                    </w:rPr>
+                    <w:t>Rel. MW</w:t>
+                  </w:r>
+                </w:p>
+              </w:tc>
+              <w:tc>
+                <w:tcPr>
+                  <w:tcW w:w="1763" w:type="dxa"/>
+                  <w:tcBorders>
+                    <w:top w:val="single" w:sz="4" w:space="0" w:color="auto"/>
+                    <w:bottom w:val="single" w:sz="4" w:space="0" w:color="auto"/>
+                  </w:tcBorders>
+                </w:tcPr>
+                <w:p>
+                  <w:pPr>
+                    <w:jc w:val="center"/>
+                    <w:rPr>
+                      <w:rFonts w:ascii="Arial" w:hAnsi="Arial" w:cs="Arial"/>
+                      <w:noProof/>
+                      <w:sz w:val="18"/>
+                      <w:szCs w:val="18"/>
+                    </w:rPr>
+                  </w:pPr>
+                  <w:r>
+                    <w:rPr>
+                      <w:rFonts w:ascii="Arial" w:hAnsi="Arial" w:cs="Arial"/>
+                      <w:noProof/>
+                      <w:sz w:val="14"/>
+                      <w:szCs w:val="14"/>
+                    </w:rPr>
+                    <w:t>Conc</w:t>
+                  </w:r>
+                </w:p>
+              </w:tc>
+              <w:tc>
+                <w:tcPr>
+                  <w:tcW w:w="1763" w:type="dxa"/>
+                  <w:tcBorders>
+                    <w:top w:val="single" w:sz="4" w:space="0" w:color="auto"/>
+                    <w:bottom w:val="single" w:sz="4" w:space="0" w:color="auto"/>
+                  </w:tcBorders>
+                </w:tcPr>
+                <w:p>
+                  <w:pPr>
+                    <w:jc w:val="center"/>
+                    <w:rPr>
+                      <w:rFonts w:ascii="Arial" w:hAnsi="Arial" w:cs="Arial"/>
+                      <w:noProof/>
+                      <w:sz w:val="18"/>
+                      <w:szCs w:val="18"/>
+                    </w:rPr>
+                  </w:pPr>
+                  <w:r>
+                    <w:rPr>
+                      <w:rFonts w:ascii="Arial" w:hAnsi="Arial" w:cs="Arial"/>
+                      <w:noProof/>
+                      <w:sz w:val="14"/>
+                      <w:szCs w:val="14"/>
+                    </w:rPr>
+                    <w:t>Ratio</w:t>
+                  </w:r>
+                </w:p>
+              </w:tc>
+            </w:tr>
+            <w:tr>
+              <w:tc>
+                <w:tcPr>
+                  <w:tcW w:w="8814" w:type="dxa"/>
+                  <w:gridSpan w:val="6"/>
+                  <w:tcBorders>
+                    <w:top w:val="single" w:sz="4" w:space="0" w:color="auto"/>
+                  </w:tcBorders>
+                </w:tcPr>
+                <w:p>
+                  <w:pPr>
+                    <w:rPr>
+                      <w:rFonts w:ascii="Arial" w:hAnsi="Arial" w:cs="Arial"/>
+                      <w:noProof/>
+                      <w:sz w:val="18"/>
+                      <w:szCs w:val="18"/>
+                    </w:rPr>
+                  </w:pPr>
+                  <w:r>
+                    <w:rPr>
+                      <w:rFonts w:ascii="Arial" w:hAnsi="Arial" w:cs="Arial"/>
+                      <w:sz w:val="14"/>
+                      <w:szCs w:val="14"/>
+                    </w:rPr>
+                    <w:fldChar w:fldCharType="begin"/>
+                  </w:r>
+                  <w:r>
+                    <w:rPr>
+                      <w:rFonts w:ascii="Arial" w:hAnsi="Arial" w:cs="Arial"/>
+                      <w:sz w:val="14"/>
+                      <w:szCs w:val="14"/>
+                    </w:rPr>
+                    <w:instrText xml:space="preserve"> MERGEFIELD  r.components:each(comp)  \* MERGEFORMAT </w:instrText>
+                  </w:r>
+                  <w:r>
+                    <w:rPr>
+                      <w:rFonts w:ascii="Arial" w:hAnsi="Arial" w:cs="Arial"/>
+                      <w:sz w:val="14"/>
+                      <w:szCs w:val="14"/>
+                    </w:rPr>
+                    <w:fldChar w:fldCharType="separate"/>
+                  </w:r>
+                  <w:r>
+                    <w:rPr>
+                      <w:rFonts w:ascii="Arial" w:hAnsi="Arial" w:cs="Arial"/>
+                      <w:noProof/>
+                      <w:sz w:val="14"/>
+                      <w:szCs w:val="14"/>
+                    </w:rPr>
+                    <w:t>«r.components:each(comp)»</w:t>
+                  </w:r>
+                  <w:r>
+                    <w:rPr>
+                      <w:rFonts w:ascii="Arial" w:hAnsi="Arial" w:cs="Arial"/>
+                      <w:sz w:val="14"/>
+                      <w:szCs w:val="14"/>
+                    </w:rPr>
+                    <w:fldChar w:fldCharType="end"/>
+                  </w:r>
+                </w:p>
+              </w:tc>
+            </w:tr>
+            <w:tr>
+              <w:tc>
+                <w:tcPr>
+                  <w:tcW w:w="359" w:type="dxa"/>
+                </w:tcPr>
+                <w:p>
+                  <w:pPr>
+                    <w:jc w:val="center"/>
+                    <w:rPr>
+                      <w:rFonts w:ascii="Arial" w:hAnsi="Arial" w:cs="Arial"/>
+                      <w:noProof/>
+                      <w:sz w:val="18"/>
+                      <w:szCs w:val="18"/>
+                    </w:rPr>
+                  </w:pPr>
+                  <w:r>
+                    <w:rPr>
+                      <w:rFonts w:ascii="Arial" w:hAnsi="Arial" w:cs="Arial"/>
+                      <w:noProof/>
+                      <w:color w:val="833C0B" w:themeColor="accent2" w:themeShade="80"/>
+                      <w:sz w:val="14"/>
+                      <w:szCs w:val="14"/>
+                    </w:rPr>
+                    <w:t>C</w:t>
+                  </w:r>
+                </w:p>
+              </w:tc>
+              <w:tc>
+                <w:tcPr>
+                  <w:tcW w:w="1403" w:type="dxa"/>
+                </w:tcPr>
+                <w:p>
+                  <w:pPr>
+                    <w:jc w:val="center"/>
+                    <w:rPr>
+                      <w:rFonts w:ascii="Arial" w:hAnsi="Arial" w:cs="Arial"/>
+                      <w:noProof/>
+                      <w:sz w:val="18"/>
+                      <w:szCs w:val="18"/>
+                    </w:rPr>
+                  </w:pPr>
+                  <w:r>
+                    <w:rPr>
+                      <w:rFonts w:ascii="Arial" w:hAnsi="Arial" w:cs="Arial"/>
+                      <w:noProof/>
+                      <w:color w:val="833C0B" w:themeColor="accent2" w:themeShade="80"/>
+                      <w:sz w:val="14"/>
+                      <w:szCs w:val="14"/>
+                    </w:rPr>
+                    <w:fldChar w:fldCharType="begin"/>
+                  </w:r>
+                  <w:r>
+                    <w:rPr>
+                      <w:rFonts w:ascii="Arial" w:hAnsi="Arial" w:cs="Arial"/>
+                      <w:noProof/>
+                      <w:color w:val="833C0B" w:themeColor="accent2" w:themeShade="80"/>
+                      <w:sz w:val="14"/>
+                      <w:szCs w:val="14"/>
+                    </w:rPr>
+                    <w:instrText xml:space="preserve"> MERGEFIELD  =comp.name  \* MERGEFORMAT </w:instrText>
+                  </w:r>
+                  <w:r>
+                    <w:rPr>
+                      <w:rFonts w:ascii="Arial" w:hAnsi="Arial" w:cs="Arial"/>
+                      <w:noProof/>
+                      <w:color w:val="833C0B" w:themeColor="accent2" w:themeShade="80"/>
+                      <w:sz w:val="14"/>
+                      <w:szCs w:val="14"/>
+                    </w:rPr>
+                    <w:fldChar w:fldCharType="separate"/>
+                  </w:r>
+                  <w:r>
+                    <w:rPr>
+                      <w:rFonts w:ascii="Arial" w:hAnsi="Arial" w:cs="Arial"/>
+                      <w:noProof/>
+                      <w:color w:val="833C0B" w:themeColor="accent2" w:themeShade="80"/>
+                      <w:sz w:val="14"/>
+                      <w:szCs w:val="14"/>
+                    </w:rPr>
+                    <w:t>«=comp.name»</w:t>
+                  </w:r>
+                  <w:r>
+                    <w:rPr>
+                      <w:rFonts w:ascii="Arial" w:hAnsi="Arial" w:cs="Arial"/>
+                      <w:noProof/>
+                      <w:color w:val="833C0B" w:themeColor="accent2" w:themeShade="80"/>
+                      <w:sz w:val="14"/>
+                      <w:szCs w:val="14"/>
+                    </w:rPr>
+                    <w:fldChar w:fldCharType="end"/>
+                  </w:r>
+                </w:p>
+              </w:tc>
+              <w:tc>
+                <w:tcPr>
+                  <w:tcW w:w="1763" w:type="dxa"/>
+                  <w:tcBorders>
+                    <w:left w:val="nil"/>
+                  </w:tcBorders>
+                </w:tcPr>
+                <w:p>
+                  <w:pPr>
+                    <w:jc w:val="center"/>
+                    <w:rPr>
+                      <w:rFonts w:ascii="Arial" w:hAnsi="Arial" w:cs="Arial"/>
+                      <w:noProof/>
+                      <w:sz w:val="18"/>
+                      <w:szCs w:val="18"/>
+                    </w:rPr>
+                  </w:pPr>
+                  <w:r>
+                    <w:rPr>
+                      <w:rFonts w:ascii="Arial" w:hAnsi="Arial" w:cs="Arial"/>
+                      <w:noProof/>
+                      <w:color w:val="000000"/>
+                      <w:sz w:val="14"/>
+                      <w:szCs w:val="14"/>
+                    </w:rPr>
+                    <w:fldChar w:fldCharType="begin"/>
+                  </w:r>
+                  <w:r>
+                    <w:rPr>
+                      <w:rFonts w:ascii="Arial" w:hAnsi="Arial" w:cs="Arial"/>
+                      <w:noProof/>
+                      <w:color w:val="000000"/>
+                      <w:sz w:val="14"/>
+                      <w:szCs w:val="14"/>
+                    </w:rPr>
+                    <w:instrText xml:space="preserve"> MERGEFIELD  =comp.amount_mol  \* MERGEFORMAT </w:instrText>
+                  </w:r>
+                  <w:r>
+                    <w:rPr>
+                      <w:rFonts w:ascii="Arial" w:hAnsi="Arial" w:cs="Arial"/>
+                      <w:noProof/>
+                      <w:color w:val="000000"/>
+                      <w:sz w:val="14"/>
+                      <w:szCs w:val="14"/>
+                    </w:rPr>
+                    <w:fldChar w:fldCharType="separate"/>
+                  </w:r>
+                  <w:r>
+                    <w:rPr>
+                      <w:rFonts w:ascii="Arial" w:hAnsi="Arial" w:cs="Arial"/>
+                      <w:noProof/>
+                      <w:color w:val="000000"/>
+                      <w:sz w:val="14"/>
+                      <w:szCs w:val="14"/>
+                    </w:rPr>
+                    <w:t>«=comp.amount_mol»</w:t>
+                  </w:r>
+                  <w:r>
+                    <w:rPr>
+                      <w:rFonts w:ascii="Arial" w:hAnsi="Arial" w:cs="Arial"/>
+                      <w:noProof/>
+                      <w:color w:val="000000"/>
+                      <w:sz w:val="14"/>
+                      <w:szCs w:val="14"/>
+                    </w:rPr>
+                    <w:fldChar w:fldCharType="end"/>
+                  </w:r>
+                  <w:r>
+                    <w:rPr>
+                      <w:rFonts w:ascii="Arial" w:hAnsi="Arial" w:cs="Arial"/>
+                      <w:noProof/>
+                      <w:color w:val="000000"/>
+                      <w:sz w:val="14"/>
+                      <w:szCs w:val="14"/>
+                    </w:rPr>
+                    <w:t xml:space="preserve"> </w:t>
+                  </w:r>
+                  <w:r>
+                    <w:rPr>
+                      <w:rFonts w:ascii="Arial" w:hAnsi="Arial" w:cs="Arial"/>
+                      <w:noProof/>
+                      <w:color w:val="000000"/>
+                      <w:sz w:val="14"/>
+                      <w:szCs w:val="14"/>
+                    </w:rPr>
+                    <w:fldChar w:fldCharType="begin"/>
+                  </w:r>
+                  <w:r>
+                    <w:rPr>
+                      <w:rFonts w:ascii="Arial" w:hAnsi="Arial" w:cs="Arial"/>
+                      <w:noProof/>
+                      <w:color w:val="000000"/>
+                      <w:sz w:val="14"/>
+                      <w:szCs w:val="14"/>
+                    </w:rPr>
+                    <w:instrText xml:space="preserve"> MERGEFIELD  =comp.amount_mol_unit  \* MERGEFORMAT </w:instrText>
+                  </w:r>
+                  <w:r>
+                    <w:rPr>
+                      <w:rFonts w:ascii="Arial" w:hAnsi="Arial" w:cs="Arial"/>
+                      <w:noProof/>
+                      <w:color w:val="000000"/>
+                      <w:sz w:val="14"/>
+                      <w:szCs w:val="14"/>
+                    </w:rPr>
+                    <w:fldChar w:fldCharType="separate"/>
+                  </w:r>
+                  <w:r>
+                    <w:rPr>
+                      <w:rFonts w:ascii="Arial" w:hAnsi="Arial" w:cs="Arial"/>
+                      <w:noProof/>
+                      <w:color w:val="000000"/>
+                      <w:sz w:val="14"/>
+                      <w:szCs w:val="14"/>
+                    </w:rPr>
+                    <w:t>«=comp.amount_mol_unit»</w:t>
+                  </w:r>
+                  <w:r>
+                    <w:rPr>
+                      <w:rFonts w:ascii="Arial" w:hAnsi="Arial" w:cs="Arial"/>
+                      <w:noProof/>
+                      <w:color w:val="000000"/>
+                      <w:sz w:val="14"/>
+                      <w:szCs w:val="14"/>
+                    </w:rPr>
+                    <w:fldChar w:fldCharType="end"/>
+                  </w:r>
+                </w:p>
+              </w:tc>
+              <w:tc>
+                <w:tcPr>
+                  <w:tcW w:w="1763" w:type="dxa"/>
+                </w:tcPr>
+                <w:p>
+                  <w:pPr>
+                    <w:jc w:val="center"/>
+                    <w:rPr>
+                      <w:rFonts w:ascii="Arial" w:hAnsi="Arial" w:cs="Arial"/>
+                      <w:noProof/>
+                      <w:sz w:val="18"/>
+                      <w:szCs w:val="18"/>
+                    </w:rPr>
+                  </w:pPr>
+                  <w:r>
+                    <w:rPr>
+                      <w:rFonts w:ascii="Arial" w:hAnsi="Arial" w:cs="Arial"/>
+                      <w:noProof/>
+                      <w:color w:val="000000"/>
+                      <w:sz w:val="14"/>
+                      <w:szCs w:val="14"/>
+                    </w:rPr>
+                    <w:fldChar w:fldCharType="begin"/>
+                  </w:r>
+                  <w:r>
+                    <w:rPr>
+                      <w:rFonts w:ascii="Arial" w:hAnsi="Arial" w:cs="Arial"/>
+                      <w:noProof/>
+                      <w:color w:val="000000"/>
+                      <w:sz w:val="14"/>
+                      <w:szCs w:val="14"/>
+                    </w:rPr>
+                    <w:instrText xml:space="preserve"> MERGEFIELD  =comp.relative_molecular_weight  \* MERGEFORMAT </w:instrText>
+                  </w:r>
+                  <w:r>
+                    <w:rPr>
+                      <w:rFonts w:ascii="Arial" w:hAnsi="Arial" w:cs="Arial"/>
+                      <w:noProof/>
+                      <w:color w:val="000000"/>
+                      <w:sz w:val="14"/>
+                      <w:szCs w:val="14"/>
+                    </w:rPr>
+                    <w:fldChar w:fldCharType="separate"/>
+                  </w:r>
+                  <w:r>
+                    <w:rPr>
+                      <w:rFonts w:ascii="Arial" w:hAnsi="Arial" w:cs="Arial"/>
+                      <w:noProof/>
+                      <w:color w:val="000000"/>
+                      <w:sz w:val="14"/>
+                      <w:szCs w:val="14"/>
+                    </w:rPr>
+                    <w:t>«=comp.relative_molecular_weight»</w:t>
+                  </w:r>
+                  <w:r>
+                    <w:rPr>
+                      <w:rFonts w:ascii="Arial" w:hAnsi="Arial" w:cs="Arial"/>
+                      <w:noProof/>
+                      <w:color w:val="000000"/>
+                      <w:sz w:val="14"/>
+                      <w:szCs w:val="14"/>
+                    </w:rPr>
+                    <w:fldChar w:fldCharType="end"/>
+                  </w:r>
+                  <w:r>
+                    <w:rPr>
+                      <w:rFonts w:ascii="Arial" w:hAnsi="Arial" w:cs="Arial"/>
+                      <w:noProof/>
+                      <w:color w:val="000000"/>
+                      <w:sz w:val="14"/>
+                      <w:szCs w:val="14"/>
+                    </w:rPr>
+                    <w:t xml:space="preserve"> g/mol</w:t>
+                  </w:r>
+                </w:p>
+              </w:tc>
+              <w:tc>
+                <w:tcPr>
+                  <w:tcW w:w="1763" w:type="dxa"/>
+                </w:tcPr>
+                <w:p>
+                  <w:pPr>
+                    <w:jc w:val="center"/>
+                    <w:rPr>
+                      <w:rFonts w:ascii="Arial" w:hAnsi="Arial" w:cs="Arial"/>
+                      <w:noProof/>
+                      <w:sz w:val="18"/>
+                      <w:szCs w:val="18"/>
+                    </w:rPr>
+                  </w:pPr>
+                  <w:r>
+                    <w:rPr>
+                      <w:rFonts w:ascii="Arial" w:hAnsi="Arial" w:cs="Arial"/>
+                      <w:noProof/>
+                      <w:color w:val="000000"/>
+                      <w:sz w:val="14"/>
+                      <w:szCs w:val="14"/>
+                    </w:rPr>
+                    <w:fldChar w:fldCharType="begin"/>
+                  </w:r>
+                  <w:r>
+                    <w:rPr>
+                      <w:rFonts w:ascii="Arial" w:hAnsi="Arial" w:cs="Arial"/>
+                      <w:noProof/>
+                      <w:color w:val="000000"/>
+                      <w:sz w:val="14"/>
+                      <w:szCs w:val="14"/>
+                    </w:rPr>
+                    <w:instrText xml:space="preserve"> MERGEFIELD  =comp.concn  \* MERGEFORMAT </w:instrText>
+                  </w:r>
+                  <w:r>
+                    <w:rPr>
+                      <w:rFonts w:ascii="Arial" w:hAnsi="Arial" w:cs="Arial"/>
+                      <w:noProof/>
+                      <w:color w:val="000000"/>
+                      <w:sz w:val="14"/>
+                      <w:szCs w:val="14"/>
+                    </w:rPr>
+                    <w:fldChar w:fldCharType="separate"/>
+                  </w:r>
+                  <w:r>
+                    <w:rPr>
+                      <w:rFonts w:ascii="Arial" w:hAnsi="Arial" w:cs="Arial"/>
+                      <w:noProof/>
+                      <w:color w:val="000000"/>
+                      <w:sz w:val="14"/>
+                      <w:szCs w:val="14"/>
+                    </w:rPr>
+                    <w:t>«=comp.concn»</w:t>
+                  </w:r>
+                  <w:r>
+                    <w:rPr>
+                      <w:rFonts w:ascii="Arial" w:hAnsi="Arial" w:cs="Arial"/>
+                      <w:noProof/>
+                      <w:color w:val="000000"/>
+                      <w:sz w:val="14"/>
+                      <w:szCs w:val="14"/>
+                    </w:rPr>
+                    <w:fldChar w:fldCharType="end"/>
+                  </w:r>
+                  <w:r>
+                    <w:rPr>
+                      <w:rFonts w:ascii="Arial" w:hAnsi="Arial" w:cs="Arial"/>
+                      <w:noProof/>
+                      <w:color w:val="000000"/>
+                      <w:sz w:val="14"/>
+                      <w:szCs w:val="14"/>
+                    </w:rPr>
+                    <w:t xml:space="preserve"> </w:t>
+                  </w:r>
+                  <w:r>
+                    <w:rPr>
+                      <w:rFonts w:ascii="Arial" w:hAnsi="Arial" w:cs="Arial"/>
+                      <w:noProof/>
+                      <w:color w:val="000000"/>
+                      <w:sz w:val="14"/>
+                      <w:szCs w:val="14"/>
+                    </w:rPr>
+                    <w:fldChar w:fldCharType="begin"/>
+                  </w:r>
+                  <w:r>
+                    <w:rPr>
+                      <w:rFonts w:ascii="Arial" w:hAnsi="Arial" w:cs="Arial"/>
+                      <w:noProof/>
+                      <w:color w:val="000000"/>
+                      <w:sz w:val="14"/>
+                      <w:szCs w:val="14"/>
+                    </w:rPr>
+                    <w:instrText xml:space="preserve"> MERGEFIELD  =comp.concn_unit  \* MERGEFORMAT </w:instrText>
+                  </w:r>
+                  <w:r>
+                    <w:rPr>
+                      <w:rFonts w:ascii="Arial" w:hAnsi="Arial" w:cs="Arial"/>
+                      <w:noProof/>
+                      <w:color w:val="000000"/>
+                      <w:sz w:val="14"/>
+                      <w:szCs w:val="14"/>
+                    </w:rPr>
+                    <w:fldChar w:fldCharType="separate"/>
+                  </w:r>
+                  <w:r>
+                    <w:rPr>
+                      <w:rFonts w:ascii="Arial" w:hAnsi="Arial" w:cs="Arial"/>
+                      <w:noProof/>
+                      <w:color w:val="000000"/>
+                      <w:sz w:val="14"/>
+                      <w:szCs w:val="14"/>
+                    </w:rPr>
+                    <w:t>«=comp.concn_unit»</w:t>
+                  </w:r>
+                  <w:r>
+                    <w:rPr>
+                      <w:rFonts w:ascii="Arial" w:hAnsi="Arial" w:cs="Arial"/>
+                      <w:noProof/>
+                      <w:color w:val="000000"/>
+                      <w:sz w:val="14"/>
+                      <w:szCs w:val="14"/>
+                    </w:rPr>
+                    <w:fldChar w:fldCharType="end"/>
+                  </w:r>
+                </w:p>
+              </w:tc>
+              <w:tc>
+                <w:tcPr>
+                  <w:tcW w:w="1763" w:type="dxa"/>
+                </w:tcPr>
+                <w:p>
+                  <w:pPr>
+                    <w:jc w:val="center"/>
+                    <w:rPr>
+                      <w:rFonts w:ascii="Arial" w:hAnsi="Arial" w:cs="Arial"/>
+                      <w:sz w:val="14"/>
+                      <w:szCs w:val="14"/>
+                    </w:rPr>
+                  </w:pPr>
+                  <w:r>
+                    <w:rPr>
+                      <w:rFonts w:ascii="Arial" w:hAnsi="Arial" w:cs="Arial"/>
+                      <w:noProof/>
+                      <w:color w:val="000000"/>
+                      <w:sz w:val="14"/>
+                      <w:szCs w:val="14"/>
+                    </w:rPr>
+                    <w:fldChar w:fldCharType="begin"/>
+                  </w:r>
+                  <w:r>
+                    <w:rPr>
+                      <w:rFonts w:ascii="Arial" w:hAnsi="Arial" w:cs="Arial"/>
+                      <w:noProof/>
+                      <w:color w:val="000000"/>
+                      <w:sz w:val="14"/>
+                      <w:szCs w:val="14"/>
+                    </w:rPr>
+                    <w:instrText xml:space="preserve"> MERGEFIELD  =comp.equivalent  \* MERGEFORMAT </w:instrText>
+                  </w:r>
+                  <w:r>
+                    <w:rPr>
+                      <w:rFonts w:ascii="Arial" w:hAnsi="Arial" w:cs="Arial"/>
+                      <w:noProof/>
+                      <w:color w:val="000000"/>
+                      <w:sz w:val="14"/>
+                      <w:szCs w:val="14"/>
+                    </w:rPr>
+                    <w:fldChar w:fldCharType="separate"/>
+                  </w:r>
+                  <w:r>
+                    <w:rPr>
+                      <w:rFonts w:ascii="Arial" w:hAnsi="Arial" w:cs="Arial"/>
+                      <w:noProof/>
+                      <w:color w:val="000000"/>
+                      <w:sz w:val="14"/>
+                      <w:szCs w:val="14"/>
+                    </w:rPr>
+                    <w:t>«=comp.equivalent»</w:t>
+                  </w:r>
+                  <w:r>
+                    <w:rPr>
+                      <w:rFonts w:ascii="Arial" w:hAnsi="Arial" w:cs="Arial"/>
+                      <w:noProof/>
+                      <w:color w:val="000000"/>
+                      <w:sz w:val="14"/>
+                      <w:szCs w:val="14"/>
+                    </w:rPr>
+                    <w:fldChar w:fldCharType="end"/>
+                  </w:r>
+                </w:p>
+                <w:p>
+                  <w:pPr>
+                    <w:jc w:val="center"/>
+                    <w:rPr>
+                      <w:rFonts w:ascii="Arial" w:hAnsi="Arial" w:cs="Arial"/>
+                      <w:noProof/>
+                      <w:sz w:val="18"/>
+                      <w:szCs w:val="18"/>
+                    </w:rPr>
+                  </w:pPr>
+                </w:p>
+              </w:tc>
+            </w:tr>
+          </w:tbl>
+          <w:p>
+            <w:pPr>
+              <w:jc w:val="center"/>
+              <w:rPr>
+                <w:rFonts w:ascii="Arial" w:hAnsi="Arial" w:cs="Arial"/>
+                <w:noProof/>
+                <w:sz w:val="18"/>
+                <w:szCs w:val="18"/>
+              </w:rPr>
+            </w:pPr>
+          </w:p>
+        </w:tc>
+        <w:tc>
+          <w:tcPr>
+            <w:tcW w:w="1134" w:type="dxa"/>
+          </w:tcPr>
+          <w:p>
+            <w:pPr>
+              <w:jc w:val="center"/>
+              <w:rPr>
+                <w:rFonts w:ascii="Arial" w:hAnsi="Arial" w:cs="Arial"/>
+                <w:noProof/>
+                <w:sz w:val="14"/>
+                <w:szCs w:val="14"/>
+              </w:rPr>
+            </w:pPr>
+          </w:p>
+        </w:tc>
+      </w:tr>
+      <w:tr>
+        <w:trPr>
+          <w:trHeight w:val="255"/>
+        </w:trPr>
+        <w:tc>
+          <w:tcPr>
+            <w:tcW w:w="9040" w:type="dxa"/>
+            <w:gridSpan w:val="8"/>
+          </w:tcPr>
+          <w:p>
+            <w:pPr>
+              <w:rPr>
+                <w:rFonts w:ascii="Arial" w:hAnsi="Arial" w:cs="Arial"/>
+                <w:noProof/>
+                <w:sz w:val="18"/>
+                <w:szCs w:val="18"/>
+              </w:rPr>
+            </w:pPr>
+            <w:r>
+              <w:rPr>
+                <w:rFonts w:ascii="Arial" w:hAnsi="Arial" w:cs="Arial"/>
+                <w:sz w:val="18"/>
+                <w:szCs w:val="18"/>
+              </w:rPr>
+              <w:fldChar w:fldCharType="begin"/>
+            </w:r>
+            <w:r>
+              <w:rPr>
+                <w:rFonts w:ascii="Arial" w:hAnsi="Arial" w:cs="Arial"/>
+                <w:sz w:val="18"/>
+                <w:szCs w:val="18"/>
+              </w:rPr>
+              <w:instrText xml:space="preserve"> MERGEFIELD  r.components:endEach  \* MERGEFORMAT </w:instrText>
+            </w:r>
+            <w:r>
+              <w:rPr>
+                <w:rFonts w:ascii="Arial" w:hAnsi="Arial" w:cs="Arial"/>
+                <w:sz w:val="18"/>
+                <w:szCs w:val="18"/>
+              </w:rPr>
+              <w:fldChar w:fldCharType="separate"/>
+            </w:r>
+            <w:r>
+              <w:rPr>
+                <w:rFonts w:ascii="Arial" w:hAnsi="Arial" w:cs="Arial"/>
+                <w:noProof/>
+                <w:sz w:val="18"/>
+                <w:szCs w:val="18"/>
+              </w:rPr>
+              <w:t>«r.components:endEach»</w:t>
+            </w:r>
+            <w:r>
+              <w:rPr>
+                <w:rFonts w:ascii="Arial" w:hAnsi="Arial" w:cs="Arial"/>
+                <w:sz w:val="18"/>
+                <w:szCs w:val="18"/>
+              </w:rPr>
+              <w:fldChar w:fldCharType="end"/>
+            </w:r>
+          </w:p>
+        </w:tc>
+        <w:tc>
+          <w:tcPr>
+            <w:tcW w:w="1134" w:type="dxa"/>
+          </w:tcPr>
+          <w:p>
+            <w:pPr>
+              <w:rPr>
+                <w:rFonts w:ascii="Arial" w:hAnsi="Arial" w:cs="Arial"/>
+                <w:sz w:val="18"/>
+                <w:szCs w:val="18"/>
+              </w:rPr>
+            </w:pPr>
+          </w:p>
+        </w:tc>
+      </w:tr>
+      <w:tr>
+        <w:trPr>
+          <w:trHeight w:val="255"/>
+        </w:trPr>
+        <w:tc>
+          <w:tcPr>
+            <w:tcW w:w="9040" w:type="dxa"/>
+            <w:gridSpan w:val="8"/>
+          </w:tcPr>
+          <w:p>
+            <w:pPr>
+              <w:rPr>
+                <w:rFonts w:ascii="Arial" w:hAnsi="Arial" w:cs="Arial"/>
+                <w:noProof/>
+                <w:sz w:val="18"/>
+                <w:szCs w:val="18"/>
+              </w:rPr>
+            </w:pPr>
+            <w:r>
+              <w:rPr>
+                <w:rFonts w:ascii="Arial" w:hAnsi="Arial" w:cs="Arial"/>
+                <w:sz w:val="18"/>
+                <w:szCs w:val="18"/>
+              </w:rPr>
+              <w:fldChar w:fldCharType="begin"/>
+            </w:r>
+            <w:r>
+              <w:rPr>
+                <w:rFonts w:ascii="Arial" w:hAnsi="Arial" w:cs="Arial"/>
+                <w:sz w:val="18"/>
+                <w:szCs w:val="18"/>
+              </w:rPr>
+              <w:instrText xml:space="preserve"> MERGEFIELD  r.components:endIf  \* MERGEFORMAT </w:instrText>
+            </w:r>
+            <w:r>
+              <w:rPr>
+                <w:rFonts w:ascii="Arial" w:hAnsi="Arial" w:cs="Arial"/>
+                <w:sz w:val="18"/>
+                <w:szCs w:val="18"/>
+              </w:rPr>
+              <w:fldChar w:fldCharType="separate"/>
+            </w:r>
+            <w:r>
+              <w:rPr>
+                <w:rFonts w:ascii="Arial" w:hAnsi="Arial" w:cs="Arial"/>
+                <w:noProof/>
+                <w:sz w:val="18"/>
+                <w:szCs w:val="18"/>
+              </w:rPr>
+              <w:t>«r.components:endIf»</w:t>
+            </w:r>
+            <w:r>
+              <w:rPr>
+                <w:rFonts w:ascii="Arial" w:hAnsi="Arial" w:cs="Arial"/>
+                <w:sz w:val="18"/>
+                <w:szCs w:val="18"/>
+              </w:rPr>
+              <w:fldChar w:fldCharType="end"/>
+            </w:r>
+          </w:p>
+        </w:tc>
+        <w:tc>
+          <w:tcPr>
+            <w:tcW w:w="1134" w:type="dxa"/>
+          </w:tcPr>
+          <w:p>
+            <w:pPr>
+              <w:rPr>
+                <w:rFonts w:ascii="Arial" w:hAnsi="Arial" w:cs="Arial"/>
+                <w:sz w:val="18"/>
+                <w:szCs w:val="18"/>
+              </w:rPr>
+            </w:pPr>
+          </w:p>
+        </w:tc>
       </w:tr>
     </w:tbl>
     <w:p>
@@ -3520,8 +5829,8 @@
     </w:p>
     <w:tbl>
       <w:tblPr>
-        <w:tblStyle w:val="Tabellenraster"/>
-        <w:tblW w:w="0" w:type="auto"/>
+        <w:tblStyle w:val="TableGrid"/>
+        <w:tblW w:w="9027" w:type="dxa"/>
         <w:tblBorders>
           <w:top w:val="none" w:sz="0" w:space="0" w:color="auto"/>
           <w:left w:val="none" w:sz="0" w:space="0" w:color="auto"/>
@@ -3569,7 +5878,6 @@
                 <w:sz w:val="18"/>
                 <w:szCs w:val="18"/>
               </w:rPr>
-              <w:lastRenderedPageBreak/>
               <w:t>P</w:t>
             </w:r>
           </w:p>
@@ -4191,6 +6499,928 @@
           </w:p>
         </w:tc>
       </w:tr>
+      <w:tr>
+        <w:trPr>
+          <w:trHeight w:val="255"/>
+        </w:trPr>
+        <w:tc>
+          <w:tcPr>
+            <w:tcW w:w="9027" w:type="dxa"/>
+            <w:gridSpan w:val="8"/>
+          </w:tcPr>
+          <w:p>
+            <w:pPr>
+              <w:tabs>
+                <w:tab w:val="left" w:pos="265"/>
+              </w:tabs>
+              <w:jc w:val="both"/>
+              <w:rPr>
+                <w:rFonts w:ascii="Arial" w:hAnsi="Arial" w:cs="Arial"/>
+                <w:noProof/>
+                <w:color w:val="FF0000"/>
+                <w:sz w:val="18"/>
+                <w:szCs w:val="18"/>
+              </w:rPr>
+            </w:pPr>
+            <w:r>
+              <w:rPr>
+                <w:rFonts w:ascii="Arial" w:hAnsi="Arial" w:cs="Arial"/>
+                <w:sz w:val="18"/>
+                <w:szCs w:val="18"/>
+              </w:rPr>
+              <w:fldChar w:fldCharType="begin"/>
+            </w:r>
+            <w:r>
+              <w:rPr>
+                <w:rFonts w:ascii="Arial" w:hAnsi="Arial" w:cs="Arial"/>
+                <w:sz w:val="18"/>
+                <w:szCs w:val="18"/>
+              </w:rPr>
+              <w:instrText xml:space="preserve"> MERGEFIELD  p.components:if  \* MERGEFORMAT </w:instrText>
+            </w:r>
+            <w:r>
+              <w:rPr>
+                <w:rFonts w:ascii="Arial" w:hAnsi="Arial" w:cs="Arial"/>
+                <w:sz w:val="18"/>
+                <w:szCs w:val="18"/>
+              </w:rPr>
+              <w:fldChar w:fldCharType="separate"/>
+            </w:r>
+            <w:r>
+              <w:rPr>
+                <w:rFonts w:ascii="Arial" w:hAnsi="Arial" w:cs="Arial"/>
+                <w:noProof/>
+                <w:sz w:val="18"/>
+                <w:szCs w:val="18"/>
+              </w:rPr>
+              <w:t>«p.components:if»</w:t>
+            </w:r>
+            <w:r>
+              <w:rPr>
+                <w:rFonts w:ascii="Arial" w:hAnsi="Arial" w:cs="Arial"/>
+                <w:sz w:val="18"/>
+                <w:szCs w:val="18"/>
+              </w:rPr>
+              <w:fldChar w:fldCharType="end"/>
+            </w:r>
+          </w:p>
+        </w:tc>
+      </w:tr>
+      <w:tr>
+        <w:trPr>
+          <w:trHeight w:val="255"/>
+        </w:trPr>
+        <w:tc>
+          <w:tcPr>
+            <w:tcW w:w="9027" w:type="dxa"/>
+            <w:gridSpan w:val="8"/>
+          </w:tcPr>
+          <w:tbl>
+            <w:tblPr>
+              <w:tblStyle w:val="TableGrid"/>
+              <w:tblW w:w="8801" w:type="dxa"/>
+              <w:tblInd w:w="432" w:type="dxa"/>
+              <w:tblBorders>
+                <w:top w:val="none" w:sz="0" w:space="0" w:color="auto"/>
+                <w:left w:val="none" w:sz="0" w:space="0" w:color="auto"/>
+                <w:bottom w:val="none" w:sz="0" w:space="0" w:color="auto"/>
+                <w:right w:val="none" w:sz="0" w:space="0" w:color="auto"/>
+                <w:insideH w:val="none" w:sz="0" w:space="0" w:color="auto"/>
+                <w:insideV w:val="none" w:sz="0" w:space="0" w:color="auto"/>
+              </w:tblBorders>
+              <w:tblLook w:val="04A0" w:firstRow="1" w:lastRow="0" w:firstColumn="1" w:lastColumn="0" w:noHBand="0" w:noVBand="1"/>
+            </w:tblPr>
+            <w:tblGrid>
+              <w:gridCol w:w="359"/>
+              <w:gridCol w:w="1401"/>
+              <w:gridCol w:w="1760"/>
+              <w:gridCol w:w="1760"/>
+              <w:gridCol w:w="1760"/>
+              <w:gridCol w:w="1761"/>
+            </w:tblGrid>
+            <w:tr>
+              <w:tc>
+                <w:tcPr>
+                  <w:tcW w:w="1760" w:type="dxa"/>
+                  <w:gridSpan w:val="2"/>
+                  <w:tcBorders>
+                    <w:top w:val="single" w:sz="4" w:space="0" w:color="auto"/>
+                    <w:bottom w:val="single" w:sz="4" w:space="0" w:color="auto"/>
+                  </w:tcBorders>
+                </w:tcPr>
+                <w:p>
+                  <w:pPr>
+                    <w:jc w:val="center"/>
+                    <w:rPr>
+                      <w:rFonts w:ascii="Arial" w:hAnsi="Arial" w:cs="Arial"/>
+                      <w:noProof/>
+                      <w:color w:val="FF0000"/>
+                      <w:sz w:val="18"/>
+                      <w:szCs w:val="18"/>
+                    </w:rPr>
+                  </w:pPr>
+                  <w:r>
+                    <w:rPr>
+                      <w:rFonts w:ascii="Arial" w:hAnsi="Arial" w:cs="Arial"/>
+                      <w:noProof/>
+                      <w:sz w:val="14"/>
+                      <w:szCs w:val="14"/>
+                    </w:rPr>
+                    <w:t>Component</w:t>
+                  </w:r>
+                </w:p>
+              </w:tc>
+              <w:tc>
+                <w:tcPr>
+                  <w:tcW w:w="1760" w:type="dxa"/>
+                  <w:tcBorders>
+                    <w:top w:val="single" w:sz="4" w:space="0" w:color="auto"/>
+                    <w:bottom w:val="single" w:sz="4" w:space="0" w:color="auto"/>
+                  </w:tcBorders>
+                </w:tcPr>
+                <w:p>
+                  <w:pPr>
+                    <w:jc w:val="center"/>
+                    <w:rPr>
+                      <w:rFonts w:ascii="Arial" w:hAnsi="Arial" w:cs="Arial"/>
+                      <w:noProof/>
+                      <w:color w:val="FF0000"/>
+                      <w:sz w:val="18"/>
+                      <w:szCs w:val="18"/>
+                    </w:rPr>
+                  </w:pPr>
+                  <w:r>
+                    <w:rPr>
+                      <w:rFonts w:ascii="Arial" w:hAnsi="Arial" w:cs="Arial"/>
+                      <w:noProof/>
+                      <w:sz w:val="14"/>
+                      <w:szCs w:val="14"/>
+                    </w:rPr>
+                    <w:t>Amount</w:t>
+                  </w:r>
+                </w:p>
+              </w:tc>
+              <w:tc>
+                <w:tcPr>
+                  <w:tcW w:w="1760" w:type="dxa"/>
+                  <w:tcBorders>
+                    <w:top w:val="single" w:sz="4" w:space="0" w:color="auto"/>
+                    <w:bottom w:val="single" w:sz="4" w:space="0" w:color="auto"/>
+                  </w:tcBorders>
+                </w:tcPr>
+                <w:p>
+                  <w:pPr>
+                    <w:jc w:val="center"/>
+                    <w:rPr>
+                      <w:rFonts w:ascii="Arial" w:hAnsi="Arial" w:cs="Arial"/>
+                      <w:noProof/>
+                      <w:color w:val="FF0000"/>
+                      <w:sz w:val="18"/>
+                      <w:szCs w:val="18"/>
+                    </w:rPr>
+                  </w:pPr>
+                  <w:r>
+                    <w:rPr>
+                      <w:rFonts w:ascii="Arial" w:hAnsi="Arial" w:cs="Arial"/>
+                      <w:sz w:val="14"/>
+                      <w:szCs w:val="14"/>
+                    </w:rPr>
+                    <w:t>Rel. MW</w:t>
+                  </w:r>
+                </w:p>
+              </w:tc>
+              <w:tc>
+                <w:tcPr>
+                  <w:tcW w:w="1760" w:type="dxa"/>
+                  <w:tcBorders>
+                    <w:top w:val="single" w:sz="4" w:space="0" w:color="auto"/>
+                    <w:bottom w:val="single" w:sz="4" w:space="0" w:color="auto"/>
+                  </w:tcBorders>
+                </w:tcPr>
+                <w:p>
+                  <w:pPr>
+                    <w:jc w:val="center"/>
+                    <w:rPr>
+                      <w:rFonts w:ascii="Arial" w:hAnsi="Arial" w:cs="Arial"/>
+                      <w:noProof/>
+                      <w:color w:val="FF0000"/>
+                      <w:sz w:val="18"/>
+                      <w:szCs w:val="18"/>
+                    </w:rPr>
+                  </w:pPr>
+                  <w:r>
+                    <w:rPr>
+                      <w:rFonts w:ascii="Arial" w:hAnsi="Arial" w:cs="Arial"/>
+                      <w:noProof/>
+                      <w:sz w:val="14"/>
+                      <w:szCs w:val="14"/>
+                    </w:rPr>
+                    <w:t>Conc</w:t>
+                  </w:r>
+                </w:p>
+              </w:tc>
+              <w:tc>
+                <w:tcPr>
+                  <w:tcW w:w="1761" w:type="dxa"/>
+                  <w:tcBorders>
+                    <w:top w:val="single" w:sz="4" w:space="0" w:color="auto"/>
+                    <w:bottom w:val="single" w:sz="4" w:space="0" w:color="auto"/>
+                  </w:tcBorders>
+                </w:tcPr>
+                <w:p>
+                  <w:pPr>
+                    <w:jc w:val="center"/>
+                    <w:rPr>
+                      <w:rFonts w:ascii="Arial" w:hAnsi="Arial" w:cs="Arial"/>
+                      <w:noProof/>
+                      <w:color w:val="FF0000"/>
+                      <w:sz w:val="18"/>
+                      <w:szCs w:val="18"/>
+                    </w:rPr>
+                  </w:pPr>
+                  <w:r>
+                    <w:rPr>
+                      <w:rFonts w:ascii="Arial" w:hAnsi="Arial" w:cs="Arial"/>
+                      <w:noProof/>
+                      <w:sz w:val="14"/>
+                      <w:szCs w:val="14"/>
+                    </w:rPr>
+                    <w:t>Ratio</w:t>
+                  </w:r>
+                </w:p>
+              </w:tc>
+            </w:tr>
+            <w:tr>
+              <w:tc>
+                <w:tcPr>
+                  <w:tcW w:w="8801" w:type="dxa"/>
+                  <w:gridSpan w:val="6"/>
+                  <w:tcBorders>
+                    <w:top w:val="single" w:sz="4" w:space="0" w:color="auto"/>
+                  </w:tcBorders>
+                </w:tcPr>
+                <w:p>
+                  <w:pPr>
+                    <w:rPr>
+                      <w:rFonts w:ascii="Arial" w:hAnsi="Arial" w:cs="Arial"/>
+                      <w:noProof/>
+                      <w:color w:val="FF0000"/>
+                      <w:sz w:val="18"/>
+                      <w:szCs w:val="18"/>
+                    </w:rPr>
+                  </w:pPr>
+                  <w:r>
+                    <w:rPr>
+                      <w:rFonts w:ascii="Arial" w:hAnsi="Arial" w:cs="Arial"/>
+                      <w:sz w:val="14"/>
+                      <w:szCs w:val="14"/>
+                    </w:rPr>
+                    <w:fldChar w:fldCharType="begin"/>
+                  </w:r>
+                  <w:r>
+                    <w:rPr>
+                      <w:rFonts w:ascii="Arial" w:hAnsi="Arial" w:cs="Arial"/>
+                      <w:sz w:val="14"/>
+                      <w:szCs w:val="14"/>
+                    </w:rPr>
+                    <w:instrText xml:space="preserve"> MERGEFIELD  p.components:each(comp)  \* MERGEFORMAT </w:instrText>
+                  </w:r>
+                  <w:r>
+                    <w:rPr>
+                      <w:rFonts w:ascii="Arial" w:hAnsi="Arial" w:cs="Arial"/>
+                      <w:sz w:val="14"/>
+                      <w:szCs w:val="14"/>
+                    </w:rPr>
+                    <w:fldChar w:fldCharType="separate"/>
+                  </w:r>
+                  <w:r>
+                    <w:rPr>
+                      <w:rFonts w:ascii="Arial" w:hAnsi="Arial" w:cs="Arial"/>
+                      <w:noProof/>
+                      <w:sz w:val="14"/>
+                      <w:szCs w:val="14"/>
+                    </w:rPr>
+                    <w:t>«p.components:each(comp)»</w:t>
+                  </w:r>
+                  <w:r>
+                    <w:rPr>
+                      <w:rFonts w:ascii="Arial" w:hAnsi="Arial" w:cs="Arial"/>
+                      <w:sz w:val="14"/>
+                      <w:szCs w:val="14"/>
+                    </w:rPr>
+                    <w:fldChar w:fldCharType="end"/>
+                  </w:r>
+                </w:p>
+              </w:tc>
+            </w:tr>
+            <w:tr>
+              <w:tc>
+                <w:tcPr>
+                  <w:tcW w:w="359" w:type="dxa"/>
+                </w:tcPr>
+                <w:p>
+                  <w:pPr>
+                    <w:jc w:val="center"/>
+                    <w:rPr>
+                      <w:rFonts w:ascii="Arial" w:hAnsi="Arial" w:cs="Arial"/>
+                      <w:noProof/>
+                      <w:color w:val="FF0000"/>
+                      <w:sz w:val="18"/>
+                      <w:szCs w:val="18"/>
+                    </w:rPr>
+                  </w:pPr>
+                  <w:r>
+                    <w:rPr>
+                      <w:rFonts w:ascii="Arial" w:hAnsi="Arial" w:cs="Arial"/>
+                      <w:noProof/>
+                      <w:color w:val="833C0B" w:themeColor="accent2" w:themeShade="80"/>
+                      <w:sz w:val="14"/>
+                      <w:szCs w:val="14"/>
+                    </w:rPr>
+                    <w:t>C</w:t>
+                  </w:r>
+                </w:p>
+              </w:tc>
+              <w:tc>
+                <w:tcPr>
+                  <w:tcW w:w="1401" w:type="dxa"/>
+                </w:tcPr>
+                <w:p>
+                  <w:pPr>
+                    <w:jc w:val="center"/>
+                    <w:rPr>
+                      <w:rFonts w:ascii="Arial" w:hAnsi="Arial" w:cs="Arial"/>
+                      <w:noProof/>
+                      <w:color w:val="FF0000"/>
+                      <w:sz w:val="18"/>
+                      <w:szCs w:val="18"/>
+                    </w:rPr>
+                  </w:pPr>
+                  <w:r>
+                    <w:rPr>
+                      <w:rFonts w:ascii="Arial" w:hAnsi="Arial" w:cs="Arial"/>
+                      <w:noProof/>
+                      <w:color w:val="833C0B" w:themeColor="accent2" w:themeShade="80"/>
+                      <w:sz w:val="14"/>
+                      <w:szCs w:val="14"/>
+                    </w:rPr>
+                    <w:fldChar w:fldCharType="begin"/>
+                  </w:r>
+                  <w:r>
+                    <w:rPr>
+                      <w:rFonts w:ascii="Arial" w:hAnsi="Arial" w:cs="Arial"/>
+                      <w:noProof/>
+                      <w:color w:val="833C0B" w:themeColor="accent2" w:themeShade="80"/>
+                      <w:sz w:val="14"/>
+                      <w:szCs w:val="14"/>
+                    </w:rPr>
+                    <w:instrText xml:space="preserve"> MERGEFIELD  =comp.name  \* MERGEFORMAT </w:instrText>
+                  </w:r>
+                  <w:r>
+                    <w:rPr>
+                      <w:rFonts w:ascii="Arial" w:hAnsi="Arial" w:cs="Arial"/>
+                      <w:noProof/>
+                      <w:color w:val="833C0B" w:themeColor="accent2" w:themeShade="80"/>
+                      <w:sz w:val="14"/>
+                      <w:szCs w:val="14"/>
+                    </w:rPr>
+                    <w:fldChar w:fldCharType="separate"/>
+                  </w:r>
+                  <w:r>
+                    <w:rPr>
+                      <w:rFonts w:ascii="Arial" w:hAnsi="Arial" w:cs="Arial"/>
+                      <w:noProof/>
+                      <w:color w:val="833C0B" w:themeColor="accent2" w:themeShade="80"/>
+                      <w:sz w:val="14"/>
+                      <w:szCs w:val="14"/>
+                    </w:rPr>
+                    <w:t>«=comp.name»</w:t>
+                  </w:r>
+                  <w:r>
+                    <w:rPr>
+                      <w:rFonts w:ascii="Arial" w:hAnsi="Arial" w:cs="Arial"/>
+                      <w:noProof/>
+                      <w:color w:val="833C0B" w:themeColor="accent2" w:themeShade="80"/>
+                      <w:sz w:val="14"/>
+                      <w:szCs w:val="14"/>
+                    </w:rPr>
+                    <w:fldChar w:fldCharType="end"/>
+                  </w:r>
+                </w:p>
+              </w:tc>
+              <w:tc>
+                <w:tcPr>
+                  <w:tcW w:w="1760" w:type="dxa"/>
+                </w:tcPr>
+                <w:p>
+                  <w:pPr>
+                    <w:jc w:val="center"/>
+                    <w:rPr>
+                      <w:rFonts w:ascii="Arial" w:hAnsi="Arial" w:cs="Arial"/>
+                      <w:noProof/>
+                      <w:color w:val="FF0000"/>
+                      <w:sz w:val="18"/>
+                      <w:szCs w:val="18"/>
+                    </w:rPr>
+                  </w:pPr>
+                  <w:r>
+                    <w:rPr>
+                      <w:rFonts w:ascii="Arial" w:hAnsi="Arial" w:cs="Arial"/>
+                      <w:noProof/>
+                      <w:sz w:val="14"/>
+                      <w:szCs w:val="14"/>
+                    </w:rPr>
+                    <w:fldChar w:fldCharType="begin"/>
+                  </w:r>
+                  <w:r>
+                    <w:rPr>
+                      <w:rFonts w:ascii="Arial" w:hAnsi="Arial" w:cs="Arial"/>
+                      <w:noProof/>
+                      <w:sz w:val="14"/>
+                      <w:szCs w:val="14"/>
+                    </w:rPr>
+                    <w:instrText xml:space="preserve"> MERGEFIELD  =comp.amount_mol  \* MERGEFORMAT </w:instrText>
+                  </w:r>
+                  <w:r>
+                    <w:rPr>
+                      <w:rFonts w:ascii="Arial" w:hAnsi="Arial" w:cs="Arial"/>
+                      <w:noProof/>
+                      <w:sz w:val="14"/>
+                      <w:szCs w:val="14"/>
+                    </w:rPr>
+                    <w:fldChar w:fldCharType="separate"/>
+                  </w:r>
+                  <w:r>
+                    <w:rPr>
+                      <w:rFonts w:ascii="Arial" w:hAnsi="Arial" w:cs="Arial"/>
+                      <w:noProof/>
+                      <w:sz w:val="14"/>
+                      <w:szCs w:val="14"/>
+                    </w:rPr>
+                    <w:t>«=comp.amount_mol»</w:t>
+                  </w:r>
+                  <w:r>
+                    <w:rPr>
+                      <w:rFonts w:ascii="Arial" w:hAnsi="Arial" w:cs="Arial"/>
+                      <w:noProof/>
+                      <w:sz w:val="14"/>
+                      <w:szCs w:val="14"/>
+                    </w:rPr>
+                    <w:fldChar w:fldCharType="end"/>
+                  </w:r>
+                  <w:r>
+                    <w:rPr>
+                      <w:rFonts w:ascii="Arial" w:hAnsi="Arial" w:cs="Arial"/>
+                      <w:noProof/>
+                      <w:sz w:val="14"/>
+                      <w:szCs w:val="14"/>
+                    </w:rPr>
+                    <w:t xml:space="preserve"> </w:t>
+                  </w:r>
+                  <w:r>
+                    <w:rPr>
+                      <w:rFonts w:ascii="Arial" w:hAnsi="Arial" w:cs="Arial"/>
+                      <w:noProof/>
+                      <w:sz w:val="14"/>
+                      <w:szCs w:val="14"/>
+                    </w:rPr>
+                    <w:fldChar w:fldCharType="begin"/>
+                  </w:r>
+                  <w:r>
+                    <w:rPr>
+                      <w:rFonts w:ascii="Arial" w:hAnsi="Arial" w:cs="Arial"/>
+                      <w:noProof/>
+                      <w:sz w:val="14"/>
+                      <w:szCs w:val="14"/>
+                    </w:rPr>
+                    <w:instrText xml:space="preserve"> MERGEFIELD  =comp.amount_mol_unit  \* MERGEFORMAT </w:instrText>
+                  </w:r>
+                  <w:r>
+                    <w:rPr>
+                      <w:rFonts w:ascii="Arial" w:hAnsi="Arial" w:cs="Arial"/>
+                      <w:noProof/>
+                      <w:sz w:val="14"/>
+                      <w:szCs w:val="14"/>
+                    </w:rPr>
+                    <w:fldChar w:fldCharType="separate"/>
+                  </w:r>
+                  <w:r>
+                    <w:rPr>
+                      <w:rFonts w:ascii="Arial" w:hAnsi="Arial" w:cs="Arial"/>
+                      <w:noProof/>
+                      <w:sz w:val="14"/>
+                      <w:szCs w:val="14"/>
+                    </w:rPr>
+                    <w:t>«=comp.amount_mol_unit»</w:t>
+                  </w:r>
+                  <w:r>
+                    <w:rPr>
+                      <w:rFonts w:ascii="Arial" w:hAnsi="Arial" w:cs="Arial"/>
+                      <w:noProof/>
+                      <w:sz w:val="14"/>
+                      <w:szCs w:val="14"/>
+                    </w:rPr>
+                    <w:fldChar w:fldCharType="end"/>
+                  </w:r>
+                </w:p>
+              </w:tc>
+              <w:tc>
+                <w:tcPr>
+                  <w:tcW w:w="1760" w:type="dxa"/>
+                </w:tcPr>
+                <w:p>
+                  <w:pPr>
+                    <w:jc w:val="center"/>
+                    <w:rPr>
+                      <w:rFonts w:ascii="Arial" w:hAnsi="Arial" w:cs="Arial"/>
+                      <w:noProof/>
+                      <w:color w:val="FF0000"/>
+                      <w:sz w:val="18"/>
+                      <w:szCs w:val="18"/>
+                    </w:rPr>
+                  </w:pPr>
+                  <w:r>
+                    <w:rPr>
+                      <w:rFonts w:ascii="Arial" w:hAnsi="Arial" w:cs="Arial"/>
+                      <w:noProof/>
+                      <w:sz w:val="14"/>
+                      <w:szCs w:val="14"/>
+                    </w:rPr>
+                    <w:fldChar w:fldCharType="begin"/>
+                  </w:r>
+                  <w:r>
+                    <w:rPr>
+                      <w:rFonts w:ascii="Arial" w:hAnsi="Arial" w:cs="Arial"/>
+                      <w:noProof/>
+                      <w:sz w:val="14"/>
+                      <w:szCs w:val="14"/>
+                    </w:rPr>
+                    <w:instrText xml:space="preserve"> MERGEFIELD  =comp.relative_molecular_weight  \* MERGEFORMAT </w:instrText>
+                  </w:r>
+                  <w:r>
+                    <w:rPr>
+                      <w:rFonts w:ascii="Arial" w:hAnsi="Arial" w:cs="Arial"/>
+                      <w:noProof/>
+                      <w:sz w:val="14"/>
+                      <w:szCs w:val="14"/>
+                    </w:rPr>
+                    <w:fldChar w:fldCharType="separate"/>
+                  </w:r>
+                  <w:r>
+                    <w:rPr>
+                      <w:rFonts w:ascii="Arial" w:hAnsi="Arial" w:cs="Arial"/>
+                      <w:noProof/>
+                      <w:sz w:val="14"/>
+                      <w:szCs w:val="14"/>
+                    </w:rPr>
+                    <w:t>«=comp.relative_molecular_weight»</w:t>
+                  </w:r>
+                  <w:r>
+                    <w:rPr>
+                      <w:rFonts w:ascii="Arial" w:hAnsi="Arial" w:cs="Arial"/>
+                      <w:noProof/>
+                      <w:sz w:val="14"/>
+                      <w:szCs w:val="14"/>
+                    </w:rPr>
+                    <w:fldChar w:fldCharType="end"/>
+                  </w:r>
+                  <w:r>
+                    <w:rPr>
+                      <w:rFonts w:ascii="Arial" w:hAnsi="Arial" w:cs="Arial"/>
+                      <w:noProof/>
+                      <w:sz w:val="14"/>
+                      <w:szCs w:val="14"/>
+                    </w:rPr>
+                    <w:t xml:space="preserve"> g/mol</w:t>
+                  </w:r>
+                </w:p>
+              </w:tc>
+              <w:tc>
+                <w:tcPr>
+                  <w:tcW w:w="1760" w:type="dxa"/>
+                </w:tcPr>
+                <w:p>
+                  <w:pPr>
+                    <w:jc w:val="center"/>
+                    <w:rPr>
+                      <w:rFonts w:ascii="Arial" w:hAnsi="Arial" w:cs="Arial"/>
+                      <w:noProof/>
+                      <w:color w:val="FF0000"/>
+                      <w:sz w:val="18"/>
+                      <w:szCs w:val="18"/>
+                    </w:rPr>
+                  </w:pPr>
+                  <w:r>
+                    <w:rPr>
+                      <w:rFonts w:ascii="Arial" w:hAnsi="Arial" w:cs="Arial"/>
+                      <w:noProof/>
+                      <w:sz w:val="14"/>
+                      <w:szCs w:val="14"/>
+                    </w:rPr>
+                    <w:fldChar w:fldCharType="begin"/>
+                  </w:r>
+                  <w:r>
+                    <w:rPr>
+                      <w:rFonts w:ascii="Arial" w:hAnsi="Arial" w:cs="Arial"/>
+                      <w:noProof/>
+                      <w:sz w:val="14"/>
+                      <w:szCs w:val="14"/>
+                    </w:rPr>
+                    <w:instrText xml:space="preserve"> MERGEFIELD  =comp.concn  \* MERGEFORMAT </w:instrText>
+                  </w:r>
+                  <w:r>
+                    <w:rPr>
+                      <w:rFonts w:ascii="Arial" w:hAnsi="Arial" w:cs="Arial"/>
+                      <w:noProof/>
+                      <w:sz w:val="14"/>
+                      <w:szCs w:val="14"/>
+                    </w:rPr>
+                    <w:fldChar w:fldCharType="separate"/>
+                  </w:r>
+                  <w:r>
+                    <w:rPr>
+                      <w:rFonts w:ascii="Arial" w:hAnsi="Arial" w:cs="Arial"/>
+                      <w:noProof/>
+                      <w:sz w:val="14"/>
+                      <w:szCs w:val="14"/>
+                    </w:rPr>
+                    <w:t>«=comp.concn»</w:t>
+                  </w:r>
+                  <w:r>
+                    <w:rPr>
+                      <w:rFonts w:ascii="Arial" w:hAnsi="Arial" w:cs="Arial"/>
+                      <w:noProof/>
+                      <w:sz w:val="14"/>
+                      <w:szCs w:val="14"/>
+                    </w:rPr>
+                    <w:fldChar w:fldCharType="end"/>
+                  </w:r>
+                  <w:r>
+                    <w:rPr>
+                      <w:rFonts w:ascii="Arial" w:hAnsi="Arial" w:cs="Arial"/>
+                      <w:noProof/>
+                      <w:sz w:val="14"/>
+                      <w:szCs w:val="14"/>
+                    </w:rPr>
+                    <w:t xml:space="preserve"> </w:t>
+                  </w:r>
+                  <w:r>
+                    <w:rPr>
+                      <w:rFonts w:ascii="Arial" w:hAnsi="Arial" w:cs="Arial"/>
+                      <w:noProof/>
+                      <w:sz w:val="14"/>
+                      <w:szCs w:val="14"/>
+                    </w:rPr>
+                    <w:fldChar w:fldCharType="begin"/>
+                  </w:r>
+                  <w:r>
+                    <w:rPr>
+                      <w:rFonts w:ascii="Arial" w:hAnsi="Arial" w:cs="Arial"/>
+                      <w:noProof/>
+                      <w:sz w:val="14"/>
+                      <w:szCs w:val="14"/>
+                    </w:rPr>
+                    <w:instrText xml:space="preserve"> MERGEFIELD  =comp.concn_unit  \* MERGEFORMAT </w:instrText>
+                  </w:r>
+                  <w:r>
+                    <w:rPr>
+                      <w:rFonts w:ascii="Arial" w:hAnsi="Arial" w:cs="Arial"/>
+                      <w:noProof/>
+                      <w:sz w:val="14"/>
+                      <w:szCs w:val="14"/>
+                    </w:rPr>
+                    <w:fldChar w:fldCharType="separate"/>
+                  </w:r>
+                  <w:r>
+                    <w:rPr>
+                      <w:rFonts w:ascii="Arial" w:hAnsi="Arial" w:cs="Arial"/>
+                      <w:noProof/>
+                      <w:sz w:val="14"/>
+                      <w:szCs w:val="14"/>
+                    </w:rPr>
+                    <w:t>«=comp.concn_unit»</w:t>
+                  </w:r>
+                  <w:r>
+                    <w:rPr>
+                      <w:rFonts w:ascii="Arial" w:hAnsi="Arial" w:cs="Arial"/>
+                      <w:noProof/>
+                      <w:sz w:val="14"/>
+                      <w:szCs w:val="14"/>
+                    </w:rPr>
+                    <w:fldChar w:fldCharType="end"/>
+                  </w:r>
+                </w:p>
+              </w:tc>
+              <w:tc>
+                <w:tcPr>
+                  <w:tcW w:w="1761" w:type="dxa"/>
+                </w:tcPr>
+                <w:p>
+                  <w:pPr>
+                    <w:jc w:val="center"/>
+                    <w:rPr>
+                      <w:rFonts w:ascii="Arial" w:hAnsi="Arial" w:cs="Arial"/>
+                      <w:noProof/>
+                      <w:color w:val="FF0000"/>
+                      <w:sz w:val="18"/>
+                      <w:szCs w:val="18"/>
+                    </w:rPr>
+                  </w:pPr>
+                  <w:r>
+                    <w:rPr>
+                      <w:rFonts w:ascii="Arial" w:hAnsi="Arial" w:cs="Arial"/>
+                      <w:noProof/>
+                      <w:sz w:val="14"/>
+                      <w:szCs w:val="14"/>
+                    </w:rPr>
+                    <w:fldChar w:fldCharType="begin"/>
+                  </w:r>
+                  <w:r>
+                    <w:rPr>
+                      <w:rFonts w:ascii="Arial" w:hAnsi="Arial" w:cs="Arial"/>
+                      <w:noProof/>
+                      <w:sz w:val="14"/>
+                      <w:szCs w:val="14"/>
+                    </w:rPr>
+                    <w:instrText xml:space="preserve"> MERGEFIELD  =comp.equivalent  \* MERGEFORMAT </w:instrText>
+                  </w:r>
+                  <w:r>
+                    <w:rPr>
+                      <w:rFonts w:ascii="Arial" w:hAnsi="Arial" w:cs="Arial"/>
+                      <w:noProof/>
+                      <w:sz w:val="14"/>
+                      <w:szCs w:val="14"/>
+                    </w:rPr>
+                    <w:fldChar w:fldCharType="separate"/>
+                  </w:r>
+                  <w:r>
+                    <w:rPr>
+                      <w:rFonts w:ascii="Arial" w:hAnsi="Arial" w:cs="Arial"/>
+                      <w:noProof/>
+                      <w:sz w:val="14"/>
+                      <w:szCs w:val="14"/>
+                    </w:rPr>
+                    <w:t>«=comp.equivalent»</w:t>
+                  </w:r>
+                  <w:r>
+                    <w:rPr>
+                      <w:rFonts w:ascii="Arial" w:hAnsi="Arial" w:cs="Arial"/>
+                      <w:noProof/>
+                      <w:sz w:val="14"/>
+                      <w:szCs w:val="14"/>
+                    </w:rPr>
+                    <w:fldChar w:fldCharType="end"/>
+                  </w:r>
+                </w:p>
+              </w:tc>
+            </w:tr>
+          </w:tbl>
+          <w:p>
+            <w:pPr>
+              <w:jc w:val="center"/>
+              <w:rPr>
+                <w:rFonts w:ascii="Arial" w:hAnsi="Arial" w:cs="Arial"/>
+                <w:noProof/>
+                <w:color w:val="FF0000"/>
+                <w:sz w:val="18"/>
+                <w:szCs w:val="18"/>
+              </w:rPr>
+            </w:pPr>
+          </w:p>
+        </w:tc>
+      </w:tr>
+      <w:tr>
+        <w:trPr>
+          <w:trHeight w:val="255"/>
+        </w:trPr>
+        <w:tc>
+          <w:tcPr>
+            <w:tcW w:w="9027" w:type="dxa"/>
+            <w:gridSpan w:val="8"/>
+          </w:tcPr>
+          <w:p>
+            <w:pPr>
+              <w:tabs>
+                <w:tab w:val="left" w:pos="300"/>
+              </w:tabs>
+              <w:rPr>
+                <w:rFonts w:ascii="Arial" w:hAnsi="Arial" w:cs="Arial"/>
+                <w:noProof/>
+                <w:color w:val="FF0000"/>
+                <w:sz w:val="18"/>
+                <w:szCs w:val="18"/>
+              </w:rPr>
+            </w:pPr>
+            <w:r>
+              <w:rPr>
+                <w:rFonts w:ascii="Arial" w:hAnsi="Arial" w:cs="Arial"/>
+                <w:sz w:val="18"/>
+                <w:szCs w:val="18"/>
+              </w:rPr>
+              <w:fldChar w:fldCharType="begin"/>
+            </w:r>
+            <w:r>
+              <w:rPr>
+                <w:rFonts w:ascii="Arial" w:hAnsi="Arial" w:cs="Arial"/>
+                <w:sz w:val="18"/>
+                <w:szCs w:val="18"/>
+              </w:rPr>
+              <w:instrText xml:space="preserve"> MERGEFIELD  p.components:endEach  \* MERGEFORMAT </w:instrText>
+            </w:r>
+            <w:r>
+              <w:rPr>
+                <w:rFonts w:ascii="Arial" w:hAnsi="Arial" w:cs="Arial"/>
+                <w:sz w:val="18"/>
+                <w:szCs w:val="18"/>
+              </w:rPr>
+              <w:fldChar w:fldCharType="separate"/>
+            </w:r>
+            <w:r>
+              <w:rPr>
+                <w:rFonts w:ascii="Arial" w:hAnsi="Arial" w:cs="Arial"/>
+                <w:noProof/>
+                <w:sz w:val="18"/>
+                <w:szCs w:val="18"/>
+              </w:rPr>
+              <w:t>«p.components:endEach»</w:t>
+            </w:r>
+            <w:r>
+              <w:rPr>
+                <w:rFonts w:ascii="Arial" w:hAnsi="Arial" w:cs="Arial"/>
+                <w:sz w:val="18"/>
+                <w:szCs w:val="18"/>
+              </w:rPr>
+              <w:fldChar w:fldCharType="end"/>
+            </w:r>
+          </w:p>
+        </w:tc>
+      </w:tr>
+      <w:tr>
+        <w:trPr>
+          <w:trHeight w:val="255"/>
+        </w:trPr>
+        <w:tc>
+          <w:tcPr>
+            <w:tcW w:w="9027" w:type="dxa"/>
+            <w:gridSpan w:val="8"/>
+          </w:tcPr>
+          <w:p>
+            <w:pPr>
+              <w:tabs>
+                <w:tab w:val="left" w:pos="611"/>
+              </w:tabs>
+              <w:rPr>
+                <w:rFonts w:ascii="Arial" w:hAnsi="Arial" w:cs="Arial"/>
+                <w:noProof/>
+                <w:color w:val="FF0000"/>
+                <w:sz w:val="18"/>
+                <w:szCs w:val="18"/>
+              </w:rPr>
+            </w:pPr>
+            <w:r>
+              <w:rPr>
+                <w:rFonts w:ascii="Arial" w:hAnsi="Arial" w:cs="Arial"/>
+                <w:sz w:val="18"/>
+                <w:szCs w:val="18"/>
+              </w:rPr>
+              <w:fldChar w:fldCharType="begin"/>
+            </w:r>
+            <w:r>
+              <w:rPr>
+                <w:rFonts w:ascii="Arial" w:hAnsi="Arial" w:cs="Arial"/>
+                <w:sz w:val="18"/>
+                <w:szCs w:val="18"/>
+              </w:rPr>
+              <w:instrText xml:space="preserve"> MERGEFIELD  p.components:endIf  \* MERGEFORMAT </w:instrText>
+            </w:r>
+            <w:r>
+              <w:rPr>
+                <w:rFonts w:ascii="Arial" w:hAnsi="Arial" w:cs="Arial"/>
+                <w:sz w:val="18"/>
+                <w:szCs w:val="18"/>
+              </w:rPr>
+              <w:fldChar w:fldCharType="separate"/>
+            </w:r>
+            <w:r>
+              <w:rPr>
+                <w:rFonts w:ascii="Arial" w:hAnsi="Arial" w:cs="Arial"/>
+                <w:noProof/>
+                <w:sz w:val="18"/>
+                <w:szCs w:val="18"/>
+              </w:rPr>
+              <w:t>«p.components:endIf»</w:t>
+            </w:r>
+            <w:r>
+              <w:rPr>
+                <w:rFonts w:ascii="Arial" w:hAnsi="Arial" w:cs="Arial"/>
+                <w:sz w:val="18"/>
+                <w:szCs w:val="18"/>
+              </w:rPr>
+              <w:fldChar w:fldCharType="end"/>
+            </w:r>
+          </w:p>
+        </w:tc>
+      </w:tr>
     </w:tbl>
     <w:p>
       <w:pPr>
@@ -4259,7 +7489,7 @@
         <mc:AlternateContent>
           <mc:Choice Requires="wps">
             <w:drawing>
-              <wp:anchor distT="0" distB="0" distL="114300" distR="114300" simplePos="0" relativeHeight="251661312" behindDoc="0" locked="0" layoutInCell="1" allowOverlap="1" wp14:anchorId="37C4E298" wp14:editId="4F954875">
+              <wp:anchor distT="0" distB="0" distL="114300" distR="114300" simplePos="0" relativeHeight="251661312" behindDoc="0" locked="0" layoutInCell="1" allowOverlap="1" wp14:anchorId="37C4E298" wp14:editId="5A782CFE">
                 <wp:simplePos x="0" y="0"/>
                 <wp:positionH relativeFrom="column">
                   <wp:posOffset>47044</wp:posOffset>
@@ -4310,9 +7540,9 @@
               </wp:anchor>
             </w:drawing>
           </mc:Choice>
-          <mc:Fallback xmlns:mo="http://schemas.microsoft.com/office/mac/office/2008/main" xmlns:mv="urn:schemas-microsoft-com:mac:vml">
+          <mc:Fallback>
             <w:pict>
-              <v:line w14:anchorId="5F90D66D" id="Straight Connector 6" o:spid="_x0000_s1026" style="position:absolute;z-index:251661312;visibility:visible;mso-wrap-style:square;mso-width-percent:0;mso-wrap-distance-left:9pt;mso-wrap-distance-top:0;mso-wrap-distance-right:9pt;mso-wrap-distance-bottom:0;mso-position-horizontal:absolute;mso-position-horizontal-relative:text;mso-position-vertical:absolute;mso-position-vertical-relative:text;mso-width-percent:0;mso-width-relative:margin" from="3.7pt,4.45pt" to="457.25pt,4.45pt" o:gfxdata="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" strokecolor="#5b9bd5 [3204]">
+              <v:line w14:anchorId="0CDB97FB" id="Straight Connector 6" o:spid="_x0000_s1026" style="position:absolute;z-index:251661312;visibility:visible;mso-wrap-style:square;mso-width-percent:0;mso-wrap-distance-left:9pt;mso-wrap-distance-top:0;mso-wrap-distance-right:9pt;mso-wrap-distance-bottom:0;mso-position-horizontal:absolute;mso-position-horizontal-relative:text;mso-position-vertical:absolute;mso-position-vertical-relative:text;mso-width-percent:0;mso-width-relative:margin" from="3.7pt,4.45pt" to="457.25pt,4.45pt" o:gfxdata="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" strokecolor="#5b9bd5 [3204]">
                 <v:stroke joinstyle="miter"/>
               </v:line>
             </w:pict>
@@ -4761,7 +7991,7 @@
     </w:p>
     <w:tbl>
       <w:tblPr>
-        <w:tblStyle w:val="Tabellenraster"/>
+        <w:tblStyle w:val="TableGrid"/>
         <w:tblW w:w="5000" w:type="pct"/>
         <w:tblBorders>
           <w:top w:val="none" w:sz="0" w:space="0" w:color="auto"/>
@@ -4835,7 +8065,7 @@
                 <w:sz w:val="20"/>
                 <w:szCs w:val="20"/>
               </w:rPr>
-              <w:t>Notes</w:t>
+              <w:t>Metadata</w:t>
             </w:r>
           </w:p>
         </w:tc>
@@ -5026,7 +8256,7 @@
     </w:p>
     <w:tbl>
       <w:tblPr>
-        <w:tblStyle w:val="Tabellenraster"/>
+        <w:tblStyle w:val="TableGrid"/>
         <w:tblW w:w="5000" w:type="pct"/>
         <w:tblBorders>
           <w:top w:val="none" w:sz="0" w:space="0" w:color="auto"/>
@@ -5261,17 +8491,19 @@
                 <w:sz w:val="16"/>
                 <w:szCs w:val="16"/>
               </w:rPr>
-              <w:fldChar w:fldCharType="begin"/>
-            </w:r>
-            <w:r>
+              <w:t>Notes</w:t>
+            </w:r>
+          </w:p>
+          <w:p>
+            <w:pPr>
+              <w:outlineLvl w:val="0"/>
               <w:rPr>
                 <w:rFonts w:ascii="Arial" w:hAnsi="Arial" w:cs="Arial"/>
                 <w:noProof/>
                 <w:sz w:val="16"/>
                 <w:szCs w:val="16"/>
               </w:rPr>
-              <w:instrText xml:space="preserve"> MERGEFIELD  =v.notes  \* MERGEFORMAT </w:instrText>
-            </w:r>
+            </w:pPr>
             <w:r>
               <w:rPr>
                 <w:rFonts w:ascii="Arial" w:hAnsi="Arial" w:cs="Arial"/>
@@ -5279,7 +8511,7 @@
                 <w:sz w:val="16"/>
                 <w:szCs w:val="16"/>
               </w:rPr>
-              <w:fldChar w:fldCharType="separate"/>
+              <w:fldChar w:fldCharType="begin"/>
             </w:r>
             <w:r>
               <w:rPr>
@@ -5288,7 +8520,112 @@
                 <w:sz w:val="16"/>
                 <w:szCs w:val="16"/>
               </w:rPr>
+              <w:instrText xml:space="preserve"> MERGEFIELD  =v.notes  \* MERGEFORMAT </w:instrText>
+            </w:r>
+            <w:r>
+              <w:rPr>
+                <w:rFonts w:ascii="Arial" w:hAnsi="Arial" w:cs="Arial"/>
+                <w:noProof/>
+                <w:sz w:val="16"/>
+                <w:szCs w:val="16"/>
+              </w:rPr>
+              <w:fldChar w:fldCharType="separate"/>
+            </w:r>
+            <w:r>
+              <w:rPr>
+                <w:rFonts w:ascii="Arial" w:hAnsi="Arial" w:cs="Arial"/>
+                <w:noProof/>
+                <w:sz w:val="16"/>
+                <w:szCs w:val="16"/>
+              </w:rPr>
               <w:t>«=v.notes»</w:t>
+            </w:r>
+            <w:r>
+              <w:rPr>
+                <w:rFonts w:ascii="Arial" w:hAnsi="Arial" w:cs="Arial"/>
+                <w:noProof/>
+                <w:sz w:val="16"/>
+                <w:szCs w:val="16"/>
+              </w:rPr>
+              <w:fldChar w:fldCharType="end"/>
+            </w:r>
+          </w:p>
+          <w:p>
+            <w:pPr>
+              <w:outlineLvl w:val="0"/>
+              <w:rPr>
+                <w:rFonts w:ascii="Arial" w:hAnsi="Arial" w:cs="Arial"/>
+                <w:noProof/>
+                <w:sz w:val="16"/>
+                <w:szCs w:val="16"/>
+              </w:rPr>
+            </w:pPr>
+          </w:p>
+          <w:p>
+            <w:pPr>
+              <w:outlineLvl w:val="0"/>
+              <w:rPr>
+                <w:rFonts w:ascii="Arial" w:hAnsi="Arial" w:cs="Arial"/>
+                <w:noProof/>
+                <w:sz w:val="16"/>
+                <w:szCs w:val="16"/>
+              </w:rPr>
+            </w:pPr>
+            <w:r>
+              <w:rPr>
+                <w:rFonts w:ascii="Arial" w:hAnsi="Arial" w:cs="Arial"/>
+                <w:noProof/>
+                <w:sz w:val="16"/>
+                <w:szCs w:val="16"/>
+              </w:rPr>
+              <w:t>Group:</w:t>
+            </w:r>
+          </w:p>
+          <w:p>
+            <w:pPr>
+              <w:outlineLvl w:val="0"/>
+              <w:rPr>
+                <w:rFonts w:ascii="Arial" w:hAnsi="Arial" w:cs="Arial"/>
+                <w:noProof/>
+                <w:sz w:val="16"/>
+                <w:szCs w:val="16"/>
+              </w:rPr>
+            </w:pPr>
+            <w:r>
+              <w:rPr>
+                <w:rFonts w:ascii="Arial" w:hAnsi="Arial" w:cs="Arial"/>
+                <w:noProof/>
+                <w:sz w:val="16"/>
+                <w:szCs w:val="16"/>
+              </w:rPr>
+              <w:fldChar w:fldCharType="begin"/>
+            </w:r>
+            <w:r>
+              <w:rPr>
+                <w:rFonts w:ascii="Arial" w:hAnsi="Arial" w:cs="Arial"/>
+                <w:noProof/>
+                <w:sz w:val="16"/>
+                <w:szCs w:val="16"/>
+              </w:rPr>
+              <w:instrText xml:space="preserve"> MERGEFIELD =v.group \* MERGEFORMAT </w:instrText>
+            </w:r>
+            <w:r>
+              <w:rPr>
+                <w:rFonts w:ascii="Arial" w:hAnsi="Arial" w:cs="Arial"/>
+                <w:noProof/>
+                <w:sz w:val="16"/>
+                <w:szCs w:val="16"/>
+              </w:rPr>
+              <w:fldChar w:fldCharType="separate"/>
+            </w:r>
+            <w:r>
+              <w:rPr>
+                <w:rFonts w:ascii="Arial" w:hAnsi="Arial" w:cs="Arial"/>
+                <w:noProof/>
+                <w:sz w:val="16"/>
+                <w:szCs w:val="16"/>
+              </w:rPr>
+              <w:t>«=v.group»</w:t>
             </w:r>
             <w:r>
               <w:rPr>
@@ -6365,6 +9702,7 @@
           <w:sz w:val="20"/>
           <w:szCs w:val="20"/>
         </w:rPr>
+        <w:lastRenderedPageBreak/>
         <w:t xml:space="preserve">Description: </w:t>
       </w:r>
       <w:r>
@@ -7919,7 +11257,6 @@
           <w:sz w:val="20"/>
           <w:szCs w:val="20"/>
         </w:rPr>
-        <w:lastRenderedPageBreak/>
         <w:fldChar w:fldCharType="begin"/>
       </w:r>
       <w:r>
@@ -9927,7 +13264,7 @@
               </wp:anchor>
             </w:drawing>
           </mc:Choice>
-          <mc:Fallback xmlns:mo="http://schemas.microsoft.com/office/mac/office/2008/main" xmlns:mv="urn:schemas-microsoft-com:mac:vml">
+          <mc:Fallback xmlns:mv="urn:schemas-microsoft-com:mac:vml" xmlns:mo="http://schemas.microsoft.com/office/mac/office/2008/main">
             <w:pict>
               <v:line w14:anchorId="430BDE31" id="Straight Connector 3" o:spid="_x0000_s1026" style="position:absolute;z-index:251665408;visibility:visible;mso-wrap-style:square;mso-width-percent:0;mso-height-percent:0;mso-wrap-distance-left:9pt;mso-wrap-distance-top:0;mso-wrap-distance-right:9pt;mso-wrap-distance-bottom:0;mso-position-horizontal:absolute;mso-position-horizontal-relative:text;mso-position-vertical:absolute;mso-position-vertical-relative:text;mso-width-percent:0;mso-height-percent:0;mso-width-relative:margin;mso-height-relative:margin" from="-5.15pt,13.1pt" to="444.7pt,13.4pt" o:gfxdata="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" strokecolor="black [3213]" strokeweight=".5pt">
                 <v:stroke joinstyle="miter"/>
@@ -10238,7 +13575,7 @@
           <v:shape id="_x0000_i1027" type="#_x0000_t75" alt="" style="width:453.5pt;height:129pt;mso-width-percent:0;mso-height-percent:0;mso-width-percent:0;mso-height-percent:0" o:ole="">
             <v:imagedata r:id="rId9" o:title=""/>
           </v:shape>
-          <o:OLEObject Type="Embed" ProgID="ChemDraw.Document.6.0" ShapeID="_x0000_i1027" DrawAspect="Content" ObjectID="_1779608509" r:id="rId12"/>
+          <o:OLEObject Type="Embed" ProgID="ChemDraw.Document.6.0" ShapeID="_x0000_i1027" DrawAspect="Content" ObjectID="_1832216511" r:id="rId12"/>
         </w:object>
       </w:r>
       <w:r>
@@ -11674,7 +15011,7 @@
 </file>
 
 <file path=word/endnotes.xml><?xml version="1.0" encoding="utf-8"?>
-<w:endnotes xmlns:wpc="http://schemas.microsoft.com/office/word/2010/wordprocessingCanvas" xmlns:cx="http://schemas.microsoft.com/office/drawing/2014/chartex" xmlns:cx1="http://schemas.microsoft.com/office/drawing/2015/9/8/chartex" xmlns:cx2="http://schemas.microsoft.com/office/drawing/2015/10/21/chartex" xmlns:cx3="http://schemas.microsoft.com/office/drawing/2016/5/9/chartex" xmlns:cx4="http://schemas.microsoft.com/office/drawing/2016/5/10/chartex" xmlns:cx5="http://schemas.microsoft.com/office/drawing/2016/5/11/chartex" xmlns:cx6="http://schemas.microsoft.com/office/drawing/2016/5/12/chartex" xmlns:cx7="http://schemas.microsoft.com/office/drawing/2016/5/13/chartex" xmlns:cx8="http://schemas.microsoft.com/office/drawing/2016/5/14/chartex" xmlns:mc="http://schemas.openxmlformats.org/markup-compatibility/2006" xmlns:aink="http://schemas.microsoft.com/office/drawing/2016/ink" xmlns:am3d="http://schemas.microsoft.com/office/drawing/2017/model3d" xmlns:o="urn:schemas-microsoft-com:office:office" xmlns:oel="http://schemas.microsoft.com/office/2019/extlst" xmlns:r="http://schemas.openxmlformats.org/officeDocument/2006/relationships" xmlns:m="http://schemas.openxmlformats.org/officeDocument/2006/math" xmlns:v="urn:schemas-microsoft-com:vml" xmlns:wp14="http://schemas.microsoft.com/office/word/2010/wordprocessingDrawing" xmlns:wp="http://schemas.openxmlformats.org/drawingml/2006/wordprocessingDrawing" xmlns:w10="urn:schemas-microsoft-com:office:word" xmlns:w="http://schemas.openxmlformats.org/wordprocessingml/2006/main" xmlns:w14="http://schemas.microsoft.com/office/word/2010/wordml" xmlns:w15="http://schemas.microsoft.com/office/word/2012/wordml" xmlns:w16cex="http://schemas.microsoft.com/office/word/2018/wordml/cex" xmlns:w16cid="http://schemas.microsoft.com/office/word/2016/wordml/cid" xmlns:w16="http://schemas.microsoft.com/office/word/2018/wordml" xmlns:w16du="http://schemas.microsoft.com/office/word/2023/wordml/word16du" xmlns:w16sdtdh="http://schemas.microsoft.com/office/word/2020/wordml/sdtdatahash" xmlns:w16se="http://schemas.microsoft.com/office/word/2015/wordml/symex" xmlns:wpg="http://schemas.microsoft.com/office/word/2010/wordprocessingGroup" xmlns:wpi="http://schemas.microsoft.com/office/word/2010/wordprocessingInk" xmlns:wne="http://schemas.microsoft.com/office/word/2006/wordml" xmlns:wps="http://schemas.microsoft.com/office/word/2010/wordprocessingShape" mc:Ignorable="w14 w15 w16se w16cid w16 w16cex w16sdtdh w16du wp14">
+<w:endnotes xmlns:wpc="http://schemas.microsoft.com/office/word/2010/wordprocessingCanvas" xmlns:cx="http://schemas.microsoft.com/office/drawing/2014/chartex" xmlns:cx1="http://schemas.microsoft.com/office/drawing/2015/9/8/chartex" xmlns:cx2="http://schemas.microsoft.com/office/drawing/2015/10/21/chartex" xmlns:cx3="http://schemas.microsoft.com/office/drawing/2016/5/9/chartex" xmlns:cx4="http://schemas.microsoft.com/office/drawing/2016/5/10/chartex" xmlns:cx5="http://schemas.microsoft.com/office/drawing/2016/5/11/chartex" xmlns:cx6="http://schemas.microsoft.com/office/drawing/2016/5/12/chartex" xmlns:cx7="http://schemas.microsoft.com/office/drawing/2016/5/13/chartex" xmlns:cx8="http://schemas.microsoft.com/office/drawing/2016/5/14/chartex" xmlns:mc="http://schemas.openxmlformats.org/markup-compatibility/2006" xmlns:aink="http://schemas.microsoft.com/office/drawing/2016/ink" xmlns:am3d="http://schemas.microsoft.com/office/drawing/2017/model3d" xmlns:o="urn:schemas-microsoft-com:office:office" xmlns:oel="http://schemas.microsoft.com/office/2019/extlst" xmlns:r="http://schemas.openxmlformats.org/officeDocument/2006/relationships" xmlns:m="http://schemas.openxmlformats.org/officeDocument/2006/math" xmlns:v="urn:schemas-microsoft-com:vml" xmlns:wp14="http://schemas.microsoft.com/office/word/2010/wordprocessingDrawing" xmlns:wp="http://schemas.openxmlformats.org/drawingml/2006/wordprocessingDrawing" xmlns:w10="urn:schemas-microsoft-com:office:word" xmlns:w="http://schemas.openxmlformats.org/wordprocessingml/2006/main" xmlns:w14="http://schemas.microsoft.com/office/word/2010/wordml" xmlns:w15="http://schemas.microsoft.com/office/word/2012/wordml" xmlns:w16cex="http://schemas.microsoft.com/office/word/2018/wordml/cex" xmlns:w16cid="http://schemas.microsoft.com/office/word/2016/wordml/cid" xmlns:w16="http://schemas.microsoft.com/office/word/2018/wordml" xmlns:w16du="http://schemas.microsoft.com/office/word/2023/wordml/word16du" xmlns:w16sdtdh="http://schemas.microsoft.com/office/word/2020/wordml/sdtdatahash" xmlns:w16sdtfl="http://schemas.microsoft.com/office/word/2024/wordml/sdtformatlock" xmlns:w16se="http://schemas.microsoft.com/office/word/2015/wordml/symex" xmlns:wpg="http://schemas.microsoft.com/office/word/2010/wordprocessingGroup" xmlns:wpi="http://schemas.microsoft.com/office/word/2010/wordprocessingInk" xmlns:wne="http://schemas.microsoft.com/office/word/2006/wordml" xmlns:wps="http://schemas.microsoft.com/office/word/2010/wordprocessingShape" mc:Ignorable="w14 w15 w16se w16cid w16 w16cex w16sdtdh w16sdtfl w16du wp14">
   <w:endnote w:type="separator" w:id="-1">
     <w:p>
       <w:r>
@@ -11693,37 +15030,37 @@
 </file>
 
 <file path=word/footer1.xml><?xml version="1.0" encoding="utf-8"?>
-<w:ftr xmlns:wpc="http://schemas.microsoft.com/office/word/2010/wordprocessingCanvas" xmlns:cx="http://schemas.microsoft.com/office/drawing/2014/chartex" xmlns:cx1="http://schemas.microsoft.com/office/drawing/2015/9/8/chartex" xmlns:cx2="http://schemas.microsoft.com/office/drawing/2015/10/21/chartex" xmlns:cx3="http://schemas.microsoft.com/office/drawing/2016/5/9/chartex" xmlns:cx4="http://schemas.microsoft.com/office/drawing/2016/5/10/chartex" xmlns:cx5="http://schemas.microsoft.com/office/drawing/2016/5/11/chartex" xmlns:cx6="http://schemas.microsoft.com/office/drawing/2016/5/12/chartex" xmlns:cx7="http://schemas.microsoft.com/office/drawing/2016/5/13/chartex" xmlns:cx8="http://schemas.microsoft.com/office/drawing/2016/5/14/chartex" xmlns:mc="http://schemas.openxmlformats.org/markup-compatibility/2006" xmlns:aink="http://schemas.microsoft.com/office/drawing/2016/ink" xmlns:am3d="http://schemas.microsoft.com/office/drawing/2017/model3d" xmlns:o="urn:schemas-microsoft-com:office:office" xmlns:oel="http://schemas.microsoft.com/office/2019/extlst" xmlns:r="http://schemas.openxmlformats.org/officeDocument/2006/relationships" xmlns:m="http://schemas.openxmlformats.org/officeDocument/2006/math" xmlns:v="urn:schemas-microsoft-com:vml" xmlns:wp14="http://schemas.microsoft.com/office/word/2010/wordprocessingDrawing" xmlns:wp="http://schemas.openxmlformats.org/drawingml/2006/wordprocessingDrawing" xmlns:w10="urn:schemas-microsoft-com:office:word" xmlns:w="http://schemas.openxmlformats.org/wordprocessingml/2006/main" xmlns:w14="http://schemas.microsoft.com/office/word/2010/wordml" xmlns:w15="http://schemas.microsoft.com/office/word/2012/wordml" xmlns:w16cex="http://schemas.microsoft.com/office/word/2018/wordml/cex" xmlns:w16cid="http://schemas.microsoft.com/office/word/2016/wordml/cid" xmlns:w16="http://schemas.microsoft.com/office/word/2018/wordml" xmlns:w16du="http://schemas.microsoft.com/office/word/2023/wordml/word16du" xmlns:w16sdtdh="http://schemas.microsoft.com/office/word/2020/wordml/sdtdatahash" xmlns:w16se="http://schemas.microsoft.com/office/word/2015/wordml/symex" xmlns:wpg="http://schemas.microsoft.com/office/word/2010/wordprocessingGroup" xmlns:wpi="http://schemas.microsoft.com/office/word/2010/wordprocessingInk" xmlns:wne="http://schemas.microsoft.com/office/word/2006/wordml" xmlns:wps="http://schemas.microsoft.com/office/word/2010/wordprocessingShape" mc:Ignorable="w14 w15 w16se w16cid w16 w16cex w16sdtdh w16du wp14">
+<w:ftr xmlns:wpc="http://schemas.microsoft.com/office/word/2010/wordprocessingCanvas" xmlns:cx="http://schemas.microsoft.com/office/drawing/2014/chartex" xmlns:cx1="http://schemas.microsoft.com/office/drawing/2015/9/8/chartex" xmlns:cx2="http://schemas.microsoft.com/office/drawing/2015/10/21/chartex" xmlns:cx3="http://schemas.microsoft.com/office/drawing/2016/5/9/chartex" xmlns:cx4="http://schemas.microsoft.com/office/drawing/2016/5/10/chartex" xmlns:cx5="http://schemas.microsoft.com/office/drawing/2016/5/11/chartex" xmlns:cx6="http://schemas.microsoft.com/office/drawing/2016/5/12/chartex" xmlns:cx7="http://schemas.microsoft.com/office/drawing/2016/5/13/chartex" xmlns:cx8="http://schemas.microsoft.com/office/drawing/2016/5/14/chartex" xmlns:mc="http://schemas.openxmlformats.org/markup-compatibility/2006" xmlns:aink="http://schemas.microsoft.com/office/drawing/2016/ink" xmlns:am3d="http://schemas.microsoft.com/office/drawing/2017/model3d" xmlns:o="urn:schemas-microsoft-com:office:office" xmlns:oel="http://schemas.microsoft.com/office/2019/extlst" xmlns:r="http://schemas.openxmlformats.org/officeDocument/2006/relationships" xmlns:m="http://schemas.openxmlformats.org/officeDocument/2006/math" xmlns:v="urn:schemas-microsoft-com:vml" xmlns:wp14="http://schemas.microsoft.com/office/word/2010/wordprocessingDrawing" xmlns:wp="http://schemas.openxmlformats.org/drawingml/2006/wordprocessingDrawing" xmlns:w10="urn:schemas-microsoft-com:office:word" xmlns:w="http://schemas.openxmlformats.org/wordprocessingml/2006/main" xmlns:w14="http://schemas.microsoft.com/office/word/2010/wordml" xmlns:w15="http://schemas.microsoft.com/office/word/2012/wordml" xmlns:w16cex="http://schemas.microsoft.com/office/word/2018/wordml/cex" xmlns:w16cid="http://schemas.microsoft.com/office/word/2016/wordml/cid" xmlns:w16="http://schemas.microsoft.com/office/word/2018/wordml" xmlns:w16du="http://schemas.microsoft.com/office/word/2023/wordml/word16du" xmlns:w16sdtdh="http://schemas.microsoft.com/office/word/2020/wordml/sdtdatahash" xmlns:w16sdtfl="http://schemas.microsoft.com/office/word/2024/wordml/sdtformatlock" xmlns:w16se="http://schemas.microsoft.com/office/word/2015/wordml/symex" xmlns:wpg="http://schemas.microsoft.com/office/word/2010/wordprocessingGroup" xmlns:wpi="http://schemas.microsoft.com/office/word/2010/wordprocessingInk" xmlns:wne="http://schemas.microsoft.com/office/word/2006/wordml" xmlns:wps="http://schemas.microsoft.com/office/word/2010/wordprocessingShape" mc:Ignorable="w14 w15 w16se w16cid w16 w16cex w16sdtdh w16sdtfl w16du wp14">
   <w:p>
     <w:pPr>
-      <w:pStyle w:val="Fuzeile"/>
+      <w:pStyle w:val="Footer"/>
       <w:framePr w:wrap="none" w:vAnchor="text" w:hAnchor="margin" w:xAlign="right" w:y="1"/>
       <w:rPr>
-        <w:rStyle w:val="Seitenzahl"/>
+        <w:rStyle w:val="PageNumber"/>
       </w:rPr>
     </w:pPr>
     <w:r>
       <w:rPr>
-        <w:rStyle w:val="Seitenzahl"/>
+        <w:rStyle w:val="PageNumber"/>
       </w:rPr>
       <w:fldChar w:fldCharType="begin"/>
     </w:r>
     <w:r>
       <w:rPr>
-        <w:rStyle w:val="Seitenzahl"/>
+        <w:rStyle w:val="PageNumber"/>
       </w:rPr>
       <w:instrText xml:space="preserve">PAGE  </w:instrText>
     </w:r>
     <w:r>
       <w:rPr>
-        <w:rStyle w:val="Seitenzahl"/>
+        <w:rStyle w:val="PageNumber"/>
       </w:rPr>
       <w:fldChar w:fldCharType="end"/>
     </w:r>
   </w:p>
   <w:p>
     <w:pPr>
-      <w:pStyle w:val="Fuzeile"/>
+      <w:pStyle w:val="Footer"/>
       <w:ind w:right="360"/>
     </w:pPr>
   </w:p>
@@ -11731,7 +15068,7 @@
 </file>
 
 <file path=word/footer2.xml><?xml version="1.0" encoding="utf-8"?>
-<w:ftr xmlns:wpc="http://schemas.microsoft.com/office/word/2010/wordprocessingCanvas" xmlns:cx="http://schemas.microsoft.com/office/drawing/2014/chartex" xmlns:cx1="http://schemas.microsoft.com/office/drawing/2015/9/8/chartex" xmlns:cx2="http://schemas.microsoft.com/office/drawing/2015/10/21/chartex" xmlns:cx3="http://schemas.microsoft.com/office/drawing/2016/5/9/chartex" xmlns:cx4="http://schemas.microsoft.com/office/drawing/2016/5/10/chartex" xmlns:cx5="http://schemas.microsoft.com/office/drawing/2016/5/11/chartex" xmlns:cx6="http://schemas.microsoft.com/office/drawing/2016/5/12/chartex" xmlns:cx7="http://schemas.microsoft.com/office/drawing/2016/5/13/chartex" xmlns:cx8="http://schemas.microsoft.com/office/drawing/2016/5/14/chartex" xmlns:mc="http://schemas.openxmlformats.org/markup-compatibility/2006" xmlns:aink="http://schemas.microsoft.com/office/drawing/2016/ink" xmlns:am3d="http://schemas.microsoft.com/office/drawing/2017/model3d" xmlns:o="urn:schemas-microsoft-com:office:office" xmlns:oel="http://schemas.microsoft.com/office/2019/extlst" xmlns:r="http://schemas.openxmlformats.org/officeDocument/2006/relationships" xmlns:m="http://schemas.openxmlformats.org/officeDocument/2006/math" xmlns:v="urn:schemas-microsoft-com:vml" xmlns:wp14="http://schemas.microsoft.com/office/word/2010/wordprocessingDrawing" xmlns:wp="http://schemas.openxmlformats.org/drawingml/2006/wordprocessingDrawing" xmlns:w10="urn:schemas-microsoft-com:office:word" xmlns:w="http://schemas.openxmlformats.org/wordprocessingml/2006/main" xmlns:w14="http://schemas.microsoft.com/office/word/2010/wordml" xmlns:w15="http://schemas.microsoft.com/office/word/2012/wordml" xmlns:w16cex="http://schemas.microsoft.com/office/word/2018/wordml/cex" xmlns:w16cid="http://schemas.microsoft.com/office/word/2016/wordml/cid" xmlns:w16="http://schemas.microsoft.com/office/word/2018/wordml" xmlns:w16du="http://schemas.microsoft.com/office/word/2023/wordml/word16du" xmlns:w16sdtdh="http://schemas.microsoft.com/office/word/2020/wordml/sdtdatahash" xmlns:w16se="http://schemas.microsoft.com/office/word/2015/wordml/symex" xmlns:wpg="http://schemas.microsoft.com/office/word/2010/wordprocessingGroup" xmlns:wpi="http://schemas.microsoft.com/office/word/2010/wordprocessingInk" xmlns:wne="http://schemas.microsoft.com/office/word/2006/wordml" xmlns:wps="http://schemas.microsoft.com/office/word/2010/wordprocessingShape" mc:Ignorable="w14 w15 w16se w16cid w16 w16cex w16sdtdh w16du wp14">
+<w:ftr xmlns:wpc="http://schemas.microsoft.com/office/word/2010/wordprocessingCanvas" xmlns:cx="http://schemas.microsoft.com/office/drawing/2014/chartex" xmlns:cx1="http://schemas.microsoft.com/office/drawing/2015/9/8/chartex" xmlns:cx2="http://schemas.microsoft.com/office/drawing/2015/10/21/chartex" xmlns:cx3="http://schemas.microsoft.com/office/drawing/2016/5/9/chartex" xmlns:cx4="http://schemas.microsoft.com/office/drawing/2016/5/10/chartex" xmlns:cx5="http://schemas.microsoft.com/office/drawing/2016/5/11/chartex" xmlns:cx6="http://schemas.microsoft.com/office/drawing/2016/5/12/chartex" xmlns:cx7="http://schemas.microsoft.com/office/drawing/2016/5/13/chartex" xmlns:cx8="http://schemas.microsoft.com/office/drawing/2016/5/14/chartex" xmlns:mc="http://schemas.openxmlformats.org/markup-compatibility/2006" xmlns:aink="http://schemas.microsoft.com/office/drawing/2016/ink" xmlns:am3d="http://schemas.microsoft.com/office/drawing/2017/model3d" xmlns:o="urn:schemas-microsoft-com:office:office" xmlns:oel="http://schemas.microsoft.com/office/2019/extlst" xmlns:r="http://schemas.openxmlformats.org/officeDocument/2006/relationships" xmlns:m="http://schemas.openxmlformats.org/officeDocument/2006/math" xmlns:v="urn:schemas-microsoft-com:vml" xmlns:wp14="http://schemas.microsoft.com/office/word/2010/wordprocessingDrawing" xmlns:wp="http://schemas.openxmlformats.org/drawingml/2006/wordprocessingDrawing" xmlns:w10="urn:schemas-microsoft-com:office:word" xmlns:w="http://schemas.openxmlformats.org/wordprocessingml/2006/main" xmlns:w14="http://schemas.microsoft.com/office/word/2010/wordml" xmlns:w15="http://schemas.microsoft.com/office/word/2012/wordml" xmlns:w16cex="http://schemas.microsoft.com/office/word/2018/wordml/cex" xmlns:w16cid="http://schemas.microsoft.com/office/word/2016/wordml/cid" xmlns:w16="http://schemas.microsoft.com/office/word/2018/wordml" xmlns:w16du="http://schemas.microsoft.com/office/word/2023/wordml/word16du" xmlns:w16sdtdh="http://schemas.microsoft.com/office/word/2020/wordml/sdtdatahash" xmlns:w16sdtfl="http://schemas.microsoft.com/office/word/2024/wordml/sdtformatlock" xmlns:w16se="http://schemas.microsoft.com/office/word/2015/wordml/symex" xmlns:wpg="http://schemas.microsoft.com/office/word/2010/wordprocessingGroup" xmlns:wpi="http://schemas.microsoft.com/office/word/2010/wordprocessingInk" xmlns:wne="http://schemas.microsoft.com/office/word/2006/wordml" xmlns:wps="http://schemas.microsoft.com/office/word/2010/wordprocessingShape" mc:Ignorable="w14 w15 w16se w16cid w16 w16cex w16sdtdh w16sdtfl w16du wp14">
   <w:p>
     <w:pPr>
       <w:rPr>
@@ -11830,7 +15167,7 @@
 </file>
 
 <file path=word/footnotes.xml><?xml version="1.0" encoding="utf-8"?>
-<w:footnotes xmlns:wpc="http://schemas.microsoft.com/office/word/2010/wordprocessingCanvas" xmlns:cx="http://schemas.microsoft.com/office/drawing/2014/chartex" xmlns:cx1="http://schemas.microsoft.com/office/drawing/2015/9/8/chartex" xmlns:cx2="http://schemas.microsoft.com/office/drawing/2015/10/21/chartex" xmlns:cx3="http://schemas.microsoft.com/office/drawing/2016/5/9/chartex" xmlns:cx4="http://schemas.microsoft.com/office/drawing/2016/5/10/chartex" xmlns:cx5="http://schemas.microsoft.com/office/drawing/2016/5/11/chartex" xmlns:cx6="http://schemas.microsoft.com/office/drawing/2016/5/12/chartex" xmlns:cx7="http://schemas.microsoft.com/office/drawing/2016/5/13/chartex" xmlns:cx8="http://schemas.microsoft.com/office/drawing/2016/5/14/chartex" xmlns:mc="http://schemas.openxmlformats.org/markup-compatibility/2006" xmlns:aink="http://schemas.microsoft.com/office/drawing/2016/ink" xmlns:am3d="http://schemas.microsoft.com/office/drawing/2017/model3d" xmlns:o="urn:schemas-microsoft-com:office:office" xmlns:oel="http://schemas.microsoft.com/office/2019/extlst" xmlns:r="http://schemas.openxmlformats.org/officeDocument/2006/relationships" xmlns:m="http://schemas.openxmlformats.org/officeDocument/2006/math" xmlns:v="urn:schemas-microsoft-com:vml" xmlns:wp14="http://schemas.microsoft.com/office/word/2010/wordprocessingDrawing" xmlns:wp="http://schemas.openxmlformats.org/drawingml/2006/wordprocessingDrawing" xmlns:w10="urn:schemas-microsoft-com:office:word" xmlns:w="http://schemas.openxmlformats.org/wordprocessingml/2006/main" xmlns:w14="http://schemas.microsoft.com/office/word/2010/wordml" xmlns:w15="http://schemas.microsoft.com/office/word/2012/wordml" xmlns:w16cex="http://schemas.microsoft.com/office/word/2018/wordml/cex" xmlns:w16cid="http://schemas.microsoft.com/office/word/2016/wordml/cid" xmlns:w16="http://schemas.microsoft.com/office/word/2018/wordml" xmlns:w16du="http://schemas.microsoft.com/office/word/2023/wordml/word16du" xmlns:w16sdtdh="http://schemas.microsoft.com/office/word/2020/wordml/sdtdatahash" xmlns:w16se="http://schemas.microsoft.com/office/word/2015/wordml/symex" xmlns:wpg="http://schemas.microsoft.com/office/word/2010/wordprocessingGroup" xmlns:wpi="http://schemas.microsoft.com/office/word/2010/wordprocessingInk" xmlns:wne="http://schemas.microsoft.com/office/word/2006/wordml" xmlns:wps="http://schemas.microsoft.com/office/word/2010/wordprocessingShape" mc:Ignorable="w14 w15 w16se w16cid w16 w16cex w16sdtdh w16du wp14">
+<w:footnotes xmlns:wpc="http://schemas.microsoft.com/office/word/2010/wordprocessingCanvas" xmlns:cx="http://schemas.microsoft.com/office/drawing/2014/chartex" xmlns:cx1="http://schemas.microsoft.com/office/drawing/2015/9/8/chartex" xmlns:cx2="http://schemas.microsoft.com/office/drawing/2015/10/21/chartex" xmlns:cx3="http://schemas.microsoft.com/office/drawing/2016/5/9/chartex" xmlns:cx4="http://schemas.microsoft.com/office/drawing/2016/5/10/chartex" xmlns:cx5="http://schemas.microsoft.com/office/drawing/2016/5/11/chartex" xmlns:cx6="http://schemas.microsoft.com/office/drawing/2016/5/12/chartex" xmlns:cx7="http://schemas.microsoft.com/office/drawing/2016/5/13/chartex" xmlns:cx8="http://schemas.microsoft.com/office/drawing/2016/5/14/chartex" xmlns:mc="http://schemas.openxmlformats.org/markup-compatibility/2006" xmlns:aink="http://schemas.microsoft.com/office/drawing/2016/ink" xmlns:am3d="http://schemas.microsoft.com/office/drawing/2017/model3d" xmlns:o="urn:schemas-microsoft-com:office:office" xmlns:oel="http://schemas.microsoft.com/office/2019/extlst" xmlns:r="http://schemas.openxmlformats.org/officeDocument/2006/relationships" xmlns:m="http://schemas.openxmlformats.org/officeDocument/2006/math" xmlns:v="urn:schemas-microsoft-com:vml" xmlns:wp14="http://schemas.microsoft.com/office/word/2010/wordprocessingDrawing" xmlns:wp="http://schemas.openxmlformats.org/drawingml/2006/wordprocessingDrawing" xmlns:w10="urn:schemas-microsoft-com:office:word" xmlns:w="http://schemas.openxmlformats.org/wordprocessingml/2006/main" xmlns:w14="http://schemas.microsoft.com/office/word/2010/wordml" xmlns:w15="http://schemas.microsoft.com/office/word/2012/wordml" xmlns:w16cex="http://schemas.microsoft.com/office/word/2018/wordml/cex" xmlns:w16cid="http://schemas.microsoft.com/office/word/2016/wordml/cid" xmlns:w16="http://schemas.microsoft.com/office/word/2018/wordml" xmlns:w16du="http://schemas.microsoft.com/office/word/2023/wordml/word16du" xmlns:w16sdtdh="http://schemas.microsoft.com/office/word/2020/wordml/sdtdatahash" xmlns:w16sdtfl="http://schemas.microsoft.com/office/word/2024/wordml/sdtformatlock" xmlns:w16se="http://schemas.microsoft.com/office/word/2015/wordml/symex" xmlns:wpg="http://schemas.microsoft.com/office/word/2010/wordprocessingGroup" xmlns:wpi="http://schemas.microsoft.com/office/word/2010/wordprocessingInk" xmlns:wne="http://schemas.microsoft.com/office/word/2006/wordml" xmlns:wps="http://schemas.microsoft.com/office/word/2010/wordprocessingShape" mc:Ignorable="w14 w15 w16se w16cid w16 w16cex w16sdtdh w16sdtfl w16du wp14">
   <w:footnote w:type="separator" w:id="-1">
     <w:p>
       <w:r>
@@ -11849,7 +15186,7 @@
 </file>
 
 <file path=word/header1.xml><?xml version="1.0" encoding="utf-8"?>
-<w:hdr xmlns:wpc="http://schemas.microsoft.com/office/word/2010/wordprocessingCanvas" xmlns:cx="http://schemas.microsoft.com/office/drawing/2014/chartex" xmlns:cx1="http://schemas.microsoft.com/office/drawing/2015/9/8/chartex" xmlns:cx2="http://schemas.microsoft.com/office/drawing/2015/10/21/chartex" xmlns:cx3="http://schemas.microsoft.com/office/drawing/2016/5/9/chartex" xmlns:cx4="http://schemas.microsoft.com/office/drawing/2016/5/10/chartex" xmlns:cx5="http://schemas.microsoft.com/office/drawing/2016/5/11/chartex" xmlns:cx6="http://schemas.microsoft.com/office/drawing/2016/5/12/chartex" xmlns:cx7="http://schemas.microsoft.com/office/drawing/2016/5/13/chartex" xmlns:cx8="http://schemas.microsoft.com/office/drawing/2016/5/14/chartex" xmlns:mc="http://schemas.openxmlformats.org/markup-compatibility/2006" xmlns:aink="http://schemas.microsoft.com/office/drawing/2016/ink" xmlns:am3d="http://schemas.microsoft.com/office/drawing/2017/model3d" xmlns:o="urn:schemas-microsoft-com:office:office" xmlns:oel="http://schemas.microsoft.com/office/2019/extlst" xmlns:r="http://schemas.openxmlformats.org/officeDocument/2006/relationships" xmlns:m="http://schemas.openxmlformats.org/officeDocument/2006/math" xmlns:v="urn:schemas-microsoft-com:vml" xmlns:wp14="http://schemas.microsoft.com/office/word/2010/wordprocessingDrawing" xmlns:wp="http://schemas.openxmlformats.org/drawingml/2006/wordprocessingDrawing" xmlns:w10="urn:schemas-microsoft-com:office:word" xmlns:w="http://schemas.openxmlformats.org/wordprocessingml/2006/main" xmlns:w14="http://schemas.microsoft.com/office/word/2010/wordml" xmlns:w15="http://schemas.microsoft.com/office/word/2012/wordml" xmlns:w16cex="http://schemas.microsoft.com/office/word/2018/wordml/cex" xmlns:w16cid="http://schemas.microsoft.com/office/word/2016/wordml/cid" xmlns:w16="http://schemas.microsoft.com/office/word/2018/wordml" xmlns:w16du="http://schemas.microsoft.com/office/word/2023/wordml/word16du" xmlns:w16sdtdh="http://schemas.microsoft.com/office/word/2020/wordml/sdtdatahash" xmlns:w16se="http://schemas.microsoft.com/office/word/2015/wordml/symex" xmlns:wpg="http://schemas.microsoft.com/office/word/2010/wordprocessingGroup" xmlns:wpi="http://schemas.microsoft.com/office/word/2010/wordprocessingInk" xmlns:wne="http://schemas.microsoft.com/office/word/2006/wordml" xmlns:wps="http://schemas.microsoft.com/office/word/2010/wordprocessingShape" mc:Ignorable="w14 w15 w16se w16cid w16 w16cex w16sdtdh w16du wp14">
+<w:hdr xmlns:wpc="http://schemas.microsoft.com/office/word/2010/wordprocessingCanvas" xmlns:cx="http://schemas.microsoft.com/office/drawing/2014/chartex" xmlns:cx1="http://schemas.microsoft.com/office/drawing/2015/9/8/chartex" xmlns:cx2="http://schemas.microsoft.com/office/drawing/2015/10/21/chartex" xmlns:cx3="http://schemas.microsoft.com/office/drawing/2016/5/9/chartex" xmlns:cx4="http://schemas.microsoft.com/office/drawing/2016/5/10/chartex" xmlns:cx5="http://schemas.microsoft.com/office/drawing/2016/5/11/chartex" xmlns:cx6="http://schemas.microsoft.com/office/drawing/2016/5/12/chartex" xmlns:cx7="http://schemas.microsoft.com/office/drawing/2016/5/13/chartex" xmlns:cx8="http://schemas.microsoft.com/office/drawing/2016/5/14/chartex" xmlns:mc="http://schemas.openxmlformats.org/markup-compatibility/2006" xmlns:aink="http://schemas.microsoft.com/office/drawing/2016/ink" xmlns:am3d="http://schemas.microsoft.com/office/drawing/2017/model3d" xmlns:o="urn:schemas-microsoft-com:office:office" xmlns:oel="http://schemas.microsoft.com/office/2019/extlst" xmlns:r="http://schemas.openxmlformats.org/officeDocument/2006/relationships" xmlns:m="http://schemas.openxmlformats.org/officeDocument/2006/math" xmlns:v="urn:schemas-microsoft-com:vml" xmlns:wp14="http://schemas.microsoft.com/office/word/2010/wordprocessingDrawing" xmlns:wp="http://schemas.openxmlformats.org/drawingml/2006/wordprocessingDrawing" xmlns:w10="urn:schemas-microsoft-com:office:word" xmlns:w="http://schemas.openxmlformats.org/wordprocessingml/2006/main" xmlns:w14="http://schemas.microsoft.com/office/word/2010/wordml" xmlns:w15="http://schemas.microsoft.com/office/word/2012/wordml" xmlns:w16cex="http://schemas.microsoft.com/office/word/2018/wordml/cex" xmlns:w16cid="http://schemas.microsoft.com/office/word/2016/wordml/cid" xmlns:w16="http://schemas.microsoft.com/office/word/2018/wordml" xmlns:w16du="http://schemas.microsoft.com/office/word/2023/wordml/word16du" xmlns:w16sdtdh="http://schemas.microsoft.com/office/word/2020/wordml/sdtdatahash" xmlns:w16sdtfl="http://schemas.microsoft.com/office/word/2024/wordml/sdtformatlock" xmlns:w16se="http://schemas.microsoft.com/office/word/2015/wordml/symex" xmlns:wpg="http://schemas.microsoft.com/office/word/2010/wordprocessingGroup" xmlns:wpi="http://schemas.microsoft.com/office/word/2010/wordprocessingInk" xmlns:wne="http://schemas.microsoft.com/office/word/2006/wordml" xmlns:wps="http://schemas.microsoft.com/office/word/2010/wordprocessingShape" mc:Ignorable="w14 w15 w16se w16cid w16 w16cex w16sdtdh w16sdtfl w16du wp14">
   <w:p>
     <w:pPr>
       <w:jc w:val="right"/>
@@ -11868,14 +15205,14 @@
   </w:p>
   <w:p>
     <w:pPr>
-      <w:pStyle w:val="Kopfzeile"/>
+      <w:pStyle w:val="Header"/>
     </w:pPr>
   </w:p>
 </w:hdr>
 </file>
 
 <file path=word/numbering.xml><?xml version="1.0" encoding="utf-8"?>
-<w:numbering xmlns:wpc="http://schemas.microsoft.com/office/word/2010/wordprocessingCanvas" xmlns:cx="http://schemas.microsoft.com/office/drawing/2014/chartex" xmlns:cx1="http://schemas.microsoft.com/office/drawing/2015/9/8/chartex" xmlns:cx2="http://schemas.microsoft.com/office/drawing/2015/10/21/chartex" xmlns:cx3="http://schemas.microsoft.com/office/drawing/2016/5/9/chartex" xmlns:cx4="http://schemas.microsoft.com/office/drawing/2016/5/10/chartex" xmlns:cx5="http://schemas.microsoft.com/office/drawing/2016/5/11/chartex" xmlns:cx6="http://schemas.microsoft.com/office/drawing/2016/5/12/chartex" xmlns:cx7="http://schemas.microsoft.com/office/drawing/2016/5/13/chartex" xmlns:cx8="http://schemas.microsoft.com/office/drawing/2016/5/14/chartex" xmlns:mc="http://schemas.openxmlformats.org/markup-compatibility/2006" xmlns:aink="http://schemas.microsoft.com/office/drawing/2016/ink" xmlns:am3d="http://schemas.microsoft.com/office/drawing/2017/model3d" xmlns:o="urn:schemas-microsoft-com:office:office" xmlns:oel="http://schemas.microsoft.com/office/2019/extlst" xmlns:r="http://schemas.openxmlformats.org/officeDocument/2006/relationships" xmlns:m="http://schemas.openxmlformats.org/officeDocument/2006/math" xmlns:v="urn:schemas-microsoft-com:vml" xmlns:wp14="http://schemas.microsoft.com/office/word/2010/wordprocessingDrawing" xmlns:wp="http://schemas.openxmlformats.org/drawingml/2006/wordprocessingDrawing" xmlns:w10="urn:schemas-microsoft-com:office:word" xmlns:w="http://schemas.openxmlformats.org/wordprocessingml/2006/main" xmlns:w14="http://schemas.microsoft.com/office/word/2010/wordml" xmlns:w15="http://schemas.microsoft.com/office/word/2012/wordml" xmlns:w16cex="http://schemas.microsoft.com/office/word/2018/wordml/cex" xmlns:w16cid="http://schemas.microsoft.com/office/word/2016/wordml/cid" xmlns:w16="http://schemas.microsoft.com/office/word/2018/wordml" xmlns:w16du="http://schemas.microsoft.com/office/word/2023/wordml/word16du" xmlns:w16sdtdh="http://schemas.microsoft.com/office/word/2020/wordml/sdtdatahash" xmlns:w16se="http://schemas.microsoft.com/office/word/2015/wordml/symex" xmlns:wpg="http://schemas.microsoft.com/office/word/2010/wordprocessingGroup" xmlns:wpi="http://schemas.microsoft.com/office/word/2010/wordprocessingInk" xmlns:wne="http://schemas.microsoft.com/office/word/2006/wordml" xmlns:wps="http://schemas.microsoft.com/office/word/2010/wordprocessingShape" mc:Ignorable="w14 w15 w16se w16cid w16 w16cex w16sdtdh w16du wp14">
+<w:numbering xmlns:wpc="http://schemas.microsoft.com/office/word/2010/wordprocessingCanvas" xmlns:cx="http://schemas.microsoft.com/office/drawing/2014/chartex" xmlns:cx1="http://schemas.microsoft.com/office/drawing/2015/9/8/chartex" xmlns:cx2="http://schemas.microsoft.com/office/drawing/2015/10/21/chartex" xmlns:cx3="http://schemas.microsoft.com/office/drawing/2016/5/9/chartex" xmlns:cx4="http://schemas.microsoft.com/office/drawing/2016/5/10/chartex" xmlns:cx5="http://schemas.microsoft.com/office/drawing/2016/5/11/chartex" xmlns:cx6="http://schemas.microsoft.com/office/drawing/2016/5/12/chartex" xmlns:cx7="http://schemas.microsoft.com/office/drawing/2016/5/13/chartex" xmlns:cx8="http://schemas.microsoft.com/office/drawing/2016/5/14/chartex" xmlns:mc="http://schemas.openxmlformats.org/markup-compatibility/2006" xmlns:aink="http://schemas.microsoft.com/office/drawing/2016/ink" xmlns:am3d="http://schemas.microsoft.com/office/drawing/2017/model3d" xmlns:o="urn:schemas-microsoft-com:office:office" xmlns:oel="http://schemas.microsoft.com/office/2019/extlst" xmlns:r="http://schemas.openxmlformats.org/officeDocument/2006/relationships" xmlns:m="http://schemas.openxmlformats.org/officeDocument/2006/math" xmlns:v="urn:schemas-microsoft-com:vml" xmlns:wp14="http://schemas.microsoft.com/office/word/2010/wordprocessingDrawing" xmlns:wp="http://schemas.openxmlformats.org/drawingml/2006/wordprocessingDrawing" xmlns:w10="urn:schemas-microsoft-com:office:word" xmlns:w="http://schemas.openxmlformats.org/wordprocessingml/2006/main" xmlns:w14="http://schemas.microsoft.com/office/word/2010/wordml" xmlns:w15="http://schemas.microsoft.com/office/word/2012/wordml" xmlns:w16cex="http://schemas.microsoft.com/office/word/2018/wordml/cex" xmlns:w16cid="http://schemas.microsoft.com/office/word/2016/wordml/cid" xmlns:w16="http://schemas.microsoft.com/office/word/2018/wordml" xmlns:w16du="http://schemas.microsoft.com/office/word/2023/wordml/word16du" xmlns:w16sdtdh="http://schemas.microsoft.com/office/word/2020/wordml/sdtdatahash" xmlns:w16sdtfl="http://schemas.microsoft.com/office/word/2024/wordml/sdtformatlock" xmlns:w16se="http://schemas.microsoft.com/office/word/2015/wordml/symex" xmlns:wpg="http://schemas.microsoft.com/office/word/2010/wordprocessingGroup" xmlns:wpi="http://schemas.microsoft.com/office/word/2010/wordprocessingInk" xmlns:wne="http://schemas.microsoft.com/office/word/2006/wordml" xmlns:wps="http://schemas.microsoft.com/office/word/2010/wordprocessingShape" mc:Ignorable="w14 w15 w16se w16cid w16 w16cex w16sdtdh w16sdtfl w16du wp14">
   <w:abstractNum w:abstractNumId="0" w15:restartNumberingAfterBreak="0">
     <w:nsid w:val="1B1649E7"/>
     <w:multiLevelType w:val="hybridMultilevel"/>
@@ -12085,7 +15422,7 @@
 </file>
 
 <file path=word/styles.xml><?xml version="1.0" encoding="utf-8"?>
-<w:styles xmlns:mc="http://schemas.openxmlformats.org/markup-compatibility/2006" xmlns:r="http://schemas.openxmlformats.org/officeDocument/2006/relationships" xmlns:w="http://schemas.openxmlformats.org/wordprocessingml/2006/main" xmlns:w14="http://schemas.microsoft.com/office/word/2010/wordml" xmlns:w15="http://schemas.microsoft.com/office/word/2012/wordml" xmlns:w16cex="http://schemas.microsoft.com/office/word/2018/wordml/cex" xmlns:w16cid="http://schemas.microsoft.com/office/word/2016/wordml/cid" xmlns:w16="http://schemas.microsoft.com/office/word/2018/wordml" xmlns:w16du="http://schemas.microsoft.com/office/word/2023/wordml/word16du" xmlns:w16sdtdh="http://schemas.microsoft.com/office/word/2020/wordml/sdtdatahash" xmlns:w16se="http://schemas.microsoft.com/office/word/2015/wordml/symex" mc:Ignorable="w14 w15 w16se w16cid w16 w16cex w16sdtdh w16du">
+<w:styles xmlns:mc="http://schemas.openxmlformats.org/markup-compatibility/2006" xmlns:r="http://schemas.openxmlformats.org/officeDocument/2006/relationships" xmlns:w="http://schemas.openxmlformats.org/wordprocessingml/2006/main" xmlns:w14="http://schemas.microsoft.com/office/word/2010/wordml" xmlns:w15="http://schemas.microsoft.com/office/word/2012/wordml" xmlns:w16cex="http://schemas.microsoft.com/office/word/2018/wordml/cex" xmlns:w16cid="http://schemas.microsoft.com/office/word/2016/wordml/cid" xmlns:w16="http://schemas.microsoft.com/office/word/2018/wordml" xmlns:w16du="http://schemas.microsoft.com/office/word/2023/wordml/word16du" xmlns:w16sdtdh="http://schemas.microsoft.com/office/word/2020/wordml/sdtdatahash" xmlns:w16sdtfl="http://schemas.microsoft.com/office/word/2024/wordml/sdtformatlock" xmlns:w16se="http://schemas.microsoft.com/office/word/2015/wordml/symex" mc:Ignorable="w14 w15 w16se w16cid w16 w16cex w16sdtdh w16sdtfl w16du">
   <w:docDefaults>
     <w:rPrDefault>
       <w:rPr>
@@ -12471,18 +15808,18 @@
     <w:lsdException w:name="List Table 7 Colorful Accent 6" w:uiPriority="52"/>
     <w:lsdException w:name="Smart Link" w:semiHidden="1" w:unhideWhenUsed="1"/>
   </w:latentStyles>
-  <w:style w:type="paragraph" w:default="1" w:styleId="Standard">
+  <w:style w:type="paragraph" w:default="1" w:styleId="Normal">
     <w:name w:val="Normal"/>
     <w:qFormat/>
-    <w:rsid w:val="00461742"/>
+    <w:rsid w:val="00AC2280"/>
   </w:style>
-  <w:style w:type="character" w:default="1" w:styleId="Absatz-Standardschriftart">
+  <w:style w:type="character" w:default="1" w:styleId="DefaultParagraphFont">
     <w:name w:val="Default Paragraph Font"/>
     <w:uiPriority w:val="1"/>
     <w:semiHidden/>
     <w:unhideWhenUsed/>
   </w:style>
-  <w:style w:type="table" w:default="1" w:styleId="NormaleTabelle">
+  <w:style w:type="table" w:default="1" w:styleId="TableNormal">
     <w:name w:val="Normal Table"/>
     <w:uiPriority w:val="99"/>
     <w:semiHidden/>
@@ -12497,16 +15834,16 @@
       </w:tblCellMar>
     </w:tblPr>
   </w:style>
-  <w:style w:type="numbering" w:default="1" w:styleId="KeineListe">
+  <w:style w:type="numbering" w:default="1" w:styleId="NoList">
     <w:name w:val="No List"/>
     <w:uiPriority w:val="99"/>
     <w:semiHidden/>
     <w:unhideWhenUsed/>
   </w:style>
-  <w:style w:type="paragraph" w:styleId="Kopfzeile">
+  <w:style w:type="paragraph" w:styleId="Header">
     <w:name w:val="header"/>
-    <w:basedOn w:val="Standard"/>
-    <w:link w:val="KopfzeileZchn"/>
+    <w:basedOn w:val="Normal"/>
+    <w:link w:val="HeaderChar"/>
     <w:uiPriority w:val="99"/>
     <w:unhideWhenUsed/>
     <w:rsid w:val="00581DDA"/>
@@ -12517,17 +15854,17 @@
       </w:tabs>
     </w:pPr>
   </w:style>
-  <w:style w:type="character" w:customStyle="1" w:styleId="KopfzeileZchn">
-    <w:name w:val="Kopfzeile Zchn"/>
-    <w:basedOn w:val="Absatz-Standardschriftart"/>
-    <w:link w:val="Kopfzeile"/>
+  <w:style w:type="character" w:customStyle="1" w:styleId="HeaderChar">
+    <w:name w:val="Header Char"/>
+    <w:basedOn w:val="DefaultParagraphFont"/>
+    <w:link w:val="Header"/>
     <w:uiPriority w:val="99"/>
     <w:rsid w:val="00581DDA"/>
   </w:style>
-  <w:style w:type="paragraph" w:styleId="Fuzeile">
+  <w:style w:type="paragraph" w:styleId="Footer">
     <w:name w:val="footer"/>
-    <w:basedOn w:val="Standard"/>
-    <w:link w:val="FuzeileZchn"/>
+    <w:basedOn w:val="Normal"/>
+    <w:link w:val="FooterChar"/>
     <w:uiPriority w:val="99"/>
     <w:unhideWhenUsed/>
     <w:rsid w:val="00581DDA"/>
@@ -12538,24 +15875,24 @@
       </w:tabs>
     </w:pPr>
   </w:style>
-  <w:style w:type="character" w:customStyle="1" w:styleId="FuzeileZchn">
-    <w:name w:val="Fußzeile Zchn"/>
-    <w:basedOn w:val="Absatz-Standardschriftart"/>
-    <w:link w:val="Fuzeile"/>
+  <w:style w:type="character" w:customStyle="1" w:styleId="FooterChar">
+    <w:name w:val="Footer Char"/>
+    <w:basedOn w:val="DefaultParagraphFont"/>
+    <w:link w:val="Footer"/>
     <w:uiPriority w:val="99"/>
     <w:rsid w:val="00581DDA"/>
   </w:style>
-  <w:style w:type="character" w:styleId="Seitenzahl">
+  <w:style w:type="character" w:styleId="PageNumber">
     <w:name w:val="page number"/>
-    <w:basedOn w:val="Absatz-Standardschriftart"/>
+    <w:basedOn w:val="DefaultParagraphFont"/>
     <w:uiPriority w:val="99"/>
     <w:semiHidden/>
     <w:unhideWhenUsed/>
     <w:rsid w:val="00581DDA"/>
   </w:style>
-  <w:style w:type="table" w:styleId="Tabellenraster">
+  <w:style w:type="table" w:styleId="TableGrid">
     <w:name w:val="Table Grid"/>
-    <w:basedOn w:val="NormaleTabelle"/>
+    <w:basedOn w:val="TableNormal"/>
     <w:uiPriority w:val="39"/>
     <w:rsid w:val="00BE3CA1"/>
     <w:tblPr>
@@ -12569,10 +15906,10 @@
       </w:tblBorders>
     </w:tblPr>
   </w:style>
-  <w:style w:type="paragraph" w:styleId="Dokumentstruktur">
+  <w:style w:type="paragraph" w:styleId="DocumentMap">
     <w:name w:val="Document Map"/>
-    <w:basedOn w:val="Standard"/>
-    <w:link w:val="DokumentstrukturZchn"/>
+    <w:basedOn w:val="Normal"/>
+    <w:link w:val="DocumentMapChar"/>
     <w:uiPriority w:val="99"/>
     <w:semiHidden/>
     <w:unhideWhenUsed/>
@@ -12581,10 +15918,10 @@
       <w:rFonts w:ascii="Times New Roman" w:hAnsi="Times New Roman" w:cs="Times New Roman"/>
     </w:rPr>
   </w:style>
-  <w:style w:type="character" w:customStyle="1" w:styleId="DokumentstrukturZchn">
-    <w:name w:val="Dokumentstruktur Zchn"/>
-    <w:basedOn w:val="Absatz-Standardschriftart"/>
-    <w:link w:val="Dokumentstruktur"/>
+  <w:style w:type="character" w:customStyle="1" w:styleId="DocumentMapChar">
+    <w:name w:val="Document Map Char"/>
+    <w:basedOn w:val="DefaultParagraphFont"/>
+    <w:link w:val="DocumentMap"/>
     <w:uiPriority w:val="99"/>
     <w:semiHidden/>
     <w:rsid w:val="0081088A"/>
@@ -12592,9 +15929,9 @@
       <w:rFonts w:ascii="Times New Roman" w:hAnsi="Times New Roman" w:cs="Times New Roman"/>
     </w:rPr>
   </w:style>
-  <w:style w:type="paragraph" w:styleId="Listenabsatz">
+  <w:style w:type="paragraph" w:styleId="ListParagraph">
     <w:name w:val="List Paragraph"/>
-    <w:basedOn w:val="Standard"/>
+    <w:basedOn w:val="Normal"/>
     <w:uiPriority w:val="34"/>
     <w:qFormat/>
     <w:rsid w:val="00043A4C"/>
@@ -12603,10 +15940,10 @@
       <w:contextualSpacing/>
     </w:pPr>
   </w:style>
-  <w:style w:type="paragraph" w:styleId="Sprechblasentext">
+  <w:style w:type="paragraph" w:styleId="BalloonText">
     <w:name w:val="Balloon Text"/>
-    <w:basedOn w:val="Standard"/>
-    <w:link w:val="SprechblasentextZchn"/>
+    <w:basedOn w:val="Normal"/>
+    <w:link w:val="BalloonTextChar"/>
     <w:uiPriority w:val="99"/>
     <w:semiHidden/>
     <w:unhideWhenUsed/>
@@ -12617,10 +15954,10 @@
       <w:szCs w:val="16"/>
     </w:rPr>
   </w:style>
-  <w:style w:type="character" w:customStyle="1" w:styleId="SprechblasentextZchn">
-    <w:name w:val="Sprechblasentext Zchn"/>
-    <w:basedOn w:val="Absatz-Standardschriftart"/>
-    <w:link w:val="Sprechblasentext"/>
+  <w:style w:type="character" w:customStyle="1" w:styleId="BalloonTextChar">
+    <w:name w:val="Balloon Text Char"/>
+    <w:basedOn w:val="DefaultParagraphFont"/>
+    <w:link w:val="BalloonText"/>
     <w:uiPriority w:val="99"/>
     <w:semiHidden/>
     <w:rsid w:val="002233C4"/>
@@ -12630,7 +15967,7 @@
       <w:szCs w:val="16"/>
     </w:rPr>
   </w:style>
-  <w:style w:type="paragraph" w:styleId="KeinLeerraum">
+  <w:style w:type="paragraph" w:styleId="NoSpacing">
     <w:name w:val="No Spacing"/>
     <w:uiPriority w:val="1"/>
     <w:qFormat/>
